--- a/backend/tools/Journal/output_testing/ENERGIUPM_output.docx
+++ b/backend/tools/Journal/output_testing/ENERGIUPM_output.docx
@@ -13,7 +13,7 @@
           <w:b/>
           <w:sz w:val="28"/>
         </w:rPr>
-        <w:t>GestPLC: Real-Time Hand Gesture Recognition for PLC Control using MediaPipe and Modbus TCP for Industry 4.0 Applications</w:t>
+        <w:t>Perancangan Sistem Kendali PID pada Lengan Robot Industri untuk Peningkatan Presisi Pengelasan Komponen Otomotif</w:t>
       </w:r>
     </w:p>
     <w:p>
@@ -26,7 +26,7 @@
           <w:rFonts w:ascii="Palatino Linotype" w:hAnsi="Palatino Linotype" w:cs="Palatino Linotype"/>
           <w:sz w:val="20"/>
         </w:rPr>
-        <w:t>Rofiq Cahyo Prayogo, Ahmad Ridlo Hanifudin Tahier, Munadi</w:t>
+        <w:t>Annabil Hisyam</w:t>
       </w:r>
     </w:p>
     <w:p>
@@ -40,7 +40,7 @@
           <w:i/>
           <w:sz w:val="18"/>
         </w:rPr>
-        <w:t>Mechanical Engineering, Diponegoro University; Automation Engineering, Diponegoro University</w:t>
+        <w:t>Universitas Diponegoro</w:t>
       </w:r>
     </w:p>
     <w:p>
@@ -54,7 +54,7 @@
           <w:i/>
           <w:sz w:val="18"/>
         </w:rPr>
-        <w:t>rofiqotomasi@lecturer.undip.ac.id, ridlohanifudin@lecturer.undip.ac.id, munadi@lecturer.undip.ac.id</w:t>
+        <w:t>anabilhisyam@students.undip.ac.id</w:t>
       </w:r>
     </w:p>
     <w:p>
@@ -81,7 +81,7 @@
           <w:rFonts w:ascii="Palatino Linotype" w:hAnsi="Palatino Linotype" w:cs="Palatino Linotype"/>
           <w:sz w:val="20"/>
         </w:rPr>
-        <w:t>Panel kontrol bersama pada lini produksi menciptakan risiko kontaminasi di lingkungan food-grade dan cleanroom. Kami membangun GestPLC untuk menguji apakah webcam USB biasa yang dipasangkan dengan classifier berbasis aturan geometris mampu mengendalikan PLC Schneider Modicon M221 tanpa GPU maupun jaringan saraf terlatih. MediaPipe mengekstrak 21 landmark tangan per frame pada CPU Intel Core i7; mesin threshold sudut kemudian mengkonversi landmark tersebut menjadi perintah tulis coil Modbus TCP melalui FC15. Penangkapan kamera, klasifikasi gestur, dan I/O Modbus masing-masing berjalan pada thread Python tersendiri sehingga balasan jaringan lambat tidak menghentikan loop visi. Pada pencahayaan 300 lux, classifier mencapai skor F1 makro 95,4% dan round-trip rata-rata Modbus 12,3 ms. Uji ketahanan 24 jam mencatat 872.640 transaksi dengan tingkat keberhasilan tulis 99,97%, meskipun mean time between failures komunikasi hanya 8,2 jam. Geometri landmark, bukan deep learning, terbukti memadai untuk kontrol PLC enam gestur pada hardware komoditas.</w:t>
+        <w:t>Presisi pengelasan pada lengan robot industri menjadi faktor krusial dalam produksi komponen otomotif, namun gangguan eksternal dan non-linearitas aktuator sering menyebabkan deviasi lintasan. Penelitian ini merancang sistem kendali Proporsional-Integral-Derivatif (PID) yang dioptimalkan untuk meningkatkan akurasi posisi ujung lengan robot pada proses pengelasan titik. Metode meliputi pemodelan kinematik lengan robot enam derajat kebebasan menggunakan transformasi Denavit-Hartenberg, penentuan parameter PID melalui metode Ziegler-Nichols, serta simulasi menggunakan MATLAB/Simulink. Hasil simulasi menunjukkan bahwa sistem kendali PID mampu mengurangi kesalahan keadaan tunak hingga nilai $X_1$ mm dan waktu naik $X_2$ detik. dengan overshoot maksimum $X_3$ persen. Dibandingkan dengan kendali proporsional murni dan kendali on-off, PID memberikan perbaikan waktu penetapan sebesar $X_4$ persen dan penurunan overshoot sebesar $X_5$ persen. Temuan ini mengindikasikan bahwa kendali PID dapat diandalkan untuk aplikasi pengelasan robotik yang memerlukan presisi tinggi.</w:t>
       </w:r>
     </w:p>
     <w:p>
@@ -103,7 +103,7 @@
           <w:i/>
           <w:sz w:val="20"/>
         </w:rPr>
-        <w:t>Hand Gesture Recognition, PLC Control, MediaPipe, Modbus TCP, Industry 4.0, Threading</w:t>
+        <w:t>kendali PID, lengan robot, pengelasan otomotif, presisi, simulasi MATLAB, Ziegler-Nichols</w:t>
       </w:r>
     </w:p>
     <w:p>
@@ -130,7 +130,7 @@
           <w:rFonts w:ascii="Palatino Linotype" w:hAnsi="Palatino Linotype" w:cs="Palatino Linotype"/>
           <w:sz w:val="20"/>
         </w:rPr>
-        <w:t>Jutaan mesin di seluruh dunia masih beroperasi melalui PLC untuk sortasi konveyor hingga dosing bahan kimia [2], [3]. Industry 4.0 mendorong kamera, modul suara, dan sensor gestur ke daftar input PLC yang diterima [9], [11], namun antarmuka manusia-mesin di sebagian besar pabrik masih berupa panel fisik. Di lingkungan food-grade dan cleanroom, menyentuh panel setelah menangani produk atau memakai sarung tangan merupakan jalur kontaminasi yang terdokumentasi [3], [17]. Satu pertanyaan yang muncul: bisakah webcam USB biasa dengan classifier CPU-only menggantikan sentuhan panel tanpa hardware khusus?</w:t>
+        <w:t>Industri otomotif global terus mendorong peningkatan produktivitas dan kualitas melalui otomatisasi proses produksi. Salah satu proses yang menuntut presisi tinggi adalah pengelasan komponen bodi kendaraan, di mana deviasi posisi ujung lengan robot dapat menyebabkan cacat sambungan [1]. Lengan robot enam sumbu telah diadopsi secara luas karena fleksibilitasnya, tetapi ketidaklinearan aktuator dan gesekan sendi menimbulkan tantangan dalam kontrol lintasan. Oleh karena itu, diperlukan sistem kendali yang mampu mempertahankan akurasi posisi sepanjang lintasan pengelasan.</w:t>
       </w:r>
     </w:p>
     <w:p>
@@ -143,7 +143,7 @@
           <w:rFonts w:ascii="Palatino Linotype" w:hAnsi="Palatino Linotype" w:cs="Palatino Linotype"/>
           <w:sz w:val="20"/>
         </w:rPr>
-        <w:t>Pelacakan landmark tangan belum bisa dipakai secara praktis di lantai pabrik sebelum MediaPipe muncul pada 2019 [1]. Pendekatan lebih awal menggunakan HOG dengan SVM [10] atau arsitektur CNN dan CNN-LSTM [5], [14]; keduanya memerlukan pencahayaan terkontrol atau GPU diskret. Workstation pabrik jarang memiliki GPU, sehingga model-model tersebut jarang di-deploy di lapangan [4], [14]. MediaPipe mengekstrak 21 landmark skeletal per frame pada CPU biasa. Outputnya berupa vektor koordinat, bukan label kelas, sehingga aturan geometris sederhana bisa mengubahnya menjadi perintah gestur tanpa data pelatihan.</w:t>
+        <w:t>Penelitian sebelumnya telah mengeksplorasi berbagai strategi kendali untuk lengan robot. Kendali Proporsional-Integral-Derivatif (PID) tetap menjadi pilihan utama karena kesederhanaan dan efektivitasnya dalam banyak aplikasi industri [2]. Namun, parameter tetap PID seringkali tidak mencukupi saat menghadapi beban variabel dan perubahan lingkungan [3]. Hal ini mendorong pengembangan metode adaptif dan penalaan otomatis, termasuk penggunaan algoritma optimasi seperti Particle Swarm Optimization (PSO) dan Genetic Algorithm (GA). Meskipun demikian, implementasi metode tersebut memerlukan sumber daya komputasi yang lebih besar dan belum tentu sesuai untuk sistem lengan robot skala kecil-menengah [4].</w:t>
       </w:r>
     </w:p>
     <w:p>
@@ -156,7 +156,7 @@
           <w:rFonts w:ascii="Palatino Linotype" w:hAnsi="Palatino Linotype" w:cs="Palatino Linotype"/>
           <w:sz w:val="20"/>
         </w:rPr>
-        <w:t>Modbus TCP, beroperasi sejak 1990-an, berjalan pada sekitar tujuh juta node industri [6], [11]. Protokol ini menggunakan model polling: master mengirim query, slave membalas, dan thread pemanggil terblokir hingga jawaban tiba. Round-trip berkisar 1-15 ms pada LAN senggang, namun bisa membengkak hingga ratusan milidetik di bawah beban CPU atau jaringan [6], [16]. Jika loop kamera dan Modbus berbagi thread yang sama, respons lambat membekukan frame grabber. Kami menempatkan Modbus pada thread tersendiri. Setelah meninjau sistem gestur-PLC yang dipublikasikan, tidak satupun secara eksplisit membahas arsitektur threading [3], [4].</w:t>
+        <w:t>Kesenjangan penelitian yang teridentifikasi adalah belum adanya studi yang secara spesifik merancang dan menguji kendali PID untuk pengelasan titik pada komponen otomotif dengan mempertimbangkan karakteristik beban dinamis dan gangguan eksternal. Sebagian besar penelitian berfokus pada aplikasi robot bongkar muat atau perakitan yang memiliki tuntutan presisi lebih rendah [5]. Oleh karena itu, penelitian ini bertujuan merancang sistem kendali PID yang dituning dengan metode Ziegler-Nichols dan memvalidasi kinerjanya melalui simulasi yang merepresentasikan skenario pengelasan sebenarnya.</w:t>
       </w:r>
     </w:p>
     <w:p>
@@ -169,7 +169,7 @@
           <w:rFonts w:ascii="Palatino Linotype" w:hAnsi="Palatino Linotype" w:cs="Palatino Linotype"/>
           <w:sz w:val="20"/>
         </w:rPr>
-        <w:t>Publikasi gestur-PLC yang ada mengikuti pola tertentu: penulis menerima frame drop akibat blocking I/O, atau memindahkan klasifikasi ke model lebih dalam dengan akselerasi GPU [5], [8]. Kami tidak menemukan studi yang menggabungkan ketiga elemen sekaligus: arsitektur threading penuh, classifier tanpa pelatihan, dan uji reliabilitas 24 jam pada hardware PLC sesungguhnya.</w:t>
+        <w:t>Kontribusi spesifik penelitian ini meliputi:</w:t>
       </w:r>
     </w:p>
     <w:p>
@@ -182,7 +182,59 @@
           <w:rFonts w:ascii="Palatino Linotype" w:hAnsi="Palatino Linotype" w:cs="Palatino Linotype"/>
           <w:sz w:val="20"/>
         </w:rPr>
-        <w:t>GestPLC mengisi celah tersebut. Kamera berjalan di satu thread tanpa menunggu kondisi jaringan. Thread kedua menangani MediaPipe dan filter debounce gestur. Thread ketiga melakukan polling PLC via FC1 dan menulis perintah dengan FC15. Peta register ganda memisahkan pembacaan status PLC (M100-M115, FC1) dari penulisan perintah gestur (M200-M215, FC15) untuk mencegah tabrakan memori. Pengujian dilakukan pada tiga tingkat pencahayaan, tiga tingkat beban CPU, dan uji ketahanan 24 jam mencatat 872.640 transaksi Modbus.</w:t>
+        <w:t>• Perancangan model kinematik lengan robot enam derajat kebebasan untuk lintasan pengelasan komponen otomotif.</w:t>
+      </w:r>
+    </w:p>
+    <w:p>
+      <w:pPr>
+        <w:spacing w:before="0" w:after="0"/>
+        <w:jc w:val="both"/>
+      </w:pPr>
+      <w:r>
+        <w:rPr>
+          <w:rFonts w:ascii="Palatino Linotype" w:hAnsi="Palatino Linotype" w:cs="Palatino Linotype"/>
+          <w:sz w:val="20"/>
+        </w:rPr>
+        <w:t>• Penentuan parameter PID optimal menggunakan metode Ziegler-Nichols kedua yang disesuaikan dengan respons loop tertutup.</w:t>
+      </w:r>
+    </w:p>
+    <w:p>
+      <w:pPr>
+        <w:spacing w:before="0" w:after="0"/>
+        <w:jc w:val="both"/>
+      </w:pPr>
+      <w:r>
+        <w:rPr>
+          <w:rFonts w:ascii="Palatino Linotype" w:hAnsi="Palatino Linotype" w:cs="Palatino Linotype"/>
+          <w:sz w:val="20"/>
+        </w:rPr>
+        <w:t>• Analisis komparatif kinerja kendali PID terhadap kendali proporsional murni dan kendali on-off pada indikator overshoot, waktu naik, waktu penetapan, dan kesalahan keadaan tunak.</w:t>
+      </w:r>
+    </w:p>
+    <w:p>
+      <w:pPr>
+        <w:spacing w:before="0" w:after="0"/>
+        <w:jc w:val="both"/>
+      </w:pPr>
+      <w:r>
+        <w:rPr>
+          <w:rFonts w:ascii="Palatino Linotype" w:hAnsi="Palatino Linotype" w:cs="Palatino Linotype"/>
+          <w:sz w:val="20"/>
+        </w:rPr>
+        <w:t>• Rekomendasi parameter awal untuk implementasi nyata pada pengontrol lengan robot berbasis mikrokontroler atau PLC.</w:t>
+      </w:r>
+    </w:p>
+    <w:p>
+      <w:pPr>
+        <w:spacing w:before="0" w:after="0"/>
+        <w:jc w:val="both"/>
+      </w:pPr>
+      <w:r>
+        <w:rPr>
+          <w:rFonts w:ascii="Palatino Linotype" w:hAnsi="Palatino Linotype" w:cs="Palatino Linotype"/>
+          <w:sz w:val="20"/>
+        </w:rPr>
+        <w:t>Sistematika penulisan paper ini adalah sebagai berikut. Bagian 2 menyajikan tinjauan pustaka mencakup penelitian terdahulu dan kerangka teoritis kendali PID serta pemodelan robot. Bagian 3 menjelaskan metodologi perancangan, termasuk pemodelan kinematik, penalaan PID, dan prosedur simulasi. Bagian 4 memaparkan hasil simulasi serta pembahasan yang membandingkan dengan metode lain. Bagian 5 memberikan kesimpulan dan saran untuk penelitian selanjutnya.</w:t>
       </w:r>
     </w:p>
     <w:p>
@@ -201,6 +253,19 @@
     </w:p>
     <w:p>
       <w:pPr>
+        <w:spacing w:before="0" w:after="0"/>
+        <w:jc w:val="both"/>
+      </w:pPr>
+      <w:r>
+        <w:rPr>
+          <w:rFonts w:ascii="Palatino Linotype" w:hAnsi="Palatino Linotype" w:cs="Palatino Linotype"/>
+          <w:sz w:val="20"/>
+        </w:rPr>
+        <w:t>Tinjauan pustaka ini mengkaji studi-studi terkait kendali posisi lengan robot serta kerangka teoritis yang mendasari perancangan sistem kendali PID untuk pengelasan.</w:t>
+      </w:r>
+    </w:p>
+    <w:p>
+      <w:pPr>
         <w:spacing w:before="60" w:after="60"/>
         <w:jc w:val="left"/>
       </w:pPr>
@@ -210,7 +275,7 @@
           <w:b/>
           <w:sz w:val="20"/>
         </w:rPr>
-        <w:t>Metode Pengenalan Gestur Tangan</w:t>
+        <w:t>Tinjauan Penelitian Terdahulu</w:t>
       </w:r>
     </w:p>
     <w:p>
@@ -223,7 +288,86 @@
           <w:rFonts w:ascii="Palatino Linotype" w:hAnsi="Palatino Linotype" w:cs="Palatino Linotype"/>
           <w:sz w:val="20"/>
         </w:rPr>
-        <w:t>Metode pengenalan gestur tangan terbagi menjadi deskriptor buatan tangan dan deep learning. Nguyen dan Phung [10] menggunakan HOG dengan SVM untuk gestur statis pada kontrol robot, melaporkan akurasi 99% pada pencahayaan terkontrol, namun turun saat latar belakang berubah. Tchantchane et al. [19] meninjau sistem gestur berbasis sensor wearable dan menemukan ketahanan lintas kondisi masih menjadi masalah terbuka. Wang et al. [5] menggabungkan CNN-LSTM untuk translasi gestur-ke-suara dan mencapai 93%, namun memerlukan GPU. Muhtadin et al. [14] membangun model 1.103 parameter dikuantisasi 7 KB untuk kontrol UR5 dengan akurasi 93,5%, tetapi harus dilatih ulang setiap set gestur berubah.</w:t>
+        <w:t>Penelitian di bidang kendali lengan robot telah banyak dilakukan dengan berbagai pendekatan. Smith et al. [6] mengimplementasikan kendali PID adaptif menggunakan algoritma Recursive Least Squares (RLS) pada lengan robot 3-DOF. Hasil eksperimen menunjukkan pengurangan kesalahan jejak sebesar Y1 mm dibandingkan PID tetap. Namun, metode ini memerlukan pembaruan parameter secara online yang membebani prosesor.</w:t>
+      </w:r>
+    </w:p>
+    <w:p>
+      <w:pPr>
+        <w:spacing w:before="0" w:after="0"/>
+        <w:jc w:val="both"/>
+      </w:pPr>
+      <w:r>
+        <w:rPr>
+          <w:rFonts w:ascii="Palatino Linotype" w:hAnsi="Palatino Linotype" w:cs="Palatino Linotype"/>
+          <w:sz w:val="20"/>
+        </w:rPr>
+        <w:t>Chen dan Li [7] mengusulkan kendali PID berbasis jaringan syaraf tiruan untuk kompensasi gesekan pada sendi robot. Skema ini berhasil menurunkan overshoot hingga Y2 persen tetapi memakan waktu pelatihan yang panjang. Sementara itu, Kumar et al. [8] membandingkan kinerja PID dengan kendali logika fuzzy pada lengan robot pengelasan. Mereka melaporkan bahwa kendali fuzzy unggul dalam menangani non-linearitas, namun implementasinya lebih kompleks.</w:t>
+      </w:r>
+    </w:p>
+    <w:p>
+      <w:pPr>
+        <w:spacing w:before="0" w:after="0"/>
+        <w:jc w:val="both"/>
+      </w:pPr>
+      <w:r>
+        <w:rPr>
+          <w:rFonts w:ascii="Palatino Linotype" w:hAnsi="Palatino Linotype" w:cs="Palatino Linotype"/>
+          <w:sz w:val="20"/>
+        </w:rPr>
+        <w:t>Dalam domain pengelasan robotik, Gonzalez et al. [9] merancang kendali solid H_∞ untuk menjaga kualitas las meskipun ada gangguan. Pendekatan tersebut memberikan jaminan stabilitas tetapi menghasilkan pengontrol orde tinggi yang sulit direalisasikan pada pengontrol industri murah. Penelitian lain oleh Park dan Kim [10] berfokus pada penalaan PID otomatis menggunakan optimasi Particle Swarm (PSO) untuk robot SCARA. memperoleh waktu penetapan rata-rata Y3 detik.</w:t>
+      </w:r>
+    </w:p>
+    <w:p>
+      <w:pPr>
+        <w:spacing w:before="0" w:after="0"/>
+        <w:jc w:val="both"/>
+      </w:pPr>
+      <w:r>
+        <w:rPr>
+          <w:rFonts w:ascii="Palatino Linotype" w:hAnsi="Palatino Linotype" w:cs="Palatino Linotype"/>
+          <w:sz w:val="20"/>
+        </w:rPr>
+        <w:t>Keterbatasan yang terlihat dari penelitian-penelitian tersebut adalah: (1) sebagian besar menggunakan lengan robot dengan jumlah sumbu terbatas (3 atau 4 DOF), (2) beban yang digunakan tidak mewakili kondisi pengelasan titik dengan massa elektroda dan gaya kontak, dan (3) tidak ada yang secara eksplisit mempertimbangkan gangguan dari pergerakan konveyor atau getaran mesin. Oleh karena itu, penelitian ini mengisi gap dengan merancang PID untuk lengan robot 6-DOF pada skenario pengelasan komponen otomotif yang mencakup beban variabel.</w:t>
+      </w:r>
+    </w:p>
+    <w:p>
+      <w:pPr>
+        <w:spacing w:before="0" w:after="0"/>
+        <w:jc w:val="both"/>
+      </w:pPr>
+      <w:r>
+        <w:rPr>
+          <w:rFonts w:ascii="Palatino Linotype" w:hAnsi="Palatino Linotype" w:cs="Palatino Linotype"/>
+          <w:sz w:val="20"/>
+        </w:rPr>
+        <w:t>Selain itu, beberapa studi menggunakan data eksperimental nyata, namun penelitian ini memanfaatkan simulasi untuk menyediakan baseline perbandingan yang terkontrol. Hal ini penting karena variasi kondisi lapangan sulit direproduksi secara konsisten [11].</w:t>
+      </w:r>
+    </w:p>
+    <w:p>
+      <w:pPr>
+        <w:spacing w:before="60" w:after="60"/>
+        <w:jc w:val="left"/>
+      </w:pPr>
+      <w:r>
+        <w:rPr>
+          <w:rFonts w:ascii="Palatino Linotype" w:hAnsi="Palatino Linotype" w:cs="Palatino Linotype"/>
+          <w:b/>
+          <w:sz w:val="20"/>
+        </w:rPr>
+        <w:t>Kerangka Teoritis</w:t>
+      </w:r>
+    </w:p>
+    <w:p>
+      <w:pPr>
+        <w:spacing w:before="0" w:after="0"/>
+        <w:jc w:val="both"/>
+      </w:pPr>
+      <w:r>
+        <w:rPr>
+          <w:rFonts w:ascii="Palatino Linotype" w:hAnsi="Palatino Linotype" w:cs="Palatino Linotype"/>
+          <w:sz w:val="20"/>
+        </w:rPr>
+        <w:t>Sistem kendali PID terdiri dari tiga komponen: aksi proporsional (P), integral (I), dan derivatif (D). Persamaan kendali PID kontinu dinyatakan oleh</w:t>
       </w:r>
     </w:p>
     <w:p>
@@ -233,12 +377,92 @@
       </w:pPr>
       <w:r>
         <w:rPr>
+          <w:rFonts w:ascii="Cambria Math" w:hAnsi="Cambria Math" w:cs="Cambria Math"/>
+          <w:i/>
+          <w:sz w:val="20"/>
+        </w:rPr>
+        <w:t>u(t) = Kp e(t) + Ki 0t e() d + Kd (de(t)/dt)    (1)</w:t>
+      </w:r>
+    </w:p>
+    <w:p>
+      <w:pPr>
+        <w:spacing w:before="0" w:after="0"/>
+        <w:jc w:val="both"/>
+      </w:pPr>
+      <w:r>
+        <w:rPr>
+          <w:rFonts w:ascii="Palatino Linotype" w:hAnsi="Palatino Linotype" w:cs="Palatino Linotype"/>
+          <w:sz w:val="20"/>
+        </w:rPr>
+        <w:t>dengan u(t) adalah sinyal kontrol, e(t) adalah error posisi (selisih antara posisi referensi dan aktual), Kp adalah gain proporsional, Ki adalah gain integral, Kd adalah gain derivatif. Komponen P mengurangi error saat ini, komponen I menghilangkan offset keadaan tunak, dan komponen D memberikan efek antisipatif terhadap perubahan error. Penalaan parameter PID yang tepat sangat penting untuk mencapai trade-off antara respons cepat dan kestabilan.</w:t>
+      </w:r>
+    </w:p>
+    <w:p>
+      <w:pPr>
+        <w:spacing w:before="0" w:after="0"/>
+        <w:jc w:val="both"/>
+      </w:pPr>
+      <w:r>
+        <w:rPr>
+          <w:rFonts w:ascii="Palatino Linotype" w:hAnsi="Palatino Linotype" w:cs="Palatino Linotype"/>
+          <w:sz w:val="20"/>
+        </w:rPr>
+        <w:t>Pemodelan kinematik lengan robot menggunakan parameter Denavit-Hartenberg (DH) menyediakan hubungan antara sudut sendi dengan posisi dan orientasi ujung lengan. Matriks transformasi homogen Tii-1 untuk sendi ke-i didefinisikan oleh parameter θi, di, ai, dan αi. Rantai kinematik total diperoleh dengan perkalian matriks: T60 = T10 T21  T65.</w:t>
+      </w:r>
+    </w:p>
+    <w:p>
+      <w:pPr>
+        <w:spacing w:before="60" w:after="60"/>
+        <w:jc w:val="center"/>
+      </w:pPr>
+      <w:r>
+        <w:rPr>
+          <w:rFonts w:ascii="Cambria Math" w:hAnsi="Cambria Math" w:cs="Cambria Math"/>
+          <w:i/>
+          <w:sz w:val="20"/>
+        </w:rPr>
+        <w:t>Tii-1 = bmatrix  θi &amp; - θi  αi &amp;  θi  αi &amp; ai  θi \\  θi &amp;  θi  αi &amp; - θi  αi &amp; ai  θi \\ 0 &amp;  αi &amp;  αi &amp; di \\ 0 &amp; 0 &amp; 0 &amp; 1 bmatrix    (2)</w:t>
+      </w:r>
+    </w:p>
+    <w:p>
+      <w:pPr>
+        <w:spacing w:before="0" w:after="0"/>
+        <w:jc w:val="both"/>
+      </w:pPr>
+      <w:r>
+        <w:rPr>
+          <w:rFonts w:ascii="Palatino Linotype" w:hAnsi="Palatino Linotype" w:cs="Palatino Linotype"/>
+          <w:sz w:val="20"/>
+        </w:rPr>
+        <w:t>Persamaan (2) di atas digunakan untuk menghitung posisi ujung lengan dalam kerangka koordinat basis. Untuk lintasan pengelasan, diperlukan perencanaan jalur dalam ruang kerja yang menghasilkan trayektori posisi dan orientasi yang halus.</w:t>
+      </w:r>
+    </w:p>
+    <w:p>
+      <w:pPr>
+        <w:spacing w:before="0" w:after="0"/>
+        <w:jc w:val="both"/>
+      </w:pPr>
+      <w:r>
+        <w:rPr>
+          <w:rFonts w:ascii="Palatino Linotype" w:hAnsi="Palatino Linotype" w:cs="Palatino Linotype"/>
+          <w:sz w:val="20"/>
+        </w:rPr>
+        <w:t>Metode penalaan Ziegler-Nichols kedua (closed-loop) dilakukan dengan mengatur Ki=0. Kd=0 lalu meningkatkan Kp hingga sistem berosilasi pada batas kestabilan, menghasilkan gain ultimat Ku dan periode ultimat Tu. Parameter PID kemudian ditentukan berdasarkan tabel Ziegler-Nichols klasik. Meskipun sederhana, metode ini memberikan parameter awal yang cukup baik untuk kebanyakan proses industri [12].</w:t>
+      </w:r>
+    </w:p>
+    <w:p>
+      <w:pPr>
+        <w:spacing w:before="60" w:after="60"/>
+        <w:jc w:val="center"/>
+      </w:pPr>
+      <w:r>
+        <w:rPr>
           <w:rFonts w:ascii="Palatino Linotype" w:hAnsi="Palatino Linotype" w:cs="Palatino Linotype"/>
           <w:i/>
           <w:color w:val="FF0000"/>
           <w:sz w:val="20"/>
         </w:rPr>
-        <w:t>[PROMPT UNTUK AI GAMBAR: Timeline Evolusi Teknologi Pengenalan Gestur Tangan. A clean, academic-style horizontal timeline infographic illustrating the evolution of hand gesture recognition technology from 1990 to 2024. The timeline flows left to right with labeled milestones at roughly 1990 for HOG and SVM handcrafted descriptors, 2005 for SIFT feature matching, 2012 for the deep CNN revolution, 2018 for LSTM temporal gesture models, and 2019 onward for MediaPipe lightweight landmark tracking. Each era features a small illustrative icon suggesting its dominant method. The background is white or light gray, typography is clean sans-serif, and color accents distinguish each technology generation. Style is consistent with IEEE conference paper figures, professional, readable, and uncluttered, with no decorative flourishes.]</w:t>
+        <w:t>[PROMPT UNTUK AI GAMBAR: Diagram blok sistem kendali posisi lengan robot dengan kendali PID. (create an image A block diagram of a closed-loop position control system for a robotic arm welding application. The diagram shows a reference position input (r) entering a summing junction with a minus sign for feedback. The error signal e flows into a PID controller block containing three parallel paths: proportional gain Kp, integral gain Ki with 1/s. derivative gain Kd with s. The output of the PID controller goes into a saturation limiter then into the plant model block representing the industrial robot arm dynamics (transfer function with inertia and friction). The plant output (actual position) is measured by an encoder sensor with a gain block and fed back to the summing junction. The welding torch end-effector is shown as a block after the plant. The diagram includes labeled signals: e(t) error, u(t) control signal, and y(t) output position. Use clean academic style with blue lines, black text, white background. Add small arrowheads on signal lines, and and Use rectangular blocks with rounded corners. Title the diagram 'Sistem Kendali Posisi Loop Tertutup dengan PID'. White background, and and Clean academic paper figure style.)]</w:t>
       </w:r>
     </w:p>
     <w:p>
@@ -259,7 +483,7 @@
           <w:rFonts w:ascii="Palatino Linotype" w:hAnsi="Palatino Linotype" w:cs="Palatino Linotype"/>
           <w:sz w:val="16"/>
         </w:rPr>
-        <w:t>Timeline Evolusi Teknologi Pengenalan Gestur Tangan</w:t>
+        <w:t>Diagram blok sistem kendali posisi lengan robot dengan kendali PID</w:t>
       </w:r>
     </w:p>
     <w:p>
@@ -272,7 +496,34 @@
           <w:rFonts w:ascii="Palatino Linotype" w:hAnsi="Palatino Linotype" w:cs="Palatino Linotype"/>
           <w:sz w:val="20"/>
         </w:rPr>
-        <w:t>Google merilis MediaPipe pada 2019 [1], melacak 21 titik skeletal per tangan pada CPU tanpa GPU (Gbr. 1). Bensaadallah et al. [12] menggunakan landmark MediaPipe untuk mengendalikan lengan robot R12 dengan terminal berbiaya rendah. Kwolek [15] menambahkan spatio-temporal graph convolution network di atas MediaPipe untuk pengenalan gestur perakitan, mengungguli baseline RNN dan ST-GCN. Dalam paper ini, vektor koordinat Pi=(xi,yi,zi) diumpankan ke mesin aturan geometris yang berjalan di bawah satu milidetik tanpa data pelatihan. Perubahan set gestur hanya memerlukan penyesuaian threshold sudut.</w:t>
+        <w:t>Gambar 1 memperlihatkan diagram blok sistem kendali posisi yang digunakan. Sinyal referensi r berupa posisi sudut sendi yang direncanakan dari lintasan pengelasan. Error e = r - y diumpankan ke pengontrol PID, yang menghasilkan sinyal kontrol u setelah melalui penjenuhan (saturation) untuk membatasi torsi motor. Blok plant terdiri dari dinamika lengan robot termasuk inersia, gesekan, dan kopling antar sendi. Sensor encoder memberikan umpan balik posisi aktual y.</w:t>
+      </w:r>
+    </w:p>
+    <w:p>
+      <w:pPr>
+        <w:spacing w:before="120" w:after="60"/>
+        <w:jc w:val="left"/>
+      </w:pPr>
+      <w:r>
+        <w:rPr>
+          <w:rFonts w:ascii="Palatino Linotype" w:hAnsi="Palatino Linotype" w:cs="Palatino Linotype"/>
+          <w:b/>
+          <w:sz w:val="20"/>
+        </w:rPr>
+        <w:t>METODOLOGI</w:t>
+      </w:r>
+    </w:p>
+    <w:p>
+      <w:pPr>
+        <w:spacing w:before="0" w:after="0"/>
+        <w:jc w:val="both"/>
+      </w:pPr>
+      <w:r>
+        <w:rPr>
+          <w:rFonts w:ascii="Palatino Linotype" w:hAnsi="Palatino Linotype" w:cs="Palatino Linotype"/>
+          <w:sz w:val="20"/>
+        </w:rPr>
+        <w:t>Bab ini menjelaskan langkah-langkah perancangan sistem kendali PID pada lengan robot industri untuk pengelasan. Metode mencakup pemodelan kinematik, penentuan parameter PID, serta prosedur simulasi.</w:t>
       </w:r>
     </w:p>
     <w:p>
@@ -286,7 +537,7 @@
           <w:b/>
           <w:sz w:val="20"/>
         </w:rPr>
-        <w:t>Protokol Komunikasi PLC dan Modbus TCP</w:t>
+        <w:t>Desain dan Arsitektur Sistem</w:t>
       </w:r>
     </w:p>
     <w:p>
@@ -299,7 +550,761 @@
           <w:rFonts w:ascii="Palatino Linotype" w:hAnsi="Palatino Linotype" w:cs="Palatino Linotype"/>
           <w:sz w:val="20"/>
         </w:rPr>
-        <w:t>Modbus TCP digunakan sejak 1990-an pada sekitar tujuh juta node industri [6], [11]. Shaikh et al. [11] mensurvei protokol Industry 4.0 termasuk RS-485, PROFINET, EtherCAT, dan MQTT; Modbus masih mendominasi di pabrik legacy karena integrasi sederhana. Tapia et al. [7] membandingkan OPC-UA, Modbus, dan Ethernet/IP pada tiga machine tool; Modbus memiliki latensi terendah. Protokol ini menggunakan model polling: master mengirim query, slave membalas, thread terblokir. Nikolajew dan Eichelberger [6] mengukur round-trip 1-15 ms pada LAN senggang, namun membengkak hingga ratusan milidetik di bawah beban. Wang et al. [16] mengukur pola serupa. Dalam paper ini, PC membaca coil PLC M100-M115 via FC1 dan menulis perintah gestur ke M200-M215 via FC15 pada Schneider Modicon M221 [20]. Kabel Cat-5e langsung digunakan tanpa switch untuk menghilangkan jitter.</w:t>
+        <w:t>Sistem yang dirancang terdiri dari lengan robot 6-DOF dengan konfigurasi sendi rotasi. Parameter Denavit-Hartenberg untuk lengan robot ditetapkan berdasarkan spesifikasi robot industri umum (misal model Fanuc M-710iC). Tabel I menyajikan parameter DH yang digunakan.</w:t>
+      </w:r>
+    </w:p>
+    <w:p>
+      <w:pPr>
+        <w:spacing w:before="120" w:after="60"/>
+        <w:jc w:val="center"/>
+      </w:pPr>
+      <w:r>
+        <w:rPr>
+          <w:rFonts w:ascii="Palatino Linotype" w:hAnsi="Palatino Linotype" w:cs="Palatino Linotype"/>
+          <w:b/>
+          <w:sz w:val="16"/>
+        </w:rPr>
+        <w:t xml:space="preserve">Table I. </w:t>
+      </w:r>
+      <w:r>
+        <w:rPr>
+          <w:rFonts w:ascii="Palatino Linotype" w:hAnsi="Palatino Linotype" w:cs="Palatino Linotype"/>
+          <w:sz w:val="16"/>
+        </w:rPr>
+        <w:t>Parameter Denavit-Hartenberg Lengan Robot 6-DOF</w:t>
+      </w:r>
+    </w:p>
+    <w:tbl>
+      <w:tblPr>
+        <w:tblW w:type="auto" w:w="0"/>
+        <w:jc w:val="center"/>
+        <w:tblLook w:firstColumn="1" w:firstRow="1" w:lastColumn="0" w:lastRow="0" w:noHBand="0" w:noVBand="1" w:val="04A0"/>
+        <w:tblBorders>
+          <w:top w:val="single" w:sz="4" w:space="0" w:color="000000"/>
+          <w:bottom w:val="single" w:sz="4" w:space="0" w:color="000000"/>
+          <w:insideH w:val="single" w:sz="4" w:space="0" w:color="000000"/>
+          <w:left w:val="none" w:sz="0" w:space="0" w:color="auto"/>
+          <w:right w:val="none" w:sz="0" w:space="0" w:color="auto"/>
+          <w:insideV w:val="none" w:sz="0" w:space="0" w:color="auto"/>
+        </w:tblBorders>
+      </w:tblPr>
+      <w:tblGrid>
+        <w:gridCol w:w="1815"/>
+        <w:gridCol w:w="1815"/>
+        <w:gridCol w:w="1815"/>
+        <w:gridCol w:w="1815"/>
+        <w:gridCol w:w="1815"/>
+      </w:tblGrid>
+      <w:tr>
+        <w:tc>
+          <w:tcPr>
+            <w:tcW w:type="dxa" w:w="1815"/>
+          </w:tcPr>
+          <w:p>
+            <w:pPr>
+              <w:jc w:val="center"/>
+            </w:pPr>
+            <w:r/>
+            <w:r>
+              <w:rPr>
+                <w:rFonts w:ascii="Palatino Linotype" w:hAnsi="Palatino Linotype" w:cs="Palatino Linotype"/>
+                <w:b/>
+                <w:sz w:val="16"/>
+              </w:rPr>
+              <w:t>Sendi</w:t>
+            </w:r>
+          </w:p>
+        </w:tc>
+        <w:tc>
+          <w:tcPr>
+            <w:tcW w:type="dxa" w:w="1815"/>
+          </w:tcPr>
+          <w:p>
+            <w:pPr>
+              <w:jc w:val="center"/>
+            </w:pPr>
+            <w:r/>
+            <w:r>
+              <w:rPr>
+                <w:rFonts w:ascii="Palatino Linotype" w:hAnsi="Palatino Linotype" w:cs="Palatino Linotype"/>
+                <w:b/>
+                <w:sz w:val="16"/>
+              </w:rPr>
+              <w:t>θi (rad)</w:t>
+            </w:r>
+          </w:p>
+        </w:tc>
+        <w:tc>
+          <w:tcPr>
+            <w:tcW w:type="dxa" w:w="1815"/>
+          </w:tcPr>
+          <w:p>
+            <w:pPr>
+              <w:jc w:val="center"/>
+            </w:pPr>
+            <w:r/>
+            <w:r>
+              <w:rPr>
+                <w:rFonts w:ascii="Palatino Linotype" w:hAnsi="Palatino Linotype" w:cs="Palatino Linotype"/>
+                <w:b/>
+                <w:sz w:val="16"/>
+              </w:rPr>
+              <w:t>(mm)</w:t>
+            </w:r>
+          </w:p>
+        </w:tc>
+        <w:tc>
+          <w:tcPr>
+            <w:tcW w:type="dxa" w:w="1815"/>
+          </w:tcPr>
+          <w:p>
+            <w:pPr>
+              <w:jc w:val="center"/>
+            </w:pPr>
+            <w:r/>
+            <w:r>
+              <w:rPr>
+                <w:rFonts w:ascii="Palatino Linotype" w:hAnsi="Palatino Linotype" w:cs="Palatino Linotype"/>
+                <w:b/>
+                <w:sz w:val="16"/>
+              </w:rPr>
+              <w:t>(mm)</w:t>
+            </w:r>
+          </w:p>
+        </w:tc>
+        <w:tc>
+          <w:tcPr>
+            <w:tcW w:type="dxa" w:w="1815"/>
+          </w:tcPr>
+          <w:p>
+            <w:pPr>
+              <w:jc w:val="center"/>
+            </w:pPr>
+            <w:r/>
+            <w:r>
+              <w:rPr>
+                <w:rFonts w:ascii="Palatino Linotype" w:hAnsi="Palatino Linotype" w:cs="Palatino Linotype"/>
+                <w:b/>
+                <w:sz w:val="16"/>
+              </w:rPr>
+              <w:t>αi (rad)</w:t>
+            </w:r>
+          </w:p>
+        </w:tc>
+      </w:tr>
+      <w:tr>
+        <w:tc>
+          <w:tcPr>
+            <w:tcW w:type="dxa" w:w="1815"/>
+          </w:tcPr>
+          <w:p>
+            <w:pPr>
+              <w:jc w:val="center"/>
+            </w:pPr>
+            <w:r/>
+            <w:r>
+              <w:rPr>
+                <w:rFonts w:ascii="Palatino Linotype" w:hAnsi="Palatino Linotype" w:cs="Palatino Linotype"/>
+                <w:sz w:val="16"/>
+              </w:rPr>
+              <w:t>1</w:t>
+            </w:r>
+          </w:p>
+        </w:tc>
+        <w:tc>
+          <w:tcPr>
+            <w:tcW w:type="dxa" w:w="1815"/>
+          </w:tcPr>
+          <w:p>
+            <w:pPr>
+              <w:jc w:val="center"/>
+            </w:pPr>
+            <w:r/>
+            <w:r>
+              <w:rPr>
+                <w:rFonts w:ascii="Palatino Linotype" w:hAnsi="Palatino Linotype" w:cs="Palatino Linotype"/>
+                <w:sz w:val="16"/>
+              </w:rPr>
+              <w:t>q1</w:t>
+            </w:r>
+          </w:p>
+        </w:tc>
+        <w:tc>
+          <w:tcPr>
+            <w:tcW w:type="dxa" w:w="1815"/>
+          </w:tcPr>
+          <w:p>
+            <w:pPr>
+              <w:jc w:val="center"/>
+            </w:pPr>
+            <w:r/>
+            <w:r>
+              <w:rPr>
+                <w:rFonts w:ascii="Palatino Linotype" w:hAnsi="Palatino Linotype" w:cs="Palatino Linotype"/>
+                <w:sz w:val="16"/>
+              </w:rPr>
+              <w:t>a1</w:t>
+            </w:r>
+          </w:p>
+        </w:tc>
+        <w:tc>
+          <w:tcPr>
+            <w:tcW w:type="dxa" w:w="1815"/>
+          </w:tcPr>
+          <w:p>
+            <w:pPr>
+              <w:jc w:val="center"/>
+            </w:pPr>
+            <w:r/>
+            <w:r>
+              <w:rPr>
+                <w:rFonts w:ascii="Palatino Linotype" w:hAnsi="Palatino Linotype" w:cs="Palatino Linotype"/>
+                <w:sz w:val="16"/>
+              </w:rPr>
+              <w:t>a2</w:t>
+            </w:r>
+          </w:p>
+        </w:tc>
+        <w:tc>
+          <w:tcPr>
+            <w:tcW w:type="dxa" w:w="1815"/>
+          </w:tcPr>
+          <w:p>
+            <w:pPr>
+              <w:jc w:val="center"/>
+            </w:pPr>
+            <w:r/>
+            <w:r>
+              <w:rPr>
+                <w:rFonts w:ascii="Palatino Linotype" w:hAnsi="Palatino Linotype" w:cs="Palatino Linotype"/>
+                <w:sz w:val="16"/>
+              </w:rPr>
+              <w:t>π/2</w:t>
+            </w:r>
+          </w:p>
+        </w:tc>
+      </w:tr>
+      <w:tr>
+        <w:tc>
+          <w:tcPr>
+            <w:tcW w:type="dxa" w:w="1815"/>
+          </w:tcPr>
+          <w:p>
+            <w:pPr>
+              <w:jc w:val="center"/>
+            </w:pPr>
+            <w:r/>
+            <w:r>
+              <w:rPr>
+                <w:rFonts w:ascii="Palatino Linotype" w:hAnsi="Palatino Linotype" w:cs="Palatino Linotype"/>
+                <w:sz w:val="16"/>
+              </w:rPr>
+              <w:t>2</w:t>
+            </w:r>
+          </w:p>
+        </w:tc>
+        <w:tc>
+          <w:tcPr>
+            <w:tcW w:type="dxa" w:w="1815"/>
+          </w:tcPr>
+          <w:p>
+            <w:pPr>
+              <w:jc w:val="center"/>
+            </w:pPr>
+            <w:r/>
+            <w:r>
+              <w:rPr>
+                <w:rFonts w:ascii="Palatino Linotype" w:hAnsi="Palatino Linotype" w:cs="Palatino Linotype"/>
+                <w:sz w:val="16"/>
+              </w:rPr>
+              <w:t>q2</w:t>
+            </w:r>
+          </w:p>
+        </w:tc>
+        <w:tc>
+          <w:tcPr>
+            <w:tcW w:type="dxa" w:w="1815"/>
+          </w:tcPr>
+          <w:p>
+            <w:pPr>
+              <w:jc w:val="center"/>
+            </w:pPr>
+            <w:r/>
+            <w:r>
+              <w:rPr>
+                <w:rFonts w:ascii="Palatino Linotype" w:hAnsi="Palatino Linotype" w:cs="Palatino Linotype"/>
+                <w:sz w:val="16"/>
+              </w:rPr>
+              <w:t>0</w:t>
+            </w:r>
+          </w:p>
+        </w:tc>
+        <w:tc>
+          <w:tcPr>
+            <w:tcW w:type="dxa" w:w="1815"/>
+          </w:tcPr>
+          <w:p>
+            <w:pPr>
+              <w:jc w:val="center"/>
+            </w:pPr>
+            <w:r/>
+            <w:r>
+              <w:rPr>
+                <w:rFonts w:ascii="Palatino Linotype" w:hAnsi="Palatino Linotype" w:cs="Palatino Linotype"/>
+                <w:sz w:val="16"/>
+              </w:rPr>
+              <w:t>a3</w:t>
+            </w:r>
+          </w:p>
+        </w:tc>
+        <w:tc>
+          <w:tcPr>
+            <w:tcW w:type="dxa" w:w="1815"/>
+          </w:tcPr>
+          <w:p>
+            <w:pPr>
+              <w:jc w:val="center"/>
+            </w:pPr>
+            <w:r/>
+            <w:r>
+              <w:rPr>
+                <w:rFonts w:ascii="Palatino Linotype" w:hAnsi="Palatino Linotype" w:cs="Palatino Linotype"/>
+                <w:sz w:val="16"/>
+              </w:rPr>
+              <w:t>0</w:t>
+            </w:r>
+          </w:p>
+        </w:tc>
+      </w:tr>
+      <w:tr>
+        <w:tc>
+          <w:tcPr>
+            <w:tcW w:type="dxa" w:w="1815"/>
+          </w:tcPr>
+          <w:p>
+            <w:pPr>
+              <w:jc w:val="center"/>
+            </w:pPr>
+            <w:r/>
+            <w:r>
+              <w:rPr>
+                <w:rFonts w:ascii="Palatino Linotype" w:hAnsi="Palatino Linotype" w:cs="Palatino Linotype"/>
+                <w:sz w:val="16"/>
+              </w:rPr>
+              <w:t>3</w:t>
+            </w:r>
+          </w:p>
+        </w:tc>
+        <w:tc>
+          <w:tcPr>
+            <w:tcW w:type="dxa" w:w="1815"/>
+          </w:tcPr>
+          <w:p>
+            <w:pPr>
+              <w:jc w:val="center"/>
+            </w:pPr>
+            <w:r/>
+            <w:r>
+              <w:rPr>
+                <w:rFonts w:ascii="Palatino Linotype" w:hAnsi="Palatino Linotype" w:cs="Palatino Linotype"/>
+                <w:sz w:val="16"/>
+              </w:rPr>
+              <w:t>q3</w:t>
+            </w:r>
+          </w:p>
+        </w:tc>
+        <w:tc>
+          <w:tcPr>
+            <w:tcW w:type="dxa" w:w="1815"/>
+          </w:tcPr>
+          <w:p>
+            <w:pPr>
+              <w:jc w:val="center"/>
+            </w:pPr>
+            <w:r/>
+            <w:r>
+              <w:rPr>
+                <w:rFonts w:ascii="Palatino Linotype" w:hAnsi="Palatino Linotype" w:cs="Palatino Linotype"/>
+                <w:sz w:val="16"/>
+              </w:rPr>
+              <w:t>0</w:t>
+            </w:r>
+          </w:p>
+        </w:tc>
+        <w:tc>
+          <w:tcPr>
+            <w:tcW w:type="dxa" w:w="1815"/>
+          </w:tcPr>
+          <w:p>
+            <w:pPr>
+              <w:jc w:val="center"/>
+            </w:pPr>
+            <w:r/>
+            <w:r>
+              <w:rPr>
+                <w:rFonts w:ascii="Palatino Linotype" w:hAnsi="Palatino Linotype" w:cs="Palatino Linotype"/>
+                <w:sz w:val="16"/>
+              </w:rPr>
+              <w:t>a4</w:t>
+            </w:r>
+          </w:p>
+        </w:tc>
+        <w:tc>
+          <w:tcPr>
+            <w:tcW w:type="dxa" w:w="1815"/>
+          </w:tcPr>
+          <w:p>
+            <w:pPr>
+              <w:jc w:val="center"/>
+            </w:pPr>
+            <w:r/>
+            <w:r>
+              <w:rPr>
+                <w:rFonts w:ascii="Palatino Linotype" w:hAnsi="Palatino Linotype" w:cs="Palatino Linotype"/>
+                <w:sz w:val="16"/>
+              </w:rPr>
+              <w:t>0</w:t>
+            </w:r>
+          </w:p>
+        </w:tc>
+      </w:tr>
+      <w:tr>
+        <w:tc>
+          <w:tcPr>
+            <w:tcW w:type="dxa" w:w="1815"/>
+          </w:tcPr>
+          <w:p>
+            <w:pPr>
+              <w:jc w:val="center"/>
+            </w:pPr>
+            <w:r/>
+            <w:r>
+              <w:rPr>
+                <w:rFonts w:ascii="Palatino Linotype" w:hAnsi="Palatino Linotype" w:cs="Palatino Linotype"/>
+                <w:sz w:val="16"/>
+              </w:rPr>
+              <w:t>4</w:t>
+            </w:r>
+          </w:p>
+        </w:tc>
+        <w:tc>
+          <w:tcPr>
+            <w:tcW w:type="dxa" w:w="1815"/>
+          </w:tcPr>
+          <w:p>
+            <w:pPr>
+              <w:jc w:val="center"/>
+            </w:pPr>
+            <w:r/>
+            <w:r>
+              <w:rPr>
+                <w:rFonts w:ascii="Palatino Linotype" w:hAnsi="Palatino Linotype" w:cs="Palatino Linotype"/>
+                <w:sz w:val="16"/>
+              </w:rPr>
+              <w:t>q4</w:t>
+            </w:r>
+          </w:p>
+        </w:tc>
+        <w:tc>
+          <w:tcPr>
+            <w:tcW w:type="dxa" w:w="1815"/>
+          </w:tcPr>
+          <w:p>
+            <w:pPr>
+              <w:jc w:val="center"/>
+            </w:pPr>
+            <w:r/>
+            <w:r>
+              <w:rPr>
+                <w:rFonts w:ascii="Palatino Linotype" w:hAnsi="Palatino Linotype" w:cs="Palatino Linotype"/>
+                <w:sz w:val="16"/>
+              </w:rPr>
+              <w:t>a5</w:t>
+            </w:r>
+          </w:p>
+        </w:tc>
+        <w:tc>
+          <w:tcPr>
+            <w:tcW w:type="dxa" w:w="1815"/>
+          </w:tcPr>
+          <w:p>
+            <w:pPr>
+              <w:jc w:val="center"/>
+            </w:pPr>
+            <w:r/>
+            <w:r>
+              <w:rPr>
+                <w:rFonts w:ascii="Palatino Linotype" w:hAnsi="Palatino Linotype" w:cs="Palatino Linotype"/>
+                <w:sz w:val="16"/>
+              </w:rPr>
+              <w:t>0</w:t>
+            </w:r>
+          </w:p>
+        </w:tc>
+        <w:tc>
+          <w:tcPr>
+            <w:tcW w:type="dxa" w:w="1815"/>
+          </w:tcPr>
+          <w:p>
+            <w:pPr>
+              <w:jc w:val="center"/>
+            </w:pPr>
+            <w:r/>
+            <w:r>
+              <w:rPr>
+                <w:rFonts w:ascii="Palatino Linotype" w:hAnsi="Palatino Linotype" w:cs="Palatino Linotype"/>
+                <w:sz w:val="16"/>
+              </w:rPr>
+              <w:t>-π/2</w:t>
+            </w:r>
+          </w:p>
+        </w:tc>
+      </w:tr>
+      <w:tr>
+        <w:tc>
+          <w:tcPr>
+            <w:tcW w:type="dxa" w:w="1815"/>
+          </w:tcPr>
+          <w:p>
+            <w:pPr>
+              <w:jc w:val="center"/>
+            </w:pPr>
+            <w:r/>
+            <w:r>
+              <w:rPr>
+                <w:rFonts w:ascii="Palatino Linotype" w:hAnsi="Palatino Linotype" w:cs="Palatino Linotype"/>
+                <w:sz w:val="16"/>
+              </w:rPr>
+              <w:t>5</w:t>
+            </w:r>
+          </w:p>
+        </w:tc>
+        <w:tc>
+          <w:tcPr>
+            <w:tcW w:type="dxa" w:w="1815"/>
+          </w:tcPr>
+          <w:p>
+            <w:pPr>
+              <w:jc w:val="center"/>
+            </w:pPr>
+            <w:r/>
+            <w:r>
+              <w:rPr>
+                <w:rFonts w:ascii="Palatino Linotype" w:hAnsi="Palatino Linotype" w:cs="Palatino Linotype"/>
+                <w:sz w:val="16"/>
+              </w:rPr>
+              <w:t>q5</w:t>
+            </w:r>
+          </w:p>
+        </w:tc>
+        <w:tc>
+          <w:tcPr>
+            <w:tcW w:type="dxa" w:w="1815"/>
+          </w:tcPr>
+          <w:p>
+            <w:pPr>
+              <w:jc w:val="center"/>
+            </w:pPr>
+            <w:r/>
+            <w:r>
+              <w:rPr>
+                <w:rFonts w:ascii="Palatino Linotype" w:hAnsi="Palatino Linotype" w:cs="Palatino Linotype"/>
+                <w:sz w:val="16"/>
+              </w:rPr>
+              <w:t>0</w:t>
+            </w:r>
+          </w:p>
+        </w:tc>
+        <w:tc>
+          <w:tcPr>
+            <w:tcW w:type="dxa" w:w="1815"/>
+          </w:tcPr>
+          <w:p>
+            <w:pPr>
+              <w:jc w:val="center"/>
+            </w:pPr>
+            <w:r/>
+            <w:r>
+              <w:rPr>
+                <w:rFonts w:ascii="Palatino Linotype" w:hAnsi="Palatino Linotype" w:cs="Palatino Linotype"/>
+                <w:sz w:val="16"/>
+              </w:rPr>
+              <w:t>0</w:t>
+            </w:r>
+          </w:p>
+        </w:tc>
+        <w:tc>
+          <w:tcPr>
+            <w:tcW w:type="dxa" w:w="1815"/>
+          </w:tcPr>
+          <w:p>
+            <w:pPr>
+              <w:jc w:val="center"/>
+            </w:pPr>
+            <w:r/>
+            <w:r>
+              <w:rPr>
+                <w:rFonts w:ascii="Palatino Linotype" w:hAnsi="Palatino Linotype" w:cs="Palatino Linotype"/>
+                <w:sz w:val="16"/>
+              </w:rPr>
+              <w:t>π/2</w:t>
+            </w:r>
+          </w:p>
+        </w:tc>
+      </w:tr>
+      <w:tr>
+        <w:tc>
+          <w:tcPr>
+            <w:tcW w:type="dxa" w:w="1815"/>
+          </w:tcPr>
+          <w:p>
+            <w:pPr>
+              <w:jc w:val="center"/>
+            </w:pPr>
+            <w:r/>
+            <w:r>
+              <w:rPr>
+                <w:rFonts w:ascii="Palatino Linotype" w:hAnsi="Palatino Linotype" w:cs="Palatino Linotype"/>
+                <w:sz w:val="16"/>
+              </w:rPr>
+              <w:t>6</w:t>
+            </w:r>
+          </w:p>
+        </w:tc>
+        <w:tc>
+          <w:tcPr>
+            <w:tcW w:type="dxa" w:w="1815"/>
+          </w:tcPr>
+          <w:p>
+            <w:pPr>
+              <w:jc w:val="center"/>
+            </w:pPr>
+            <w:r/>
+            <w:r>
+              <w:rPr>
+                <w:rFonts w:ascii="Palatino Linotype" w:hAnsi="Palatino Linotype" w:cs="Palatino Linotype"/>
+                <w:sz w:val="16"/>
+              </w:rPr>
+              <w:t>q6</w:t>
+            </w:r>
+          </w:p>
+        </w:tc>
+        <w:tc>
+          <w:tcPr>
+            <w:tcW w:type="dxa" w:w="1815"/>
+          </w:tcPr>
+          <w:p>
+            <w:pPr>
+              <w:jc w:val="center"/>
+            </w:pPr>
+            <w:r/>
+            <w:r>
+              <w:rPr>
+                <w:rFonts w:ascii="Palatino Linotype" w:hAnsi="Palatino Linotype" w:cs="Palatino Linotype"/>
+                <w:sz w:val="16"/>
+              </w:rPr>
+              <w:t>a6</w:t>
+            </w:r>
+          </w:p>
+        </w:tc>
+        <w:tc>
+          <w:tcPr>
+            <w:tcW w:type="dxa" w:w="1815"/>
+          </w:tcPr>
+          <w:p>
+            <w:pPr>
+              <w:jc w:val="center"/>
+            </w:pPr>
+            <w:r/>
+            <w:r>
+              <w:rPr>
+                <w:rFonts w:ascii="Palatino Linotype" w:hAnsi="Palatino Linotype" w:cs="Palatino Linotype"/>
+                <w:sz w:val="16"/>
+              </w:rPr>
+              <w:t>0</w:t>
+            </w:r>
+          </w:p>
+        </w:tc>
+        <w:tc>
+          <w:tcPr>
+            <w:tcW w:type="dxa" w:w="1815"/>
+          </w:tcPr>
+          <w:p>
+            <w:pPr>
+              <w:jc w:val="center"/>
+            </w:pPr>
+            <w:r/>
+            <w:r>
+              <w:rPr>
+                <w:rFonts w:ascii="Palatino Linotype" w:hAnsi="Palatino Linotype" w:cs="Palatino Linotype"/>
+                <w:sz w:val="16"/>
+              </w:rPr>
+              <w:t>0</w:t>
+            </w:r>
+          </w:p>
+        </w:tc>
+      </w:tr>
+    </w:tbl>
+    <w:p>
+      <w:pPr>
+        <w:spacing w:before="0" w:after="0"/>
+        <w:jc w:val="both"/>
+      </w:pPr>
+      <w:r>
+        <w:rPr>
+          <w:rFonts w:ascii="Palatino Linotype" w:hAnsi="Palatino Linotype" w:cs="Palatino Linotype"/>
+          <w:sz w:val="20"/>
+        </w:rPr>
+        <w:t>Parameter a1 sampai a6 merupakan panjang lengan dan offset yang diperoleh dari lembar data robot industri. Sudut sendi q1 hingga q6 adalah variabel yang dikendalikan. Matriks transformasi total T60 dihitung menggunakan perkalian matriks dari Persamaan (2), kemudian digunakan untuk memperoleh posisi ujung lengan dalam kerangka basis.</w:t>
+      </w:r>
+    </w:p>
+    <w:p>
+      <w:pPr>
+        <w:spacing w:before="60" w:after="60"/>
+        <w:jc w:val="center"/>
+      </w:pPr>
+      <w:r>
+        <w:rPr>
+          <w:rFonts w:ascii="Palatino Linotype" w:hAnsi="Palatino Linotype" w:cs="Palatino Linotype"/>
+          <w:i/>
+          <w:color w:val="FF0000"/>
+          <w:sz w:val="20"/>
+        </w:rPr>
+        <w:t>[PROMPT UNTUK AI GAMBAR: Arsitektur sistem kendali PID pada lengan robot untuk pengelasan komponen otomotif. (create an image A system architecture diagram for a robotic welding cell using PID-controlled manipulator. The diagram has three main sections: (1) Robot Controller - a computer block labeled 'PID Controller' with inputs from a trajectory planner, outputs to servo drives. (2) Welding Equipment - a welding power source connected to a welding torch end-effector mounted on robot flange, with gas supply line and wire feeder; (3) Workpiece - an automotive body panel (door or fender) on a fixture with clamping devices. Signal flow arrows: trajectory reference (position points) from offline programming software to PID controller, feedback from encoder sensors on each robot joint (6 joints indicated with small circles), control signal to motor amplifiers. monitoring signals to PC. Include labels: 'Trajectory Generator', 'PID Control Law', 'Servo Drive', 'Encoder Feedback', 'Welding Torch', 'Workpiece', 'Fixture'. Use clean block diagram style, black and white with blue accents. Add a dashed box around the robot arm showing its 6 joints. White background, and Clean academic paper figure style.)]</w:t>
+      </w:r>
+    </w:p>
+    <w:p>
+      <w:pPr>
+        <w:spacing w:before="60" w:after="120"/>
+        <w:jc w:val="center"/>
+      </w:pPr>
+      <w:r>
+        <w:rPr>
+          <w:rFonts w:ascii="Palatino Linotype" w:hAnsi="Palatino Linotype" w:cs="Palatino Linotype"/>
+          <w:b/>
+          <w:sz w:val="16"/>
+        </w:rPr>
+        <w:t xml:space="preserve">Fig. 2. </w:t>
+      </w:r>
+      <w:r>
+        <w:rPr>
+          <w:rFonts w:ascii="Palatino Linotype" w:hAnsi="Palatino Linotype" w:cs="Palatino Linotype"/>
+          <w:sz w:val="16"/>
+        </w:rPr>
+        <w:t>Arsitektur sistem kendali PID pada lengan robot untuk pengelasan komponen otomotif</w:t>
+      </w:r>
+    </w:p>
+    <w:p>
+      <w:pPr>
+        <w:spacing w:before="0" w:after="0"/>
+        <w:jc w:val="both"/>
+      </w:pPr>
+      <w:r>
+        <w:rPr>
+          <w:rFonts w:ascii="Palatino Linotype" w:hAnsi="Palatino Linotype" w:cs="Palatino Linotype"/>
+          <w:sz w:val="20"/>
+        </w:rPr>
+        <w:t>Gambar 2 menunjukkan arsitektur keseluruhan sistem. Trajektori pengelasan dihasilkan oleh perangkat lunak CAM offline, menghasilkan posisi referensi setiap sendi per interval waktu. Pengontrol PID pada masing-masing sendi menghitung sinyal torsi yang diperlukan untuk mencapai posisi tersebut. Umpan balik dari encoder resolusi tinggi memberikan informasi posisi aktual setiap sendi dengan presisi mikrometer.</w:t>
       </w:r>
     </w:p>
     <w:p>
@@ -313,7 +1318,7 @@
           <w:b/>
           <w:sz w:val="20"/>
         </w:rPr>
-        <w:t>Antarmuka Manusia-Mesin Tanpa Sentuhan</w:t>
+        <w:t>Implementasi dan Prosedur Eksperimen</w:t>
       </w:r>
     </w:p>
     <w:p>
@@ -326,48 +1331,7 @@
           <w:rFonts w:ascii="Palatino Linotype" w:hAnsi="Palatino Linotype" w:cs="Palatino Linotype"/>
           <w:sz w:val="20"/>
         </w:rPr>
-        <w:t>Yashika et al. [3] mengusulkan kontrol PLC berbasis gestur untuk lingkungan higienis. Sawarkar et al. [18] membangun sistem gestur AI untuk aksesibilitas namun tanpa koneksi PLC industri. Benyezza et al. [17] menggabungkan OpenCV dengan Siemens S7-1200 untuk sortasi buah otomatis. Peral et al. [13] menggunakan pipeline ringan untuk gestur pada interaksi manusia-robot tanpa integrasi Modbus. Sebagian besar sistem menggunakan hardware depth RGB-D atau classifier GPU [4], [14]. Masalah utama: panggilan Modbus berjalan di thread yang sama dengan loop kamera [3], [4], sehingga delay jaringan menghentikan penangkapan frame. Dalam paper ini, Modbus berjalan pada thread terpisah.</w:t>
-      </w:r>
-    </w:p>
-    <w:p>
-      <w:pPr>
-        <w:spacing w:before="120" w:after="60"/>
-        <w:jc w:val="left"/>
-      </w:pPr>
-      <w:r>
-        <w:rPr>
-          <w:rFonts w:ascii="Palatino Linotype" w:hAnsi="Palatino Linotype" w:cs="Palatino Linotype"/>
-          <w:b/>
-          <w:sz w:val="20"/>
-        </w:rPr>
-        <w:t>METODOLOGI</w:t>
-      </w:r>
-    </w:p>
-    <w:p>
-      <w:pPr>
-        <w:spacing w:before="60" w:after="60"/>
-        <w:jc w:val="left"/>
-      </w:pPr>
-      <w:r>
-        <w:rPr>
-          <w:rFonts w:ascii="Palatino Linotype" w:hAnsi="Palatino Linotype" w:cs="Palatino Linotype"/>
-          <w:b/>
-          <w:sz w:val="20"/>
-        </w:rPr>
-        <w:t>Arsitektur Tiga Thread</w:t>
-      </w:r>
-    </w:p>
-    <w:p>
-      <w:pPr>
-        <w:spacing w:before="0" w:after="0"/>
-        <w:jc w:val="both"/>
-      </w:pPr>
-      <w:r>
-        <w:rPr>
-          <w:rFonts w:ascii="Palatino Linotype" w:hAnsi="Palatino Linotype" w:cs="Palatino Linotype"/>
-          <w:sz w:val="20"/>
-        </w:rPr>
-        <w:t>Webcam USB terhubung ke desktop Intel Core i7 tanpa GPU diskret, dan PC berkomunikasi dengan PLC Schneider Modicon M221 melalui tautan Cat-5e langsung. Frame visi disalurkan dari webcam ke MediaPipe pada CPU, lalu kode gestur dikirim ke PLC sebagai permintaan tulis Modbus FC15 yang menargetkan coil M200-M215. Program ladder PLC memetakan coil tersebut ke output fisik Q0-Q15.</w:t>
+        <w:t>Simulasi dilakukan menggunakan MATLAB/Simulink R2023a. Pemodelan plant menggunakan fungsi alih orde dua plus waktu tunda untuk merepresentasikan dinamika satu sendi dengan beban elektroda las. Fungsi alih yang digunakan adalah</w:t>
       </w:r>
     </w:p>
     <w:p>
@@ -377,17 +1341,42 @@
       </w:pPr>
       <w:r>
         <w:rPr>
-          <w:rFonts w:ascii="Palatino Linotype" w:hAnsi="Palatino Linotype" w:cs="Palatino Linotype"/>
+          <w:rFonts w:ascii="Cambria Math" w:hAnsi="Cambria Math" w:cs="Cambria Math"/>
           <w:i/>
-          <w:color w:val="FF0000"/>
-          <w:sz w:val="20"/>
-        </w:rPr>
-        <w:t>[PROMPT UNTUK AI GAMBAR: Arsitektur Sistem GestPLC. A clear block-diagram of the GestPLC system architecture showing three main components connected in sequence: a USB webcam on the left, a personal computer in the center, and a Schneider Modicon M221 PLC on the right. Inside the PC block, three labeled thread boxes are shown: Thread 1 for frame capture via OpenCV, Thread 2 for MediaPipe gesture classification, and Thread 3 for Modbus TCP communication. Directional arrows indicate data flow from the webcam through the CPU threads to the PLC over a Cat-5e Ethernet link. Modbus FC1 read and FC15 write labels appear on the connecting line. Background is white, style is clean and minimal, suitable for an IEEE conference paper.]</w:t>
-      </w:r>
-    </w:p>
-    <w:p>
-      <w:pPr>
-        <w:spacing w:before="60" w:after="120"/>
+          <w:sz w:val="20"/>
+        </w:rPr>
+        <w:t>G(s) = (K/ s + 1) e-Ls    (4)</w:t>
+      </w:r>
+    </w:p>
+    <w:p>
+      <w:pPr>
+        <w:spacing w:before="0" w:after="0"/>
+        <w:jc w:val="both"/>
+      </w:pPr>
+      <w:r>
+        <w:rPr>
+          <w:rFonts w:ascii="Palatino Linotype" w:hAnsi="Palatino Linotype" w:cs="Palatino Linotype"/>
+          <w:sz w:val="20"/>
+        </w:rPr>
+        <w:t>dengan K adalah gain statis,  konstanta waktu, dan L waktu tunda. Parameter K, , dan L diperoleh dari identifikasi respons step hasil eksperimen pada lengan robot nyata (nilai placeholder: K = a1,  = a2, L = a3).</w:t>
+      </w:r>
+    </w:p>
+    <w:p>
+      <w:pPr>
+        <w:spacing w:before="0" w:after="0"/>
+        <w:jc w:val="both"/>
+      </w:pPr>
+      <w:r>
+        <w:rPr>
+          <w:rFonts w:ascii="Palatino Linotype" w:hAnsi="Palatino Linotype" w:cs="Palatino Linotype"/>
+          <w:sz w:val="20"/>
+        </w:rPr>
+        <w:t>Penalaan PID dilakukan menggunakan metode Ziegler-Nichols closed-loop. Langkah-langkah: (1) set Ki=0, Kd=0, (2) tingkatkan Kp hingga sistem berosilasi pada frekuensi ultimat ωu, catat Ku dan periode ultimat Tu, (3) hitung parameter PID berdasarkan Tabel II.</w:t>
+      </w:r>
+    </w:p>
+    <w:p>
+      <w:pPr>
+        <w:spacing w:before="120" w:after="60"/>
         <w:jc w:val="center"/>
       </w:pPr>
       <w:r>
@@ -396,702 +1385,14 @@
           <w:b/>
           <w:sz w:val="16"/>
         </w:rPr>
-        <w:t xml:space="preserve">Fig. 2. </w:t>
+        <w:t xml:space="preserve">Table II. </w:t>
       </w:r>
       <w:r>
         <w:rPr>
           <w:rFonts w:ascii="Palatino Linotype" w:hAnsi="Palatino Linotype" w:cs="Palatino Linotype"/>
           <w:sz w:val="16"/>
         </w:rPr>
-        <w:t>Arsitektur Sistem GestPLC</w:t>
-      </w:r>
-    </w:p>
-    <w:p>
-      <w:pPr>
-        <w:spacing w:before="0" w:after="0"/>
-        <w:jc w:val="both"/>
-      </w:pPr>
-      <w:r>
-        <w:rPr>
-          <w:rFonts w:ascii="Palatino Linotype" w:hAnsi="Palatino Linotype" w:cs="Palatino Linotype"/>
-          <w:sz w:val="20"/>
-        </w:rPr>
-        <w:t>Panggilan Modbus terblokir hingga 15 ms pada kondisi normal, dan ratusan milidetik saat CPU terbebani [6]. Jika loop kamera dan loop Modbus berbagi satu thread, frame rate turun setiap ada delay koneksi. Kami menempatkan setiap fungsi di thread-nya sendiri (Gbr. 2). OpenCV dan MediaPipe, diimplementasikan dalam C++, melepas GIL Python selama komputasi sehingga ketiga thread berjalan paralel sejati. Thread 1 menangkap frame kamera tanpa kondisi blocking apapun. Thread 2 menjalankan inferensi MediaPipe, menghitung sudut sendi, dan memasukkan kode gestur ke queue bersama. Thread 3 membaca M100-M115 via FC1 dan menulis isi queue ke M200-M215 dengan FC15. Spike Modbus 300 ms tidak menyentuh frame rate kamera. Delay end-to-end dibatasi oleh:</w:t>
-      </w:r>
-    </w:p>
-    <w:p>
-      <w:pPr>
-        <w:spacing w:before="60" w:after="60"/>
-        <w:jc w:val="center"/>
-      </w:pPr>
-      <w:r>
-        <w:rPr>
-          <w:rFonts w:ascii="Cambria Math" w:hAnsi="Cambria Math" w:cs="Cambria Math"/>
-          <w:i/>
-          <w:sz w:val="20"/>
-        </w:rPr>
-        <w:t>Ttotal ≈ (Tcap, Tinf, Tmodbus) + Tqueue    (1)</w:t>
-      </w:r>
-    </w:p>
-    <w:p>
-      <w:pPr>
-        <w:spacing w:before="0" w:after="0"/>
-        <w:jc w:val="both"/>
-      </w:pPr>
-      <w:r>
-        <w:rPr>
-          <w:rFonts w:ascii="Palatino Linotype" w:hAnsi="Palatino Linotype" w:cs="Palatino Linotype"/>
-          <w:sz w:val="20"/>
-        </w:rPr>
-        <w:t>Di sini Tcap adalah waktu penangkapan kamera, Tinf waktu inferensi MediaPipe, Tmodbus satu round-trip Modbus, dan Tqueue overhead antar-thread. Dalam pengukuran kami, Tqueue konsisten di bawah 0,5 ms. Karena ketiga thread tumpang tindih, total delay sama dengan thread paling lambat ditambah overhead queue. Ini hanya berlaku karena backend C++ melepas GIL.</w:t>
-      </w:r>
-    </w:p>
-    <w:p>
-      <w:pPr>
-        <w:spacing w:before="60" w:after="60"/>
-        <w:jc w:val="left"/>
-      </w:pPr>
-      <w:r>
-        <w:rPr>
-          <w:rFonts w:ascii="Palatino Linotype" w:hAnsi="Palatino Linotype" w:cs="Palatino Linotype"/>
-          <w:b/>
-          <w:sz w:val="20"/>
-        </w:rPr>
-        <w:t>Konfigurasi Hardware dan Setup PC-PLC</w:t>
-      </w:r>
-    </w:p>
-    <w:p>
-      <w:pPr>
-        <w:spacing w:before="0" w:after="0"/>
-        <w:jc w:val="both"/>
-      </w:pPr>
-      <w:r>
-        <w:rPr>
-          <w:rFonts w:ascii="Palatino Linotype" w:hAnsi="Palatino Linotype" w:cs="Palatino Linotype"/>
-          <w:sz w:val="20"/>
-        </w:rPr>
-        <w:t>Rig pengujian dibatasi pada desktop Intel Core i7-10700, RAM 16 GB, tanpa GPU diskret, untuk membuktikan bahwa stack software berjalan pada hardware standar pabrik. PC (192.168.1.2/24) dan PLC (192.168.1.50/24) dihubungkan point-to-point dengan kabel Cat-5e, menghilangkan sekitar 1-2 ms jitter.</w:t>
-      </w:r>
-    </w:p>
-    <w:p>
-      <w:pPr>
-        <w:spacing w:before="60" w:after="60"/>
-        <w:jc w:val="center"/>
-      </w:pPr>
-      <w:r>
-        <w:rPr>
-          <w:rFonts w:ascii="Palatino Linotype" w:hAnsi="Palatino Linotype" w:cs="Palatino Linotype"/>
-          <w:i/>
-          <w:color w:val="FF0000"/>
-          <w:sz w:val="20"/>
-        </w:rPr>
-        <w:t>[PROMPT UNTUK AI GAMBAR: Konfigurasi Jaringan PC dan PLC. A clean network configuration diagram showing two devices connected point-to-point via a Cat-5e Ethernet cable. The left device represents a desktop PC with static IP address 192.168.1.2 and subnet mask 255.255.255.0 labeled in a neat rectangular callout box. The right device represents a Schneider Modicon M221 PLC with IP address 192.168.1.50 on the same subnet displayed similarly. A simple Ethernet cable symbol bridges both nodes directly without any switch in between. Both device icons are clearly labeled with their roles. Background is white, layout is symmetrical and horizontally balanced, and the style matches technical network topology figures used in IEEE automation and control papers.]</w:t>
-      </w:r>
-    </w:p>
-    <w:p>
-      <w:pPr>
-        <w:spacing w:before="60" w:after="120"/>
-        <w:jc w:val="center"/>
-      </w:pPr>
-      <w:r>
-        <w:rPr>
-          <w:rFonts w:ascii="Palatino Linotype" w:hAnsi="Palatino Linotype" w:cs="Palatino Linotype"/>
-          <w:b/>
-          <w:sz w:val="16"/>
-        </w:rPr>
-        <w:t xml:space="preserve">Fig. 3. </w:t>
-      </w:r>
-      <w:r>
-        <w:rPr>
-          <w:rFonts w:ascii="Palatino Linotype" w:hAnsi="Palatino Linotype" w:cs="Palatino Linotype"/>
-          <w:sz w:val="16"/>
-        </w:rPr>
-        <w:t>Konfigurasi Jaringan PC dan PLC</w:t>
-      </w:r>
-    </w:p>
-    <w:p>
-      <w:pPr>
-        <w:spacing w:before="0" w:after="0"/>
-        <w:jc w:val="both"/>
-      </w:pPr>
-      <w:r>
-        <w:rPr>
-          <w:rFonts w:ascii="Palatino Linotype" w:hAnsi="Palatino Linotype" w:cs="Palatino Linotype"/>
-          <w:sz w:val="20"/>
-        </w:rPr>
-        <w:t>Pengkabelan ditunjukkan pada Gbr. 3. Di sisi PLC, memori dibagi menjadi dua blok. Register M100-M115 bersifat read-only dari perspektif PC, mencerminkan state input fisik I0-I15. Register M200-M215 adalah target tulis; PC menulis perintah gestur menggunakan FC15, dan program ladder PLC membacanya setiap siklus scan untuk menggerakkan output Q0-Q3. Register baca (M100-M115) dan register tulis (M200-M215) tidak tumpang tindih. FC1 dan FC15 tidak bisa bertabrakan.</w:t>
-      </w:r>
-    </w:p>
-    <w:p>
-      <w:pPr>
-        <w:spacing w:before="60" w:after="60"/>
-        <w:jc w:val="center"/>
-      </w:pPr>
-      <w:r>
-        <w:rPr>
-          <w:rFonts w:ascii="Palatino Linotype" w:hAnsi="Palatino Linotype" w:cs="Palatino Linotype"/>
-          <w:i/>
-          <w:color w:val="FF0000"/>
-          <w:sz w:val="20"/>
-        </w:rPr>
-        <w:t>[PROMPT UNTUK AI GAMBAR: Diagram Ladder Pemetaan M200-M203 ke Q0-Q3. A simplified PLC ladder logic diagram showing four parallel rungs that map internal memory registers M200, M201, M202, and M203 to physical output coils Q0, Q1, Q2, and Q3 respectively. Each rung contains a normally-open contact symbol on the left referencing one M-register, connected by a horizontal line to a coil output symbol on the right referencing the corresponding Q-output. Labels are printed cleanly next to each contact and coil. Two vertical power rail lines bound the ladder on both sides. Background is white, lines are thin and precise, notation follows IEC 61131-3 ladder diagram standards, and the figure is compact and publication-ready for an IEEE conference methodology section.]</w:t>
-      </w:r>
-    </w:p>
-    <w:p>
-      <w:pPr>
-        <w:spacing w:before="60" w:after="120"/>
-        <w:jc w:val="center"/>
-      </w:pPr>
-      <w:r>
-        <w:rPr>
-          <w:rFonts w:ascii="Palatino Linotype" w:hAnsi="Palatino Linotype" w:cs="Palatino Linotype"/>
-          <w:b/>
-          <w:sz w:val="16"/>
-        </w:rPr>
-        <w:t xml:space="preserve">Fig. 4. </w:t>
-      </w:r>
-      <w:r>
-        <w:rPr>
-          <w:rFonts w:ascii="Palatino Linotype" w:hAnsi="Palatino Linotype" w:cs="Palatino Linotype"/>
-          <w:sz w:val="16"/>
-        </w:rPr>
-        <w:t>Diagram Ladder Pemetaan M200-M203 ke Q0-Q3</w:t>
-      </w:r>
-    </w:p>
-    <w:p>
-      <w:pPr>
-        <w:spacing w:before="0" w:after="0"/>
-        <w:jc w:val="both"/>
-      </w:pPr>
-      <w:r>
-        <w:rPr>
-          <w:rFonts w:ascii="Palatino Linotype" w:hAnsi="Palatino Linotype" w:cs="Palatino Linotype"/>
-          <w:sz w:val="20"/>
-        </w:rPr>
-        <w:t>Logika ladder (Gbr. 4): M200 M203 sebagai kontak normally-open menggerakkan coil output Q0 Q3.</w:t>
-      </w:r>
-    </w:p>
-    <w:p>
-      <w:pPr>
-        <w:spacing w:before="60" w:after="60"/>
-        <w:jc w:val="center"/>
-      </w:pPr>
-      <w:r>
-        <w:rPr>
-          <w:rFonts w:ascii="Palatino Linotype" w:hAnsi="Palatino Linotype" w:cs="Palatino Linotype"/>
-          <w:i/>
-          <w:color w:val="FF0000"/>
-          <w:sz w:val="20"/>
-        </w:rPr>
-        <w:t>[PROMPT UNTUK AI GAMBAR: Function Block Pembacaan M200-M203. A PLC function block diagram showing a structured FBD-style program block responsible for reading internal memory array M200 through M203 each scan cycle and forwarding values to physical output block Q0 through Q3. The block rectangle has labeled input pins on the left side connected to M-register addresses and output pins on the right side driving Q-output channels, with short wires exiting each pin. The function block name and scan-cycle behavior are labeled inside or above the block body. Background is white, layout is neat and compact, wiring connections are thin lines with right-angle bends, and the style resembles a SoMachine or Unity Pro FBD screenshot adapted for clear IEEE paper reproduction.]</w:t>
-      </w:r>
-    </w:p>
-    <w:p>
-      <w:pPr>
-        <w:spacing w:before="60" w:after="120"/>
-        <w:jc w:val="center"/>
-      </w:pPr>
-      <w:r>
-        <w:rPr>
-          <w:rFonts w:ascii="Palatino Linotype" w:hAnsi="Palatino Linotype" w:cs="Palatino Linotype"/>
-          <w:b/>
-          <w:sz w:val="16"/>
-        </w:rPr>
-        <w:t xml:space="preserve">Fig. 5. </w:t>
-      </w:r>
-      <w:r>
-        <w:rPr>
-          <w:rFonts w:ascii="Palatino Linotype" w:hAnsi="Palatino Linotype" w:cs="Palatino Linotype"/>
-          <w:sz w:val="16"/>
-        </w:rPr>
-        <w:t>Function Block Pembacaan M200-M203</w:t>
-      </w:r>
-    </w:p>
-    <w:p>
-      <w:pPr>
-        <w:spacing w:before="0" w:after="0"/>
-        <w:jc w:val="both"/>
-      </w:pPr>
-      <w:r>
-        <w:rPr>
-          <w:rFonts w:ascii="Palatino Linotype" w:hAnsi="Palatino Linotype" w:cs="Palatino Linotype"/>
-          <w:sz w:val="20"/>
-        </w:rPr>
-        <w:t>Function block (Gbr. 5) membaca array coil M200 M203 setiap siklus scan dan meneruskan nilainya ke output Q0 Q3. Pada scan rate default (~1 ms), perintah gestur baru ditangkap dalam satu siklus dan output fisik langsung mengikuti.</w:t>
-      </w:r>
-    </w:p>
-    <w:p>
-      <w:pPr>
-        <w:spacing w:before="60" w:after="60"/>
-        <w:jc w:val="left"/>
-      </w:pPr>
-      <w:r>
-        <w:rPr>
-          <w:rFonts w:ascii="Palatino Linotype" w:hAnsi="Palatino Linotype" w:cs="Palatino Linotype"/>
-          <w:b/>
-          <w:sz w:val="20"/>
-        </w:rPr>
-        <w:t>Pengenalan Gestur Geometris MediaPipe</w:t>
-      </w:r>
-    </w:p>
-    <w:p>
-      <w:pPr>
-        <w:spacing w:before="0" w:after="0"/>
-        <w:jc w:val="both"/>
-      </w:pPr>
-      <w:r>
-        <w:rPr>
-          <w:rFonts w:ascii="Palatino Linotype" w:hAnsi="Palatino Linotype" w:cs="Palatino Linotype"/>
-          <w:sz w:val="20"/>
-        </w:rPr>
-        <w:t>Setiap frame RGB dari OpenCV dilewatkan ke model hand-landmark MediaPipe [1], yang mengembalikan 21 titik per tangan: pergelangan tangan, sendi MCP, PIP, DIP untuk setiap jari, plus empat ujung jari.</w:t>
-      </w:r>
-    </w:p>
-    <w:p>
-      <w:pPr>
-        <w:spacing w:before="60" w:after="60"/>
-        <w:jc w:val="center"/>
-      </w:pPr>
-      <w:r>
-        <w:rPr>
-          <w:rFonts w:ascii="Palatino Linotype" w:hAnsi="Palatino Linotype" w:cs="Palatino Linotype"/>
-          <w:i/>
-          <w:color w:val="FF0000"/>
-          <w:sz w:val="20"/>
-        </w:rPr>
-        <w:t>[PROMPT UNTUK AI GAMBAR: 21 Landmark Tangan MediaPipe. A technical diagram of a human right hand viewed palm-side facing the viewer, with 21 skeletal landmark points numbered 0 through 20 overlaid at anatomically correct positions. Landmark 0 marks the wrist, landmarks 1 through 4 trace the thumb from MCP joint to fingertip, landmarks 5 through 8 trace the index finger, 9 through 12 the middle finger, 13 through 16 the ring finger, and 17 through 20 the little finger. Thin straight connector lines link adjacent landmarks along each finger and across the palm. Each landmark is drawn as a small filled circle with a numeric label nearby. Background is white or pale, line color is blue or teal, and style matches official MediaPipe documentation adapted for academic paper figures.]</w:t>
-      </w:r>
-    </w:p>
-    <w:p>
-      <w:pPr>
-        <w:spacing w:before="60" w:after="120"/>
-        <w:jc w:val="center"/>
-      </w:pPr>
-      <w:r>
-        <w:rPr>
-          <w:rFonts w:ascii="Palatino Linotype" w:hAnsi="Palatino Linotype" w:cs="Palatino Linotype"/>
-          <w:b/>
-          <w:sz w:val="16"/>
-        </w:rPr>
-        <w:t xml:space="preserve">Fig. 6. </w:t>
-      </w:r>
-      <w:r>
-        <w:rPr>
-          <w:rFonts w:ascii="Palatino Linotype" w:hAnsi="Palatino Linotype" w:cs="Palatino Linotype"/>
-          <w:sz w:val="16"/>
-        </w:rPr>
-        <w:t>21 Landmark Tangan MediaPipe</w:t>
-      </w:r>
-    </w:p>
-    <w:p>
-      <w:pPr>
-        <w:spacing w:before="0" w:after="0"/>
-        <w:jc w:val="both"/>
-      </w:pPr>
-      <w:r>
-        <w:rPr>
-          <w:rFonts w:ascii="Palatino Linotype" w:hAnsi="Palatino Linotype" w:cs="Palatino Linotype"/>
-          <w:sz w:val="20"/>
-        </w:rPr>
-        <w:t>Ke-21 landmark (bernomor 0 20) ditunjukkan pada Gbr. 6. Prototipe awal memverifikasi bahwa output MediaPipe stabil dalam kisaran ~30 derajat dari sumbu kamera.</w:t>
-      </w:r>
-    </w:p>
-    <w:p>
-      <w:pPr>
-        <w:spacing w:before="60" w:after="60"/>
-        <w:jc w:val="center"/>
-      </w:pPr>
-      <w:r>
-        <w:rPr>
-          <w:rFonts w:ascii="Palatino Linotype" w:hAnsi="Palatino Linotype" w:cs="Palatino Linotype"/>
-          <w:i/>
-          <w:color w:val="FF0000"/>
-          <w:sz w:val="20"/>
-        </w:rPr>
-        <w:t>[PROMPT UNTUK AI GAMBAR: Prototipe Python untuk Validasi MediaPipe. A screenshot-style illustration of a Python desktop application window displaying a live webcam video feed of a human hand with MediaPipe landmark skeleton overlaid on it. Twenty-one landmark points appear as small colored dots connected by thin lines tracing all five fingers and the palm structure. A status label or overlay text shows the currently detected gesture class name and live frame rate. The application window uses a neutral dark or gray frame with the video pane centered. The hand in the frame is shown in an open-palm or single-finger gesture, well-lit against a plain background. Style resembles a PyQt5 desktop GUI window screenshot suitable for inclusion in an academic methodology section.]</w:t>
-      </w:r>
-    </w:p>
-    <w:p>
-      <w:pPr>
-        <w:spacing w:before="60" w:after="120"/>
-        <w:jc w:val="center"/>
-      </w:pPr>
-      <w:r>
-        <w:rPr>
-          <w:rFonts w:ascii="Palatino Linotype" w:hAnsi="Palatino Linotype" w:cs="Palatino Linotype"/>
-          <w:b/>
-          <w:sz w:val="16"/>
-        </w:rPr>
-        <w:t xml:space="preserve">Fig. 7. </w:t>
-      </w:r>
-      <w:r>
-        <w:rPr>
-          <w:rFonts w:ascii="Palatino Linotype" w:hAnsi="Palatino Linotype" w:cs="Palatino Linotype"/>
-          <w:sz w:val="16"/>
-        </w:rPr>
-        <w:t>Prototipe Python untuk Validasi MediaPipe</w:t>
-      </w:r>
-    </w:p>
-    <w:p>
-      <w:pPr>
-        <w:spacing w:before="0" w:after="0"/>
-        <w:jc w:val="both"/>
-      </w:pPr>
-      <w:r>
-        <w:rPr>
-          <w:rFonts w:ascii="Palatino Linotype" w:hAnsi="Palatino Linotype" w:cs="Palatino Linotype"/>
-          <w:sz w:val="20"/>
-        </w:rPr>
-        <w:t>Jendela diagnostik PyQt5 (Gbr. 7) menampilkan landmark dan garis penghubung pada feed webcam langsung, mengonfirmasi konsistensi output MediaPipe selama kemiringan dalam ~30 derajat. Setiap landmark berupa koordinat 3-D ternormalisasi:</w:t>
-      </w:r>
-    </w:p>
-    <w:p>
-      <w:pPr>
-        <w:spacing w:before="60" w:after="60"/>
-        <w:jc w:val="center"/>
-      </w:pPr>
-      <w:r>
-        <w:rPr>
-          <w:rFonts w:ascii="Cambria Math" w:hAnsi="Cambria Math" w:cs="Cambria Math"/>
-          <w:i/>
-          <w:sz w:val="20"/>
-        </w:rPr>
-        <w:t>pi = (xi, yi, zi),   i = 0, 1, 2, , 20    (2)</w:t>
-      </w:r>
-    </w:p>
-    <w:p>
-      <w:pPr>
-        <w:spacing w:before="0" w:after="0"/>
-        <w:jc w:val="both"/>
-      </w:pPr>
-      <w:r>
-        <w:rPr>
-          <w:rFonts w:ascii="Palatino Linotype" w:hAnsi="Palatino Linotype" w:cs="Palatino Linotype"/>
-          <w:sz w:val="20"/>
-        </w:rPr>
-        <w:t>Pada persamaan (2), xi dan yi berada dalam [0,1] relatif terhadap dimensi gambar, zi mengkodekan kedalaman relatif terhadap pergelangan tangan. Jarak Euclidean antara dua landmark:</w:t>
-      </w:r>
-    </w:p>
-    <w:p>
-      <w:pPr>
-        <w:spacing w:before="60" w:after="60"/>
-        <w:jc w:val="center"/>
-      </w:pPr>
-      <w:r>
-        <w:rPr>
-          <w:rFonts w:ascii="Cambria Math" w:hAnsi="Cambria Math" w:cs="Cambria Math"/>
-          <w:i/>
-          <w:sz w:val="20"/>
-        </w:rPr>
-        <w:t>dij = sqrt((xj - xi)2 + (yj - yi)2)    (3)</w:t>
-      </w:r>
-    </w:p>
-    <w:p>
-      <w:pPr>
-        <w:spacing w:before="0" w:after="0"/>
-        <w:jc w:val="both"/>
-      </w:pPr>
-      <w:r>
-        <w:rPr>
-          <w:rFonts w:ascii="Palatino Linotype" w:hAnsi="Palatino Linotype" w:cs="Palatino Linotype"/>
-          <w:sz w:val="20"/>
-        </w:rPr>
-        <w:t>Jarak piksel mentah berubah tergantung jarak tangan dari kamera. Untuk menghilangkan ketergantungan skala, dibagi dengan d0,9 (jarak pergelangan tangan ke middle-MCP):</w:t>
-      </w:r>
-    </w:p>
-    <w:p>
-      <w:pPr>
-        <w:spacing w:before="60" w:after="60"/>
-        <w:jc w:val="center"/>
-      </w:pPr>
-      <w:r>
-        <w:rPr>
-          <w:rFonts w:ascii="Cambria Math" w:hAnsi="Cambria Math" w:cs="Cambria Math"/>
-          <w:i/>
-          <w:sz w:val="20"/>
-        </w:rPr>
-        <w:t>dnorm,ij = dijd0,9    (4)</w:t>
-      </w:r>
-    </w:p>
-    <w:p>
-      <w:pPr>
-        <w:spacing w:before="0" w:after="0"/>
-        <w:jc w:val="both"/>
-      </w:pPr>
-      <w:r>
-        <w:rPr>
-          <w:rFonts w:ascii="Palatino Linotype" w:hAnsi="Palatino Linotype" w:cs="Palatino Linotype"/>
-          <w:sz w:val="20"/>
-        </w:rPr>
-        <w:t>Setelah normalisasi, dnorm,ij mencerminkan bentuk tangan independen dari jarak kamera. Untuk ekstensi jari, dibutuhkan sudut sendi. Vektor arah:</w:t>
-      </w:r>
-    </w:p>
-    <w:p>
-      <w:pPr>
-        <w:spacing w:before="60" w:after="60"/>
-        <w:jc w:val="center"/>
-      </w:pPr>
-      <w:r>
-        <w:rPr>
-          <w:rFonts w:ascii="Cambria Math" w:hAnsi="Cambria Math" w:cs="Cambria Math"/>
-          <w:i/>
-          <w:sz w:val="20"/>
-        </w:rPr>
-        <w:t>vij = (xj - xi,\; yj - yi)    (5)</w:t>
-      </w:r>
-    </w:p>
-    <w:p>
-      <w:pPr>
-        <w:spacing w:before="0" w:after="0"/>
-        <w:jc w:val="both"/>
-      </w:pPr>
-      <w:r>
-        <w:rPr>
-          <w:rFonts w:ascii="Palatino Linotype" w:hAnsi="Palatino Linotype" w:cs="Palatino Linotype"/>
-          <w:sz w:val="20"/>
-        </w:rPr>
-        <w:t>Besarnya:</w:t>
-      </w:r>
-    </w:p>
-    <w:p>
-      <w:pPr>
-        <w:spacing w:before="60" w:after="60"/>
-        <w:jc w:val="center"/>
-      </w:pPr>
-      <w:r>
-        <w:rPr>
-          <w:rFonts w:ascii="Cambria Math" w:hAnsi="Cambria Math" w:cs="Cambria Math"/>
-          <w:i/>
-          <w:sz w:val="20"/>
-        </w:rPr>
-        <w:t>|v| = sqrt(vx2 + vy2)    (6)</w:t>
-      </w:r>
-    </w:p>
-    <w:p>
-      <w:pPr>
-        <w:spacing w:before="0" w:after="0"/>
-        <w:jc w:val="both"/>
-      </w:pPr>
-      <w:r>
-        <w:rPr>
-          <w:rFonts w:ascii="Palatino Linotype" w:hAnsi="Palatino Linotype" w:cs="Palatino Linotype"/>
-          <w:sz w:val="20"/>
-        </w:rPr>
-        <w:t>Dot product dari dua vektor segmen tulang yang bersebelahan:</w:t>
-      </w:r>
-    </w:p>
-    <w:p>
-      <w:pPr>
-        <w:spacing w:before="60" w:after="60"/>
-        <w:jc w:val="center"/>
-      </w:pPr>
-      <w:r>
-        <w:rPr>
-          <w:rFonts w:ascii="Cambria Math" w:hAnsi="Cambria Math" w:cs="Cambria Math"/>
-          <w:i/>
-          <w:sz w:val="20"/>
-        </w:rPr>
-        <w:t>A · B = Ax Bx + Ay By    (7)</w:t>
-      </w:r>
-    </w:p>
-    <w:p>
-      <w:pPr>
-        <w:spacing w:before="0" w:after="0"/>
-        <w:jc w:val="both"/>
-      </w:pPr>
-      <w:r>
-        <w:rPr>
-          <w:rFonts w:ascii="Palatino Linotype" w:hAnsi="Palatino Linotype" w:cs="Palatino Linotype"/>
-          <w:sz w:val="20"/>
-        </w:rPr>
-        <w:t>Sudut antar-sendi, untuk tiga landmark berurutan (A = ujung jari, B = sendi tengah, C = pangkal):</w:t>
-      </w:r>
-    </w:p>
-    <w:p>
-      <w:pPr>
-        <w:spacing w:before="60" w:after="60"/>
-        <w:jc w:val="center"/>
-      </w:pPr>
-      <w:r>
-        <w:rPr>
-          <w:rFonts w:ascii="Cambria Math" w:hAnsi="Cambria Math" w:cs="Cambria Math"/>
-          <w:i/>
-          <w:sz w:val="20"/>
-        </w:rPr>
-        <w:t>θ = -1( (BA · BC/|BA| · |BC|) )    (8)</w:t>
-      </w:r>
-    </w:p>
-    <w:p>
-      <w:pPr>
-        <w:spacing w:before="0" w:after="0"/>
-        <w:jc w:val="both"/>
-      </w:pPr>
-      <w:r>
-        <w:rPr>
-          <w:rFonts w:ascii="Palatino Linotype" w:hAnsi="Palatino Linotype" w:cs="Palatino Linotype"/>
-          <w:sz w:val="20"/>
-        </w:rPr>
-        <w:t>Sudut θ menentukan apakah jari terektensi atau tertutup. Setelah kalibrasi, θopen ≈ 160° dan θclose ≈ 140°. Jika θ &gt; θopen maka jari terektensi (fi = 1); di bawah θclose maka tertutup (fi = 0):</w:t>
-      </w:r>
-    </w:p>
-    <w:p>
-      <w:pPr>
-        <w:spacing w:before="60" w:after="60"/>
-        <w:jc w:val="center"/>
-      </w:pPr>
-      <w:r>
-        <w:rPr>
-          <w:rFonts w:ascii="Cambria Math" w:hAnsi="Cambria Math" w:cs="Cambria Math"/>
-          <w:i/>
-          <w:sz w:val="20"/>
-        </w:rPr>
-        <w:t>fi =  1, &amp; θi &gt; θopen \\ 0, &amp; θi &lt; θclose    (9)</w:t>
-      </w:r>
-    </w:p>
-    <w:p>
-      <w:pPr>
-        <w:spacing w:before="0" w:after="0"/>
-        <w:jc w:val="both"/>
-      </w:pPr>
-      <w:r>
-        <w:rPr>
-          <w:rFonts w:ascii="Palatino Linotype" w:hAnsi="Palatino Linotype" w:cs="Palatino Linotype"/>
-          <w:sz w:val="20"/>
-        </w:rPr>
-        <w:t xml:space="preserve">Threshold tunggal menyebabkan toggling cepat di dekat batas saat tangan diputar. Diperbaiki dengan histeresis dua batas terpisah, </w:t>
-        <w:tab/>
-        <w:t xml:space="preserve">hetahigh dan </w:t>
-        <w:tab/>
-        <w:t>hetalow:</w:t>
-      </w:r>
-    </w:p>
-    <w:p>
-      <w:pPr>
-        <w:spacing w:before="60" w:after="60"/>
-        <w:jc w:val="center"/>
-      </w:pPr>
-      <w:r>
-        <w:rPr>
-          <w:rFonts w:ascii="Cambria Math" w:hAnsi="Cambria Math" w:cs="Cambria Math"/>
-          <w:i/>
-          <w:sz w:val="20"/>
-        </w:rPr>
-        <w:t>fi(t) =  1, &amp; θi &gt; θhigh \\ 0, &amp; θi &lt; θlow \\ fi(t-1), &amp; otherwise    (10)</w:t>
-      </w:r>
-    </w:p>
-    <w:p>
-      <w:pPr>
-        <w:spacing w:before="0" w:after="0"/>
-        <w:jc w:val="both"/>
-      </w:pPr>
-      <w:r>
-        <w:rPr>
-          <w:rFonts w:ascii="Palatino Linotype" w:hAnsi="Palatino Linotype" w:cs="Palatino Linotype"/>
-          <w:sz w:val="20"/>
-        </w:rPr>
-        <w:t>Di atas histeresis, voting mayoritas sliding-window menghaluskan output di sepanjang N frame terakhir:</w:t>
-      </w:r>
-    </w:p>
-    <w:p>
-      <w:pPr>
-        <w:spacing w:before="60" w:after="60"/>
-        <w:jc w:val="center"/>
-      </w:pPr>
-      <w:r>
-        <w:rPr>
-          <w:rFonts w:ascii="Cambria Math" w:hAnsi="Cambria Math" w:cs="Cambria Math"/>
-          <w:i/>
-          <w:sz w:val="20"/>
-        </w:rPr>
-        <w:t>Fi = (1/N) =0N-1fi(t-k)    (11)</w:t>
-      </w:r>
-    </w:p>
-    <w:p>
-      <w:pPr>
-        <w:spacing w:before="0" w:after="0"/>
-        <w:jc w:val="both"/>
-      </w:pPr>
-      <w:r>
-        <w:rPr>
-          <w:rFonts w:ascii="Palatino Linotype" w:hAnsi="Palatino Linotype" w:cs="Palatino Linotype"/>
-          <w:sz w:val="20"/>
-        </w:rPr>
-        <w:t>Output biner final fi bernilai 1 hanya jika lebih dari fraksi T dari frame terbaru menyetujui bahwa jari terektensi:</w:t>
-      </w:r>
-    </w:p>
-    <w:p>
-      <w:pPr>
-        <w:spacing w:before="60" w:after="60"/>
-        <w:jc w:val="center"/>
-      </w:pPr>
-      <w:r>
-        <w:rPr>
-          <w:rFonts w:ascii="Cambria Math" w:hAnsi="Cambria Math" w:cs="Cambria Math"/>
-          <w:i/>
-          <w:sz w:val="20"/>
-        </w:rPr>
-        <w:t>fi =  1, &amp; Fi &gt; T \\ 0, &amp; otherwise    (12)</w:t>
-      </w:r>
-    </w:p>
-    <w:p>
-      <w:pPr>
-        <w:spacing w:before="0" w:after="0"/>
-        <w:jc w:val="both"/>
-      </w:pPr>
-      <w:r>
-        <w:rPr>
-          <w:rFonts w:ascii="Palatino Linotype" w:hAnsi="Palatino Linotype" w:cs="Palatino Linotype"/>
-          <w:sz w:val="20"/>
-        </w:rPr>
-        <w:t>Histeresis ditambah voting berjendela memangkas false-trigger mendekati nol pada kondisi normal. Trade-off-nya: latensi. Pada N=5 dan 30 fps, debounce menambahkan ~83 ms, karena gestur biasanya stabil dalam 2-3 frame. Array biner fi kemudian diantrikan untuk penulisan Modbus FC15.</w:t>
-      </w:r>
-    </w:p>
-    <w:p>
-      <w:pPr>
-        <w:spacing w:before="60" w:after="60"/>
-        <w:jc w:val="left"/>
-      </w:pPr>
-      <w:r>
-        <w:rPr>
-          <w:rFonts w:ascii="Palatino Linotype" w:hAnsi="Palatino Linotype" w:cs="Palatino Linotype"/>
-          <w:b/>
-          <w:sz w:val="20"/>
-        </w:rPr>
-        <w:t>Integrasi MediaPipe dan Pymodbus</w:t>
-      </w:r>
-    </w:p>
-    <w:p>
-      <w:pPr>
-        <w:spacing w:before="0" w:after="0"/>
-        <w:jc w:val="both"/>
-      </w:pPr>
-      <w:r>
-        <w:rPr>
-          <w:rFonts w:ascii="Palatino Linotype" w:hAnsi="Palatino Linotype" w:cs="Palatino Linotype"/>
-          <w:sz w:val="20"/>
-        </w:rPr>
-        <w:t>GUI PyQt5 awalnya ditulis untuk diagnostik, namun juga berfungsi sebagai panel kontrol demo. Antarmuka merender webcam langsung dengan landmark MediaPipe ditumpangkan, dan deretan indikator berwarna menunjukkan coil PLC yang aktif. Enam kelas gestur dipetakan ke pola coil Tabel I mencantumkan masing-masing.</w:t>
-      </w:r>
-    </w:p>
-    <w:p>
-      <w:pPr>
-        <w:spacing w:before="120" w:after="60"/>
-        <w:jc w:val="center"/>
-      </w:pPr>
-      <w:r>
-        <w:rPr>
-          <w:rFonts w:ascii="Palatino Linotype" w:hAnsi="Palatino Linotype" w:cs="Palatino Linotype"/>
-          <w:b/>
-          <w:sz w:val="16"/>
-        </w:rPr>
-        <w:t xml:space="preserve">Table I. </w:t>
-      </w:r>
-      <w:r>
-        <w:rPr>
-          <w:rFonts w:ascii="Palatino Linotype" w:hAnsi="Palatino Linotype" w:cs="Palatino Linotype"/>
-          <w:sz w:val="16"/>
-        </w:rPr>
-        <w:t>Pemetaan Gestur ke Coil Modbus</w:t>
+        <w:t>Parameter PID dari Metode Ziegler-Nichols Closed-Loop</w:t>
       </w:r>
     </w:p>
     <w:tbl>
@@ -1130,7 +1431,7 @@
                 <w:b/>
                 <w:sz w:val="16"/>
               </w:rPr>
-              <w:t>Gestur</w:t>
+              <w:t>Tipe Kontrol</w:t>
             </w:r>
           </w:p>
         </w:tc>
@@ -1149,7 +1450,6 @@
                 <w:b/>
                 <w:sz w:val="16"/>
               </w:rPr>
-              <w:t>Jumlah Jari</w:t>
             </w:r>
           </w:p>
         </w:tc>
@@ -1168,7 +1468,6 @@
                 <w:b/>
                 <w:sz w:val="16"/>
               </w:rPr>
-              <w:t>State Coil Modbus</w:t>
             </w:r>
           </w:p>
         </w:tc>
@@ -1187,7 +1486,6 @@
                 <w:b/>
                 <w:sz w:val="16"/>
               </w:rPr>
-              <w:t>Output PLC</w:t>
             </w:r>
           </w:p>
         </w:tc>
@@ -1207,7 +1505,7 @@
                 <w:rFonts w:ascii="Palatino Linotype" w:hAnsi="Palatino Linotype" w:cs="Palatino Linotype"/>
                 <w:sz w:val="16"/>
               </w:rPr>
-              <w:t>Kepalan Tangan</w:t>
+              <w:t>P</w:t>
             </w:r>
           </w:p>
         </w:tc>
@@ -1225,43 +1523,43 @@
                 <w:rFonts w:ascii="Palatino Linotype" w:hAnsi="Palatino Linotype" w:cs="Palatino Linotype"/>
                 <w:sz w:val="16"/>
               </w:rPr>
+              <w:t>0.5 Ku</w:t>
+            </w:r>
+          </w:p>
+        </w:tc>
+        <w:tc>
+          <w:tcPr>
+            <w:tcW w:type="dxa" w:w="2268"/>
+          </w:tcPr>
+          <w:p>
+            <w:pPr>
+              <w:jc w:val="center"/>
+            </w:pPr>
+            <w:r/>
+            <w:r>
+              <w:rPr>
+                <w:rFonts w:ascii="Palatino Linotype" w:hAnsi="Palatino Linotype" w:cs="Palatino Linotype"/>
+                <w:sz w:val="16"/>
+              </w:rPr>
+              <w:t>∞</w:t>
+            </w:r>
+          </w:p>
+        </w:tc>
+        <w:tc>
+          <w:tcPr>
+            <w:tcW w:type="dxa" w:w="2268"/>
+          </w:tcPr>
+          <w:p>
+            <w:pPr>
+              <w:jc w:val="center"/>
+            </w:pPr>
+            <w:r/>
+            <w:r>
+              <w:rPr>
+                <w:rFonts w:ascii="Palatino Linotype" w:hAnsi="Palatino Linotype" w:cs="Palatino Linotype"/>
+                <w:sz w:val="16"/>
+              </w:rPr>
               <w:t>0</w:t>
-            </w:r>
-          </w:p>
-        </w:tc>
-        <w:tc>
-          <w:tcPr>
-            <w:tcW w:type="dxa" w:w="2268"/>
-          </w:tcPr>
-          <w:p>
-            <w:pPr>
-              <w:jc w:val="center"/>
-            </w:pPr>
-            <w:r/>
-            <w:r>
-              <w:rPr>
-                <w:rFonts w:ascii="Palatino Linotype" w:hAnsi="Palatino Linotype" w:cs="Palatino Linotype"/>
-                <w:sz w:val="16"/>
-              </w:rPr>
-              <w:t>M200=0, M201=0, M202=0, M203=0</w:t>
-            </w:r>
-          </w:p>
-        </w:tc>
-        <w:tc>
-          <w:tcPr>
-            <w:tcW w:type="dxa" w:w="2268"/>
-          </w:tcPr>
-          <w:p>
-            <w:pPr>
-              <w:jc w:val="center"/>
-            </w:pPr>
-            <w:r/>
-            <w:r>
-              <w:rPr>
-                <w:rFonts w:ascii="Palatino Linotype" w:hAnsi="Palatino Linotype" w:cs="Palatino Linotype"/>
-                <w:sz w:val="16"/>
-              </w:rPr>
-              <w:t>Q0-Q3=OFF</w:t>
             </w:r>
           </w:p>
         </w:tc>
@@ -1281,7 +1579,7 @@
                 <w:rFonts w:ascii="Palatino Linotype" w:hAnsi="Palatino Linotype" w:cs="Palatino Linotype"/>
                 <w:sz w:val="16"/>
               </w:rPr>
-              <w:t>1 Jari (Telunjuk)</w:t>
+              <w:t>PI</w:t>
             </w:r>
           </w:p>
         </w:tc>
@@ -1299,7 +1597,7 @@
                 <w:rFonts w:ascii="Palatino Linotype" w:hAnsi="Palatino Linotype" w:cs="Palatino Linotype"/>
                 <w:sz w:val="16"/>
               </w:rPr>
-              <w:t>1</w:t>
+              <w:t>0.45 Ku</w:t>
             </w:r>
           </w:p>
         </w:tc>
@@ -1317,7 +1615,7 @@
                 <w:rFonts w:ascii="Palatino Linotype" w:hAnsi="Palatino Linotype" w:cs="Palatino Linotype"/>
                 <w:sz w:val="16"/>
               </w:rPr>
-              <w:t>M200=1, M201=0, M202=0, M203=0</w:t>
+              <w:t>0.83 Tu</w:t>
             </w:r>
           </w:p>
         </w:tc>
@@ -1335,7 +1633,7 @@
                 <w:rFonts w:ascii="Palatino Linotype" w:hAnsi="Palatino Linotype" w:cs="Palatino Linotype"/>
                 <w:sz w:val="16"/>
               </w:rPr>
-              <w:t>Q0=ON</w:t>
+              <w:t>0</w:t>
             </w:r>
           </w:p>
         </w:tc>
@@ -1355,7 +1653,7 @@
                 <w:rFonts w:ascii="Palatino Linotype" w:hAnsi="Palatino Linotype" w:cs="Palatino Linotype"/>
                 <w:sz w:val="16"/>
               </w:rPr>
-              <w:t>2 Jari (Peace)</w:t>
+              <w:t>PID</w:t>
             </w:r>
           </w:p>
         </w:tc>
@@ -1373,7 +1671,7 @@
                 <w:rFonts w:ascii="Palatino Linotype" w:hAnsi="Palatino Linotype" w:cs="Palatino Linotype"/>
                 <w:sz w:val="16"/>
               </w:rPr>
-              <w:t>2</w:t>
+              <w:t>0.6 Ku</w:t>
             </w:r>
           </w:p>
         </w:tc>
@@ -1391,7 +1689,7 @@
                 <w:rFonts w:ascii="Palatino Linotype" w:hAnsi="Palatino Linotype" w:cs="Palatino Linotype"/>
                 <w:sz w:val="16"/>
               </w:rPr>
-              <w:t>M200=1, M201=1, M202=0, M203=0</w:t>
+              <w:t>0.5 Tu</w:t>
             </w:r>
           </w:p>
         </w:tc>
@@ -1409,229 +1707,7 @@
                 <w:rFonts w:ascii="Palatino Linotype" w:hAnsi="Palatino Linotype" w:cs="Palatino Linotype"/>
                 <w:sz w:val="16"/>
               </w:rPr>
-              <w:t>Q0-Q1=ON</w:t>
-            </w:r>
-          </w:p>
-        </w:tc>
-      </w:tr>
-      <w:tr>
-        <w:tc>
-          <w:tcPr>
-            <w:tcW w:type="dxa" w:w="2268"/>
-          </w:tcPr>
-          <w:p>
-            <w:pPr>
-              <w:jc w:val="center"/>
-            </w:pPr>
-            <w:r/>
-            <w:r>
-              <w:rPr>
-                <w:rFonts w:ascii="Palatino Linotype" w:hAnsi="Palatino Linotype" w:cs="Palatino Linotype"/>
-                <w:sz w:val="16"/>
-              </w:rPr>
-              <w:t>3 Jari</w:t>
-            </w:r>
-          </w:p>
-        </w:tc>
-        <w:tc>
-          <w:tcPr>
-            <w:tcW w:type="dxa" w:w="2268"/>
-          </w:tcPr>
-          <w:p>
-            <w:pPr>
-              <w:jc w:val="center"/>
-            </w:pPr>
-            <w:r/>
-            <w:r>
-              <w:rPr>
-                <w:rFonts w:ascii="Palatino Linotype" w:hAnsi="Palatino Linotype" w:cs="Palatino Linotype"/>
-                <w:sz w:val="16"/>
-              </w:rPr>
-              <w:t>3</w:t>
-            </w:r>
-          </w:p>
-        </w:tc>
-        <w:tc>
-          <w:tcPr>
-            <w:tcW w:type="dxa" w:w="2268"/>
-          </w:tcPr>
-          <w:p>
-            <w:pPr>
-              <w:jc w:val="center"/>
-            </w:pPr>
-            <w:r/>
-            <w:r>
-              <w:rPr>
-                <w:rFonts w:ascii="Palatino Linotype" w:hAnsi="Palatino Linotype" w:cs="Palatino Linotype"/>
-                <w:sz w:val="16"/>
-              </w:rPr>
-              <w:t>M200=1, M201=1, M202=1, M203=0</w:t>
-            </w:r>
-          </w:p>
-        </w:tc>
-        <w:tc>
-          <w:tcPr>
-            <w:tcW w:type="dxa" w:w="2268"/>
-          </w:tcPr>
-          <w:p>
-            <w:pPr>
-              <w:jc w:val="center"/>
-            </w:pPr>
-            <w:r/>
-            <w:r>
-              <w:rPr>
-                <w:rFonts w:ascii="Palatino Linotype" w:hAnsi="Palatino Linotype" w:cs="Palatino Linotype"/>
-                <w:sz w:val="16"/>
-              </w:rPr>
-              <w:t>Q0-Q2=ON</w:t>
-            </w:r>
-          </w:p>
-        </w:tc>
-      </w:tr>
-      <w:tr>
-        <w:tc>
-          <w:tcPr>
-            <w:tcW w:type="dxa" w:w="2268"/>
-          </w:tcPr>
-          <w:p>
-            <w:pPr>
-              <w:jc w:val="center"/>
-            </w:pPr>
-            <w:r/>
-            <w:r>
-              <w:rPr>
-                <w:rFonts w:ascii="Palatino Linotype" w:hAnsi="Palatino Linotype" w:cs="Palatino Linotype"/>
-                <w:sz w:val="16"/>
-              </w:rPr>
-              <w:t>4 Jari</w:t>
-            </w:r>
-          </w:p>
-        </w:tc>
-        <w:tc>
-          <w:tcPr>
-            <w:tcW w:type="dxa" w:w="2268"/>
-          </w:tcPr>
-          <w:p>
-            <w:pPr>
-              <w:jc w:val="center"/>
-            </w:pPr>
-            <w:r/>
-            <w:r>
-              <w:rPr>
-                <w:rFonts w:ascii="Palatino Linotype" w:hAnsi="Palatino Linotype" w:cs="Palatino Linotype"/>
-                <w:sz w:val="16"/>
-              </w:rPr>
-              <w:t>4</w:t>
-            </w:r>
-          </w:p>
-        </w:tc>
-        <w:tc>
-          <w:tcPr>
-            <w:tcW w:type="dxa" w:w="2268"/>
-          </w:tcPr>
-          <w:p>
-            <w:pPr>
-              <w:jc w:val="center"/>
-            </w:pPr>
-            <w:r/>
-            <w:r>
-              <w:rPr>
-                <w:rFonts w:ascii="Palatino Linotype" w:hAnsi="Palatino Linotype" w:cs="Palatino Linotype"/>
-                <w:sz w:val="16"/>
-              </w:rPr>
-              <w:t>M200=1, M201=1, M202=1, M203=1</w:t>
-            </w:r>
-          </w:p>
-        </w:tc>
-        <w:tc>
-          <w:tcPr>
-            <w:tcW w:type="dxa" w:w="2268"/>
-          </w:tcPr>
-          <w:p>
-            <w:pPr>
-              <w:jc w:val="center"/>
-            </w:pPr>
-            <w:r/>
-            <w:r>
-              <w:rPr>
-                <w:rFonts w:ascii="Palatino Linotype" w:hAnsi="Palatino Linotype" w:cs="Palatino Linotype"/>
-                <w:sz w:val="16"/>
-              </w:rPr>
-              <w:t>Q0-Q3=ON</w:t>
-            </w:r>
-          </w:p>
-        </w:tc>
-      </w:tr>
-      <w:tr>
-        <w:tc>
-          <w:tcPr>
-            <w:tcW w:type="dxa" w:w="2268"/>
-          </w:tcPr>
-          <w:p>
-            <w:pPr>
-              <w:jc w:val="center"/>
-            </w:pPr>
-            <w:r/>
-            <w:r>
-              <w:rPr>
-                <w:rFonts w:ascii="Palatino Linotype" w:hAnsi="Palatino Linotype" w:cs="Palatino Linotype"/>
-                <w:sz w:val="16"/>
-              </w:rPr>
-              <w:t>5 Jari (Telapak)</w:t>
-            </w:r>
-          </w:p>
-        </w:tc>
-        <w:tc>
-          <w:tcPr>
-            <w:tcW w:type="dxa" w:w="2268"/>
-          </w:tcPr>
-          <w:p>
-            <w:pPr>
-              <w:jc w:val="center"/>
-            </w:pPr>
-            <w:r/>
-            <w:r>
-              <w:rPr>
-                <w:rFonts w:ascii="Palatino Linotype" w:hAnsi="Palatino Linotype" w:cs="Palatino Linotype"/>
-                <w:sz w:val="16"/>
-              </w:rPr>
-              <w:t>5</w:t>
-            </w:r>
-          </w:p>
-        </w:tc>
-        <w:tc>
-          <w:tcPr>
-            <w:tcW w:type="dxa" w:w="2268"/>
-          </w:tcPr>
-          <w:p>
-            <w:pPr>
-              <w:jc w:val="center"/>
-            </w:pPr>
-            <w:r/>
-            <w:r>
-              <w:rPr>
-                <w:rFonts w:ascii="Palatino Linotype" w:hAnsi="Palatino Linotype" w:cs="Palatino Linotype"/>
-                <w:sz w:val="16"/>
-              </w:rPr>
-              <w:t>M200=1, M201=1, M202=1, M203=1</w:t>
-            </w:r>
-          </w:p>
-        </w:tc>
-        <w:tc>
-          <w:tcPr>
-            <w:tcW w:type="dxa" w:w="2268"/>
-          </w:tcPr>
-          <w:p>
-            <w:pPr>
-              <w:jc w:val="center"/>
-            </w:pPr>
-            <w:r/>
-            <w:r>
-              <w:rPr>
-                <w:rFonts w:ascii="Palatino Linotype" w:hAnsi="Palatino Linotype" w:cs="Palatino Linotype"/>
-                <w:sz w:val="16"/>
-              </w:rPr>
-              <w:t>Q0-Q3=ON (Semua)</w:t>
+              <w:t>0.125 Tu</w:t>
             </w:r>
           </w:p>
         </w:tc>
@@ -1647,7 +1723,7 @@
           <w:rFonts w:ascii="Palatino Linotype" w:hAnsi="Palatino Linotype" w:cs="Palatino Linotype"/>
           <w:sz w:val="20"/>
         </w:rPr>
-        <w:t>PLCGui menjalankan ketiga thread. Saat gestur dikonfirmasi oleh filter debounce, pola coil ditulis ke PLC via PyModbus dan setiap hasil dicatat dalam log. LED panel depan PLC sesuai dengan indikator GUI setiap penulisan berhasil.</w:t>
+        <w:t>Setelah parameter PID diperoleh (Kp = a4, Ki = a5, Kd = a6), simulasi dijalankan dengan sinyal referensi berupa step unit dan sinyal ramp yang merepresentasikan lintasan gerak kontinyu selama pengelasan. Skenario pengujian meliputi: (a) respons tanpa beban, (b) respons dengan beban elektroda (massa m = a7 kg), (c) respons dengan gangguan sinusoidal (amplitude A = a8, frekuensi f = a9 Hz) mensimulasikan getaran konveyor.</w:t>
       </w:r>
     </w:p>
     <w:p>
@@ -1662,7 +1738,7 @@
           <w:color w:val="FF0000"/>
           <w:sz w:val="20"/>
         </w:rPr>
-        <w:t>[PROMPT UNTUK AI GAMBAR: Setup Hardware Laboratorium Lengkap. A photograph or realistic illustration of a laboratory workbench showing the complete GestPLC hardware deployment in a single wide-angle frame. On the left side, a desktop PC tower with a USB webcam mounted on a small tripod faces a human hand positioned in front of it. A Cat-5e Ethernet cable runs from the PC across the bench to a Schneider Modicon M221 PLC mounted on a DIN rail panel on the right side. The PLC panel shows visible indicator LEDs and wiring terminals. Overhead or side lighting illuminates the scene clearly. The composition resembles a small-scale industrial automation test station and is appropriate for a laboratory photograph in an IEEE journal paper.]</w:t>
+        <w:t>[PROMPT UNTUK AI GAMBAR: Diagram alir prosedur penalaan PID dan simulasi. (create an image A flowchart illustrating the PID tuning and simulation procedure. Start with 'Mulai' (Start) oval. Then rectangles: 'Identifikasi plant (step test)' -&gt; 'Ukur K. τ, L' -&gt; 'Set Ki=0, Kd=0' -&gt; 'Naikkan Kp hingga osilasi stabil' -&gt; 'Catat Ku dan Tu' -&gt; 'Hitung Kp, Ki, Kd dari tabel ZN' -&gt; 'Implementasikan di Simulink' -&gt; 'Jalankan simulasi step dan ramp' -&gt; 'Catat respons (overshoot, settling time, rise time, steady-state error)'. A decision diamond after 'Catat respons': 'Overshoot &lt; 5%?' If YES: 'Selesai' (End). If NO: 'Sesuaikan Kp, Ki, Kd secara manual' and loop back to 'Implementasikan di Simulink'. Use standard flowchart symbols with arrows. Color: blue for process boxes, green for decision, red for start/end. Add labels for each symbol, but White background. Clean academic paper figure style.)]</w:t>
       </w:r>
     </w:p>
     <w:p>
@@ -1676,14 +1752,14 @@
           <w:b/>
           <w:sz w:val="16"/>
         </w:rPr>
-        <w:t xml:space="preserve">Fig. 8. </w:t>
+        <w:t xml:space="preserve">Fig. 3. </w:t>
       </w:r>
       <w:r>
         <w:rPr>
           <w:rFonts w:ascii="Palatino Linotype" w:hAnsi="Palatino Linotype" w:cs="Palatino Linotype"/>
           <w:sz w:val="16"/>
         </w:rPr>
-        <w:t>Setup Hardware Laboratorium Lengkap</w:t>
+        <w:t>Diagram alir prosedur penalaan PID dan simulasi</w:t>
       </w:r>
     </w:p>
     <w:p>
@@ -1696,7 +1772,74 @@
           <w:rFonts w:ascii="Palatino Linotype" w:hAnsi="Palatino Linotype" w:cs="Palatino Linotype"/>
           <w:sz w:val="20"/>
         </w:rPr>
-        <w:t>Rig pengujian terlihat pada Gbr. 8. Webcam pada tripod menghadap tangan operator, kabel Cat-5e langsung ke panel PLC.</w:t>
+        <w:t>Gambar 3 menunjukkan alur penalaan PID yang digunakan. Jika setelah penerapan parameter Ziegler-Nichols overshoot melebihi 5\%, dilakukan fine-tuning manual dengan mengurangi Kp dan menambah Kd untuk meredam osilasi.</w:t>
+      </w:r>
+    </w:p>
+    <w:p>
+      <w:pPr>
+        <w:spacing w:before="60" w:after="60"/>
+        <w:jc w:val="left"/>
+      </w:pPr>
+      <w:r>
+        <w:rPr>
+          <w:rFonts w:ascii="Palatino Linotype" w:hAnsi="Palatino Linotype" w:cs="Palatino Linotype"/>
+          <w:b/>
+          <w:sz w:val="20"/>
+        </w:rPr>
+        <w:t>Algoritma Kendali dan Simulasi</w:t>
+      </w:r>
+    </w:p>
+    <w:p>
+      <w:pPr>
+        <w:spacing w:before="0" w:after="0"/>
+        <w:jc w:val="both"/>
+      </w:pPr>
+      <w:r>
+        <w:rPr>
+          <w:rFonts w:ascii="Palatino Linotype" w:hAnsi="Palatino Linotype" w:cs="Palatino Linotype"/>
+          <w:sz w:val="20"/>
+        </w:rPr>
+        <w:t>Implementasi algoritma kendali PID diskrit menggunakan metode backward difference untuk aproksimasi integral dan derivatif. Persamaan rekursif PID digital diberikan oleh</w:t>
+      </w:r>
+    </w:p>
+    <w:p>
+      <w:pPr>
+        <w:spacing w:before="60" w:after="60"/>
+        <w:jc w:val="center"/>
+      </w:pPr>
+      <w:r>
+        <w:rPr>
+          <w:rFonts w:ascii="Cambria Math" w:hAnsi="Cambria Math" w:cs="Cambria Math"/>
+          <w:i/>
+          <w:sz w:val="20"/>
+        </w:rPr>
+        <w:t>uk = Kp ek + Ki Ts =0k ej + (Kd/Ts) (ek - ek-1)    (5)</w:t>
+      </w:r>
+    </w:p>
+    <w:p>
+      <w:pPr>
+        <w:spacing w:before="0" w:after="0"/>
+        <w:jc w:val="both"/>
+      </w:pPr>
+      <w:r>
+        <w:rPr>
+          <w:rFonts w:ascii="Palatino Linotype" w:hAnsi="Palatino Linotype" w:cs="Palatino Linotype"/>
+          <w:sz w:val="20"/>
+        </w:rPr>
+        <w:t>dengan uk adalah keluaran kontrol pada langkah ke-k, Ts adalah waktu cuplik (sampling time), ek error pada langkah ke-k, dan ek-1 error sebelumnya. Parameter Kp, Ki, Kd diperoleh dari Tabel II. Waktu cuplik ditetapkan Ts = a10 ms, cukup cepat dibandingkan dinamika plant.</w:t>
+      </w:r>
+    </w:p>
+    <w:p>
+      <w:pPr>
+        <w:spacing w:before="0" w:after="0"/>
+        <w:jc w:val="both"/>
+      </w:pPr>
+      <w:r>
+        <w:rPr>
+          <w:rFonts w:ascii="Palatino Linotype" w:hAnsi="Palatino Linotype" w:cs="Palatino Linotype"/>
+          <w:sz w:val="20"/>
+        </w:rPr>
+        <w:t>Simulasi dilakukan untuk tiga konfigurasi kendali: PID, proporsional (P) murni dengan Kp=Ku/2, dan kendali on-off (bang-bang) dengan histeresis 0.1 mm. Skenario beban dan gangguan diterapkan secara terpisah. Metrik kinerja yang dicatat adalah overshoot (Mp), waktu naik (tr), waktu penetapan (ts) dengan kriteria 2%, dan kesalahan keadaan tunak (ess). Pengukuran dilakukan untuk respons step dan respons ramp (kecepatan konstan 0.1 m/s).</w:t>
       </w:r>
     </w:p>
     <w:p>
@@ -1710,7 +1853,20 @@
           <w:b/>
           <w:sz w:val="20"/>
         </w:rPr>
-        <w:t>HASIL EKSPERIMEN</w:t>
+        <w:t>HASIL DAN PEMBAHASAN</w:t>
+      </w:r>
+    </w:p>
+    <w:p>
+      <w:pPr>
+        <w:spacing w:before="0" w:after="0"/>
+        <w:jc w:val="both"/>
+      </w:pPr>
+      <w:r>
+        <w:rPr>
+          <w:rFonts w:ascii="Palatino Linotype" w:hAnsi="Palatino Linotype" w:cs="Palatino Linotype"/>
+          <w:sz w:val="20"/>
+        </w:rPr>
+        <w:t>Bab ini menyajikan hasil simulasi sistem kendali PID pada lengan robot serta analisis perbandingan dengan metode kendali lainnya.</w:t>
       </w:r>
     </w:p>
     <w:p>
@@ -1724,7 +1880,7 @@
           <w:b/>
           <w:sz w:val="20"/>
         </w:rPr>
-        <w:t>Akurasi Deteksi Gestur</w:t>
+        <w:t>Hasil Simulasi Respons Step</w:t>
       </w:r>
     </w:p>
     <w:p>
@@ -1737,7 +1893,7 @@
           <w:rFonts w:ascii="Palatino Linotype" w:hAnsi="Palatino Linotype" w:cs="Palatino Linotype"/>
           <w:sz w:val="20"/>
         </w:rPr>
-        <w:t>Lima operator masing-masing melakukan 100 repetisi dari keenam kelas gestur di bawah tiga tingkat pencahayaan: rendah (50 lux), kantor standar (300 lux), dan lampu kerja langsung (1000 lux), menghasilkan 9.000 sampel total. Classifier menggunakan nilai threshold yang sama sepanjang pengujian tanpa penyesuaian antar kondisi. Semua partisipan dibriefing mengenai set gestur sebelum pengujian.</w:t>
+        <w:t>Hasil simulasi respons step untuk ketiga konfigurasi kendali tanpa beban tambahan disajikan pada Tabel III. Parameter PID hasil penalaan Ziegler-Nichols adalah Kp = a4, Ki = a5, Kd = a6. Dari tabel terlihat bahwa PID menghasilkan overshoot terkecil (Mp = X1%) dibandingkan kendali P (Mp = X2%) dan kendali on-off (Mp = X3%). Waktu naik PID lebih cepat dibandingkan kendali P, namun lebih lambat daripada kendali on-off.</w:t>
       </w:r>
     </w:p>
     <w:p>
@@ -1751,14 +1907,14 @@
           <w:b/>
           <w:sz w:val="16"/>
         </w:rPr>
-        <w:t xml:space="preserve">Table II. </w:t>
+        <w:t xml:space="preserve">Table III. </w:t>
       </w:r>
       <w:r>
         <w:rPr>
           <w:rFonts w:ascii="Palatino Linotype" w:hAnsi="Palatino Linotype" w:cs="Palatino Linotype"/>
           <w:sz w:val="16"/>
         </w:rPr>
-        <w:t>Performa Klasifikasi Gestur pada 300 Lux</w:t>
+        <w:t>Perbandingan Metrik Kinerja Respons Step Tanpa Beban</w:t>
       </w:r>
     </w:p>
     <w:tbl>
@@ -1776,17 +1932,16 @@
         </w:tblBorders>
       </w:tblPr>
       <w:tblGrid>
-        <w:gridCol w:w="1512"/>
-        <w:gridCol w:w="1512"/>
-        <w:gridCol w:w="1512"/>
-        <w:gridCol w:w="1512"/>
-        <w:gridCol w:w="1512"/>
-        <w:gridCol w:w="1512"/>
+        <w:gridCol w:w="1815"/>
+        <w:gridCol w:w="1815"/>
+        <w:gridCol w:w="1815"/>
+        <w:gridCol w:w="1815"/>
+        <w:gridCol w:w="1815"/>
       </w:tblGrid>
       <w:tr>
         <w:tc>
           <w:tcPr>
-            <w:tcW w:type="dxa" w:w="1512"/>
+            <w:tcW w:type="dxa" w:w="1815"/>
           </w:tcPr>
           <w:p>
             <w:pPr>
@@ -1799,13 +1954,13 @@
                 <w:b/>
                 <w:sz w:val="16"/>
               </w:rPr>
-              <w:t>Gestur</w:t>
-            </w:r>
-          </w:p>
-        </w:tc>
-        <w:tc>
-          <w:tcPr>
-            <w:tcW w:type="dxa" w:w="1512"/>
+              <w:t>Metode Kendali</w:t>
+            </w:r>
+          </w:p>
+        </w:tc>
+        <w:tc>
+          <w:tcPr>
+            <w:tcW w:type="dxa" w:w="1815"/>
           </w:tcPr>
           <w:p>
             <w:pPr>
@@ -1818,13 +1973,13 @@
                 <w:b/>
                 <w:sz w:val="16"/>
               </w:rPr>
-              <w:t>Sampel</w:t>
-            </w:r>
-          </w:p>
-        </w:tc>
-        <w:tc>
-          <w:tcPr>
-            <w:tcW w:type="dxa" w:w="1512"/>
+              <w:t>Mp (%)</w:t>
+            </w:r>
+          </w:p>
+        </w:tc>
+        <w:tc>
+          <w:tcPr>
+            <w:tcW w:type="dxa" w:w="1815"/>
           </w:tcPr>
           <w:p>
             <w:pPr>
@@ -1837,13 +1992,13 @@
                 <w:b/>
                 <w:sz w:val="16"/>
               </w:rPr>
-              <w:t>Benar</w:t>
-            </w:r>
-          </w:p>
-        </w:tc>
-        <w:tc>
-          <w:tcPr>
-            <w:tcW w:type="dxa" w:w="1512"/>
+              <w:t>Naik tr (s)</w:t>
+            </w:r>
+          </w:p>
+        </w:tc>
+        <w:tc>
+          <w:tcPr>
+            <w:tcW w:type="dxa" w:w="1815"/>
           </w:tcPr>
           <w:p>
             <w:pPr>
@@ -1856,13 +2011,13 @@
                 <w:b/>
                 <w:sz w:val="16"/>
               </w:rPr>
-              <w:t>Presisi (%)</w:t>
-            </w:r>
-          </w:p>
-        </w:tc>
-        <w:tc>
-          <w:tcPr>
-            <w:tcW w:type="dxa" w:w="1512"/>
+              <w:t>Penetapan ts (s)</w:t>
+            </w:r>
+          </w:p>
+        </w:tc>
+        <w:tc>
+          <w:tcPr>
+            <w:tcW w:type="dxa" w:w="1815"/>
           </w:tcPr>
           <w:p>
             <w:pPr>
@@ -1875,26 +2030,7 @@
                 <w:b/>
                 <w:sz w:val="16"/>
               </w:rPr>
-              <w:t>Recall (%)</w:t>
-            </w:r>
-          </w:p>
-        </w:tc>
-        <w:tc>
-          <w:tcPr>
-            <w:tcW w:type="dxa" w:w="1512"/>
-          </w:tcPr>
-          <w:p>
-            <w:pPr>
-              <w:jc w:val="center"/>
-            </w:pPr>
-            <w:r/>
-            <w:r>
-              <w:rPr>
-                <w:rFonts w:ascii="Palatino Linotype" w:hAnsi="Palatino Linotype" w:cs="Palatino Linotype"/>
-                <w:b/>
-                <w:sz w:val="16"/>
-              </w:rPr>
-              <w:t>Skor F1 (%)</w:t>
+              <w:t>Keadaan Tunak ess (mm)</w:t>
             </w:r>
           </w:p>
         </w:tc>
@@ -1902,109 +2038,91 @@
       <w:tr>
         <w:tc>
           <w:tcPr>
-            <w:tcW w:type="dxa" w:w="1512"/>
-          </w:tcPr>
-          <w:p>
-            <w:pPr>
-              <w:jc w:val="center"/>
-            </w:pPr>
-            <w:r/>
-            <w:r>
-              <w:rPr>
-                <w:rFonts w:ascii="Palatino Linotype" w:hAnsi="Palatino Linotype" w:cs="Palatino Linotype"/>
-                <w:sz w:val="16"/>
-              </w:rPr>
-              <w:t>0 jari (Kepalan)</w:t>
-            </w:r>
-          </w:p>
-        </w:tc>
-        <w:tc>
-          <w:tcPr>
-            <w:tcW w:type="dxa" w:w="1512"/>
-          </w:tcPr>
-          <w:p>
-            <w:pPr>
-              <w:jc w:val="center"/>
-            </w:pPr>
-            <w:r/>
-            <w:r>
-              <w:rPr>
-                <w:rFonts w:ascii="Palatino Linotype" w:hAnsi="Palatino Linotype" w:cs="Palatino Linotype"/>
-                <w:sz w:val="16"/>
-              </w:rPr>
-              <w:t>100</w:t>
-            </w:r>
-          </w:p>
-        </w:tc>
-        <w:tc>
-          <w:tcPr>
-            <w:tcW w:type="dxa" w:w="1512"/>
-          </w:tcPr>
-          <w:p>
-            <w:pPr>
-              <w:jc w:val="center"/>
-            </w:pPr>
-            <w:r/>
-            <w:r>
-              <w:rPr>
-                <w:rFonts w:ascii="Palatino Linotype" w:hAnsi="Palatino Linotype" w:cs="Palatino Linotype"/>
-                <w:sz w:val="16"/>
-              </w:rPr>
-              <w:t>97</w:t>
-            </w:r>
-          </w:p>
-        </w:tc>
-        <w:tc>
-          <w:tcPr>
-            <w:tcW w:type="dxa" w:w="1512"/>
-          </w:tcPr>
-          <w:p>
-            <w:pPr>
-              <w:jc w:val="center"/>
-            </w:pPr>
-            <w:r/>
-            <w:r>
-              <w:rPr>
-                <w:rFonts w:ascii="Palatino Linotype" w:hAnsi="Palatino Linotype" w:cs="Palatino Linotype"/>
-                <w:sz w:val="16"/>
-              </w:rPr>
-              <w:t>98,0</w:t>
-            </w:r>
-          </w:p>
-        </w:tc>
-        <w:tc>
-          <w:tcPr>
-            <w:tcW w:type="dxa" w:w="1512"/>
-          </w:tcPr>
-          <w:p>
-            <w:pPr>
-              <w:jc w:val="center"/>
-            </w:pPr>
-            <w:r/>
-            <w:r>
-              <w:rPr>
-                <w:rFonts w:ascii="Palatino Linotype" w:hAnsi="Palatino Linotype" w:cs="Palatino Linotype"/>
-                <w:sz w:val="16"/>
-              </w:rPr>
-              <w:t>97,0</w:t>
-            </w:r>
-          </w:p>
-        </w:tc>
-        <w:tc>
-          <w:tcPr>
-            <w:tcW w:type="dxa" w:w="1512"/>
-          </w:tcPr>
-          <w:p>
-            <w:pPr>
-              <w:jc w:val="center"/>
-            </w:pPr>
-            <w:r/>
-            <w:r>
-              <w:rPr>
-                <w:rFonts w:ascii="Palatino Linotype" w:hAnsi="Palatino Linotype" w:cs="Palatino Linotype"/>
-                <w:sz w:val="16"/>
-              </w:rPr>
-              <w:t>97,5</w:t>
+            <w:tcW w:type="dxa" w:w="1815"/>
+          </w:tcPr>
+          <w:p>
+            <w:pPr>
+              <w:jc w:val="center"/>
+            </w:pPr>
+            <w:r/>
+            <w:r>
+              <w:rPr>
+                <w:rFonts w:ascii="Palatino Linotype" w:hAnsi="Palatino Linotype" w:cs="Palatino Linotype"/>
+                <w:sz w:val="16"/>
+              </w:rPr>
+              <w:t>PID</w:t>
+            </w:r>
+          </w:p>
+        </w:tc>
+        <w:tc>
+          <w:tcPr>
+            <w:tcW w:type="dxa" w:w="1815"/>
+          </w:tcPr>
+          <w:p>
+            <w:pPr>
+              <w:jc w:val="center"/>
+            </w:pPr>
+            <w:r/>
+            <w:r>
+              <w:rPr>
+                <w:rFonts w:ascii="Palatino Linotype" w:hAnsi="Palatino Linotype" w:cs="Palatino Linotype"/>
+                <w:sz w:val="16"/>
+              </w:rPr>
+              <w:t>X1</w:t>
+            </w:r>
+          </w:p>
+        </w:tc>
+        <w:tc>
+          <w:tcPr>
+            <w:tcW w:type="dxa" w:w="1815"/>
+          </w:tcPr>
+          <w:p>
+            <w:pPr>
+              <w:jc w:val="center"/>
+            </w:pPr>
+            <w:r/>
+            <w:r>
+              <w:rPr>
+                <w:rFonts w:ascii="Palatino Linotype" w:hAnsi="Palatino Linotype" w:cs="Palatino Linotype"/>
+                <w:sz w:val="16"/>
+              </w:rPr>
+              <w:t>X2</w:t>
+            </w:r>
+          </w:p>
+        </w:tc>
+        <w:tc>
+          <w:tcPr>
+            <w:tcW w:type="dxa" w:w="1815"/>
+          </w:tcPr>
+          <w:p>
+            <w:pPr>
+              <w:jc w:val="center"/>
+            </w:pPr>
+            <w:r/>
+            <w:r>
+              <w:rPr>
+                <w:rFonts w:ascii="Palatino Linotype" w:hAnsi="Palatino Linotype" w:cs="Palatino Linotype"/>
+                <w:sz w:val="16"/>
+              </w:rPr>
+              <w:t>X3</w:t>
+            </w:r>
+          </w:p>
+        </w:tc>
+        <w:tc>
+          <w:tcPr>
+            <w:tcW w:type="dxa" w:w="1815"/>
+          </w:tcPr>
+          <w:p>
+            <w:pPr>
+              <w:jc w:val="center"/>
+            </w:pPr>
+            <w:r/>
+            <w:r>
+              <w:rPr>
+                <w:rFonts w:ascii="Palatino Linotype" w:hAnsi="Palatino Linotype" w:cs="Palatino Linotype"/>
+                <w:sz w:val="16"/>
+              </w:rPr>
+              <w:t>X4</w:t>
             </w:r>
           </w:p>
         </w:tc>
@@ -2012,109 +2130,91 @@
       <w:tr>
         <w:tc>
           <w:tcPr>
-            <w:tcW w:type="dxa" w:w="1512"/>
-          </w:tcPr>
-          <w:p>
-            <w:pPr>
-              <w:jc w:val="center"/>
-            </w:pPr>
-            <w:r/>
-            <w:r>
-              <w:rPr>
-                <w:rFonts w:ascii="Palatino Linotype" w:hAnsi="Palatino Linotype" w:cs="Palatino Linotype"/>
-                <w:sz w:val="16"/>
-              </w:rPr>
-              <w:t>1 jari (Telunjuk)</w:t>
-            </w:r>
-          </w:p>
-        </w:tc>
-        <w:tc>
-          <w:tcPr>
-            <w:tcW w:type="dxa" w:w="1512"/>
-          </w:tcPr>
-          <w:p>
-            <w:pPr>
-              <w:jc w:val="center"/>
-            </w:pPr>
-            <w:r/>
-            <w:r>
-              <w:rPr>
-                <w:rFonts w:ascii="Palatino Linotype" w:hAnsi="Palatino Linotype" w:cs="Palatino Linotype"/>
-                <w:sz w:val="16"/>
-              </w:rPr>
-              <w:t>100</w:t>
-            </w:r>
-          </w:p>
-        </w:tc>
-        <w:tc>
-          <w:tcPr>
-            <w:tcW w:type="dxa" w:w="1512"/>
-          </w:tcPr>
-          <w:p>
-            <w:pPr>
-              <w:jc w:val="center"/>
-            </w:pPr>
-            <w:r/>
-            <w:r>
-              <w:rPr>
-                <w:rFonts w:ascii="Palatino Linotype" w:hAnsi="Palatino Linotype" w:cs="Palatino Linotype"/>
-                <w:sz w:val="16"/>
-              </w:rPr>
-              <w:t>95</w:t>
-            </w:r>
-          </w:p>
-        </w:tc>
-        <w:tc>
-          <w:tcPr>
-            <w:tcW w:type="dxa" w:w="1512"/>
-          </w:tcPr>
-          <w:p>
-            <w:pPr>
-              <w:jc w:val="center"/>
-            </w:pPr>
-            <w:r/>
-            <w:r>
-              <w:rPr>
-                <w:rFonts w:ascii="Palatino Linotype" w:hAnsi="Palatino Linotype" w:cs="Palatino Linotype"/>
-                <w:sz w:val="16"/>
-              </w:rPr>
-              <w:t>96,9</w:t>
-            </w:r>
-          </w:p>
-        </w:tc>
-        <w:tc>
-          <w:tcPr>
-            <w:tcW w:type="dxa" w:w="1512"/>
-          </w:tcPr>
-          <w:p>
-            <w:pPr>
-              <w:jc w:val="center"/>
-            </w:pPr>
-            <w:r/>
-            <w:r>
-              <w:rPr>
-                <w:rFonts w:ascii="Palatino Linotype" w:hAnsi="Palatino Linotype" w:cs="Palatino Linotype"/>
-                <w:sz w:val="16"/>
-              </w:rPr>
-              <w:t>95,0</w:t>
-            </w:r>
-          </w:p>
-        </w:tc>
-        <w:tc>
-          <w:tcPr>
-            <w:tcW w:type="dxa" w:w="1512"/>
-          </w:tcPr>
-          <w:p>
-            <w:pPr>
-              <w:jc w:val="center"/>
-            </w:pPr>
-            <w:r/>
-            <w:r>
-              <w:rPr>
-                <w:rFonts w:ascii="Palatino Linotype" w:hAnsi="Palatino Linotype" w:cs="Palatino Linotype"/>
-                <w:sz w:val="16"/>
-              </w:rPr>
-              <w:t>95,9</w:t>
+            <w:tcW w:type="dxa" w:w="1815"/>
+          </w:tcPr>
+          <w:p>
+            <w:pPr>
+              <w:jc w:val="center"/>
+            </w:pPr>
+            <w:r/>
+            <w:r>
+              <w:rPr>
+                <w:rFonts w:ascii="Palatino Linotype" w:hAnsi="Palatino Linotype" w:cs="Palatino Linotype"/>
+                <w:sz w:val="16"/>
+              </w:rPr>
+              <w:t>Proporsional (P)</w:t>
+            </w:r>
+          </w:p>
+        </w:tc>
+        <w:tc>
+          <w:tcPr>
+            <w:tcW w:type="dxa" w:w="1815"/>
+          </w:tcPr>
+          <w:p>
+            <w:pPr>
+              <w:jc w:val="center"/>
+            </w:pPr>
+            <w:r/>
+            <w:r>
+              <w:rPr>
+                <w:rFonts w:ascii="Palatino Linotype" w:hAnsi="Palatino Linotype" w:cs="Palatino Linotype"/>
+                <w:sz w:val="16"/>
+              </w:rPr>
+              <w:t>X5</w:t>
+            </w:r>
+          </w:p>
+        </w:tc>
+        <w:tc>
+          <w:tcPr>
+            <w:tcW w:type="dxa" w:w="1815"/>
+          </w:tcPr>
+          <w:p>
+            <w:pPr>
+              <w:jc w:val="center"/>
+            </w:pPr>
+            <w:r/>
+            <w:r>
+              <w:rPr>
+                <w:rFonts w:ascii="Palatino Linotype" w:hAnsi="Palatino Linotype" w:cs="Palatino Linotype"/>
+                <w:sz w:val="16"/>
+              </w:rPr>
+              <w:t>X6</w:t>
+            </w:r>
+          </w:p>
+        </w:tc>
+        <w:tc>
+          <w:tcPr>
+            <w:tcW w:type="dxa" w:w="1815"/>
+          </w:tcPr>
+          <w:p>
+            <w:pPr>
+              <w:jc w:val="center"/>
+            </w:pPr>
+            <w:r/>
+            <w:r>
+              <w:rPr>
+                <w:rFonts w:ascii="Palatino Linotype" w:hAnsi="Palatino Linotype" w:cs="Palatino Linotype"/>
+                <w:sz w:val="16"/>
+              </w:rPr>
+              <w:t>X7</w:t>
+            </w:r>
+          </w:p>
+        </w:tc>
+        <w:tc>
+          <w:tcPr>
+            <w:tcW w:type="dxa" w:w="1815"/>
+          </w:tcPr>
+          <w:p>
+            <w:pPr>
+              <w:jc w:val="center"/>
+            </w:pPr>
+            <w:r/>
+            <w:r>
+              <w:rPr>
+                <w:rFonts w:ascii="Palatino Linotype" w:hAnsi="Palatino Linotype" w:cs="Palatino Linotype"/>
+                <w:sz w:val="16"/>
+              </w:rPr>
+              <w:t>X8</w:t>
             </w:r>
           </w:p>
         </w:tc>
@@ -2122,549 +2222,91 @@
       <w:tr>
         <w:tc>
           <w:tcPr>
-            <w:tcW w:type="dxa" w:w="1512"/>
-          </w:tcPr>
-          <w:p>
-            <w:pPr>
-              <w:jc w:val="center"/>
-            </w:pPr>
-            <w:r/>
-            <w:r>
-              <w:rPr>
-                <w:rFonts w:ascii="Palatino Linotype" w:hAnsi="Palatino Linotype" w:cs="Palatino Linotype"/>
-                <w:sz w:val="16"/>
-              </w:rPr>
-              <w:t>2 jari (Peace)</w:t>
-            </w:r>
-          </w:p>
-        </w:tc>
-        <w:tc>
-          <w:tcPr>
-            <w:tcW w:type="dxa" w:w="1512"/>
-          </w:tcPr>
-          <w:p>
-            <w:pPr>
-              <w:jc w:val="center"/>
-            </w:pPr>
-            <w:r/>
-            <w:r>
-              <w:rPr>
-                <w:rFonts w:ascii="Palatino Linotype" w:hAnsi="Palatino Linotype" w:cs="Palatino Linotype"/>
-                <w:sz w:val="16"/>
-              </w:rPr>
-              <w:t>100</w:t>
-            </w:r>
-          </w:p>
-        </w:tc>
-        <w:tc>
-          <w:tcPr>
-            <w:tcW w:type="dxa" w:w="1512"/>
-          </w:tcPr>
-          <w:p>
-            <w:pPr>
-              <w:jc w:val="center"/>
-            </w:pPr>
-            <w:r/>
-            <w:r>
-              <w:rPr>
-                <w:rFonts w:ascii="Palatino Linotype" w:hAnsi="Palatino Linotype" w:cs="Palatino Linotype"/>
-                <w:sz w:val="16"/>
-              </w:rPr>
-              <w:t>94</w:t>
-            </w:r>
-          </w:p>
-        </w:tc>
-        <w:tc>
-          <w:tcPr>
-            <w:tcW w:type="dxa" w:w="1512"/>
-          </w:tcPr>
-          <w:p>
-            <w:pPr>
-              <w:jc w:val="center"/>
-            </w:pPr>
-            <w:r/>
-            <w:r>
-              <w:rPr>
-                <w:rFonts w:ascii="Palatino Linotype" w:hAnsi="Palatino Linotype" w:cs="Palatino Linotype"/>
-                <w:sz w:val="16"/>
-              </w:rPr>
-              <w:t>95,9</w:t>
-            </w:r>
-          </w:p>
-        </w:tc>
-        <w:tc>
-          <w:tcPr>
-            <w:tcW w:type="dxa" w:w="1512"/>
-          </w:tcPr>
-          <w:p>
-            <w:pPr>
-              <w:jc w:val="center"/>
-            </w:pPr>
-            <w:r/>
-            <w:r>
-              <w:rPr>
-                <w:rFonts w:ascii="Palatino Linotype" w:hAnsi="Palatino Linotype" w:cs="Palatino Linotype"/>
-                <w:sz w:val="16"/>
-              </w:rPr>
-              <w:t>94,0</w:t>
-            </w:r>
-          </w:p>
-        </w:tc>
-        <w:tc>
-          <w:tcPr>
-            <w:tcW w:type="dxa" w:w="1512"/>
-          </w:tcPr>
-          <w:p>
-            <w:pPr>
-              <w:jc w:val="center"/>
-            </w:pPr>
-            <w:r/>
-            <w:r>
-              <w:rPr>
-                <w:rFonts w:ascii="Palatino Linotype" w:hAnsi="Palatino Linotype" w:cs="Palatino Linotype"/>
-                <w:sz w:val="16"/>
-              </w:rPr>
-              <w:t>94,9</w:t>
-            </w:r>
-          </w:p>
-        </w:tc>
-      </w:tr>
-      <w:tr>
-        <w:tc>
-          <w:tcPr>
-            <w:tcW w:type="dxa" w:w="1512"/>
-          </w:tcPr>
-          <w:p>
-            <w:pPr>
-              <w:jc w:val="center"/>
-            </w:pPr>
-            <w:r/>
-            <w:r>
-              <w:rPr>
-                <w:rFonts w:ascii="Palatino Linotype" w:hAnsi="Palatino Linotype" w:cs="Palatino Linotype"/>
-                <w:sz w:val="16"/>
-              </w:rPr>
-              <w:t>3 jari</w:t>
-            </w:r>
-          </w:p>
-        </w:tc>
-        <w:tc>
-          <w:tcPr>
-            <w:tcW w:type="dxa" w:w="1512"/>
-          </w:tcPr>
-          <w:p>
-            <w:pPr>
-              <w:jc w:val="center"/>
-            </w:pPr>
-            <w:r/>
-            <w:r>
-              <w:rPr>
-                <w:rFonts w:ascii="Palatino Linotype" w:hAnsi="Palatino Linotype" w:cs="Palatino Linotype"/>
-                <w:sz w:val="16"/>
-              </w:rPr>
-              <w:t>100</w:t>
-            </w:r>
-          </w:p>
-        </w:tc>
-        <w:tc>
-          <w:tcPr>
-            <w:tcW w:type="dxa" w:w="1512"/>
-          </w:tcPr>
-          <w:p>
-            <w:pPr>
-              <w:jc w:val="center"/>
-            </w:pPr>
-            <w:r/>
-            <w:r>
-              <w:rPr>
-                <w:rFonts w:ascii="Palatino Linotype" w:hAnsi="Palatino Linotype" w:cs="Palatino Linotype"/>
-                <w:sz w:val="16"/>
-              </w:rPr>
-              <w:t>93</w:t>
-            </w:r>
-          </w:p>
-        </w:tc>
-        <w:tc>
-          <w:tcPr>
-            <w:tcW w:type="dxa" w:w="1512"/>
-          </w:tcPr>
-          <w:p>
-            <w:pPr>
-              <w:jc w:val="center"/>
-            </w:pPr>
-            <w:r/>
-            <w:r>
-              <w:rPr>
-                <w:rFonts w:ascii="Palatino Linotype" w:hAnsi="Palatino Linotype" w:cs="Palatino Linotype"/>
-                <w:sz w:val="16"/>
-              </w:rPr>
-              <w:t>94,9</w:t>
-            </w:r>
-          </w:p>
-        </w:tc>
-        <w:tc>
-          <w:tcPr>
-            <w:tcW w:type="dxa" w:w="1512"/>
-          </w:tcPr>
-          <w:p>
-            <w:pPr>
-              <w:jc w:val="center"/>
-            </w:pPr>
-            <w:r/>
-            <w:r>
-              <w:rPr>
-                <w:rFonts w:ascii="Palatino Linotype" w:hAnsi="Palatino Linotype" w:cs="Palatino Linotype"/>
-                <w:sz w:val="16"/>
-              </w:rPr>
-              <w:t>93,0</w:t>
-            </w:r>
-          </w:p>
-        </w:tc>
-        <w:tc>
-          <w:tcPr>
-            <w:tcW w:type="dxa" w:w="1512"/>
-          </w:tcPr>
-          <w:p>
-            <w:pPr>
-              <w:jc w:val="center"/>
-            </w:pPr>
-            <w:r/>
-            <w:r>
-              <w:rPr>
-                <w:rFonts w:ascii="Palatino Linotype" w:hAnsi="Palatino Linotype" w:cs="Palatino Linotype"/>
-                <w:sz w:val="16"/>
-              </w:rPr>
-              <w:t>93,9</w:t>
-            </w:r>
-          </w:p>
-        </w:tc>
-      </w:tr>
-      <w:tr>
-        <w:tc>
-          <w:tcPr>
-            <w:tcW w:type="dxa" w:w="1512"/>
-          </w:tcPr>
-          <w:p>
-            <w:pPr>
-              <w:jc w:val="center"/>
-            </w:pPr>
-            <w:r/>
-            <w:r>
-              <w:rPr>
-                <w:rFonts w:ascii="Palatino Linotype" w:hAnsi="Palatino Linotype" w:cs="Palatino Linotype"/>
-                <w:sz w:val="16"/>
-              </w:rPr>
-              <w:t>4 jari</w:t>
-            </w:r>
-          </w:p>
-        </w:tc>
-        <w:tc>
-          <w:tcPr>
-            <w:tcW w:type="dxa" w:w="1512"/>
-          </w:tcPr>
-          <w:p>
-            <w:pPr>
-              <w:jc w:val="center"/>
-            </w:pPr>
-            <w:r/>
-            <w:r>
-              <w:rPr>
-                <w:rFonts w:ascii="Palatino Linotype" w:hAnsi="Palatino Linotype" w:cs="Palatino Linotype"/>
-                <w:sz w:val="16"/>
-              </w:rPr>
-              <w:t>100</w:t>
-            </w:r>
-          </w:p>
-        </w:tc>
-        <w:tc>
-          <w:tcPr>
-            <w:tcW w:type="dxa" w:w="1512"/>
-          </w:tcPr>
-          <w:p>
-            <w:pPr>
-              <w:jc w:val="center"/>
-            </w:pPr>
-            <w:r/>
-            <w:r>
-              <w:rPr>
-                <w:rFonts w:ascii="Palatino Linotype" w:hAnsi="Palatino Linotype" w:cs="Palatino Linotype"/>
-                <w:sz w:val="16"/>
-              </w:rPr>
-              <w:t>92</w:t>
-            </w:r>
-          </w:p>
-        </w:tc>
-        <w:tc>
-          <w:tcPr>
-            <w:tcW w:type="dxa" w:w="1512"/>
-          </w:tcPr>
-          <w:p>
-            <w:pPr>
-              <w:jc w:val="center"/>
-            </w:pPr>
-            <w:r/>
-            <w:r>
-              <w:rPr>
-                <w:rFonts w:ascii="Palatino Linotype" w:hAnsi="Palatino Linotype" w:cs="Palatino Linotype"/>
-                <w:sz w:val="16"/>
-              </w:rPr>
-              <w:t>93,9</w:t>
-            </w:r>
-          </w:p>
-        </w:tc>
-        <w:tc>
-          <w:tcPr>
-            <w:tcW w:type="dxa" w:w="1512"/>
-          </w:tcPr>
-          <w:p>
-            <w:pPr>
-              <w:jc w:val="center"/>
-            </w:pPr>
-            <w:r/>
-            <w:r>
-              <w:rPr>
-                <w:rFonts w:ascii="Palatino Linotype" w:hAnsi="Palatino Linotype" w:cs="Palatino Linotype"/>
-                <w:sz w:val="16"/>
-              </w:rPr>
-              <w:t>92,0</w:t>
-            </w:r>
-          </w:p>
-        </w:tc>
-        <w:tc>
-          <w:tcPr>
-            <w:tcW w:type="dxa" w:w="1512"/>
-          </w:tcPr>
-          <w:p>
-            <w:pPr>
-              <w:jc w:val="center"/>
-            </w:pPr>
-            <w:r/>
-            <w:r>
-              <w:rPr>
-                <w:rFonts w:ascii="Palatino Linotype" w:hAnsi="Palatino Linotype" w:cs="Palatino Linotype"/>
-                <w:sz w:val="16"/>
-              </w:rPr>
-              <w:t>92,9</w:t>
-            </w:r>
-          </w:p>
-        </w:tc>
-      </w:tr>
-      <w:tr>
-        <w:tc>
-          <w:tcPr>
-            <w:tcW w:type="dxa" w:w="1512"/>
-          </w:tcPr>
-          <w:p>
-            <w:pPr>
-              <w:jc w:val="center"/>
-            </w:pPr>
-            <w:r/>
-            <w:r>
-              <w:rPr>
-                <w:rFonts w:ascii="Palatino Linotype" w:hAnsi="Palatino Linotype" w:cs="Palatino Linotype"/>
-                <w:sz w:val="16"/>
-              </w:rPr>
-              <w:t>5 jari (Telapak Terbuka)</w:t>
-            </w:r>
-          </w:p>
-        </w:tc>
-        <w:tc>
-          <w:tcPr>
-            <w:tcW w:type="dxa" w:w="1512"/>
-          </w:tcPr>
-          <w:p>
-            <w:pPr>
-              <w:jc w:val="center"/>
-            </w:pPr>
-            <w:r/>
-            <w:r>
-              <w:rPr>
-                <w:rFonts w:ascii="Palatino Linotype" w:hAnsi="Palatino Linotype" w:cs="Palatino Linotype"/>
-                <w:sz w:val="16"/>
-              </w:rPr>
-              <w:t>100</w:t>
-            </w:r>
-          </w:p>
-        </w:tc>
-        <w:tc>
-          <w:tcPr>
-            <w:tcW w:type="dxa" w:w="1512"/>
-          </w:tcPr>
-          <w:p>
-            <w:pPr>
-              <w:jc w:val="center"/>
-            </w:pPr>
-            <w:r/>
-            <w:r>
-              <w:rPr>
-                <w:rFonts w:ascii="Palatino Linotype" w:hAnsi="Palatino Linotype" w:cs="Palatino Linotype"/>
-                <w:sz w:val="16"/>
-              </w:rPr>
-              <w:t>98</w:t>
-            </w:r>
-          </w:p>
-        </w:tc>
-        <w:tc>
-          <w:tcPr>
-            <w:tcW w:type="dxa" w:w="1512"/>
-          </w:tcPr>
-          <w:p>
-            <w:pPr>
-              <w:jc w:val="center"/>
-            </w:pPr>
-            <w:r/>
-            <w:r>
-              <w:rPr>
-                <w:rFonts w:ascii="Palatino Linotype" w:hAnsi="Palatino Linotype" w:cs="Palatino Linotype"/>
-                <w:sz w:val="16"/>
-              </w:rPr>
-              <w:t>97,0</w:t>
-            </w:r>
-          </w:p>
-        </w:tc>
-        <w:tc>
-          <w:tcPr>
-            <w:tcW w:type="dxa" w:w="1512"/>
-          </w:tcPr>
-          <w:p>
-            <w:pPr>
-              <w:jc w:val="center"/>
-            </w:pPr>
-            <w:r/>
-            <w:r>
-              <w:rPr>
-                <w:rFonts w:ascii="Palatino Linotype" w:hAnsi="Palatino Linotype" w:cs="Palatino Linotype"/>
-                <w:sz w:val="16"/>
-              </w:rPr>
-              <w:t>98,0</w:t>
-            </w:r>
-          </w:p>
-        </w:tc>
-        <w:tc>
-          <w:tcPr>
-            <w:tcW w:type="dxa" w:w="1512"/>
-          </w:tcPr>
-          <w:p>
-            <w:pPr>
-              <w:jc w:val="center"/>
-            </w:pPr>
-            <w:r/>
-            <w:r>
-              <w:rPr>
-                <w:rFonts w:ascii="Palatino Linotype" w:hAnsi="Palatino Linotype" w:cs="Palatino Linotype"/>
-                <w:sz w:val="16"/>
-              </w:rPr>
-              <w:t>97,5</w:t>
-            </w:r>
-          </w:p>
-        </w:tc>
-      </w:tr>
-      <w:tr>
-        <w:tc>
-          <w:tcPr>
-            <w:tcW w:type="dxa" w:w="1512"/>
-          </w:tcPr>
-          <w:p>
-            <w:pPr>
-              <w:jc w:val="center"/>
-            </w:pPr>
-            <w:r/>
-            <w:r>
-              <w:rPr>
-                <w:rFonts w:ascii="Palatino Linotype" w:hAnsi="Palatino Linotype" w:cs="Palatino Linotype"/>
-                <w:sz w:val="16"/>
-              </w:rPr>
-              <w:t>-rata Keseluruhan (Makro)</w:t>
-            </w:r>
-          </w:p>
-        </w:tc>
-        <w:tc>
-          <w:tcPr>
-            <w:tcW w:type="dxa" w:w="1512"/>
-          </w:tcPr>
-          <w:p>
-            <w:pPr>
-              <w:jc w:val="center"/>
-            </w:pPr>
-            <w:r/>
-            <w:r>
-              <w:rPr>
-                <w:rFonts w:ascii="Palatino Linotype" w:hAnsi="Palatino Linotype" w:cs="Palatino Linotype"/>
-                <w:sz w:val="16"/>
-              </w:rPr>
-              <w:t>600</w:t>
-            </w:r>
-          </w:p>
-        </w:tc>
-        <w:tc>
-          <w:tcPr>
-            <w:tcW w:type="dxa" w:w="1512"/>
-          </w:tcPr>
-          <w:p>
-            <w:pPr>
-              <w:jc w:val="center"/>
-            </w:pPr>
-            <w:r/>
-            <w:r>
-              <w:rPr>
-                <w:rFonts w:ascii="Palatino Linotype" w:hAnsi="Palatino Linotype" w:cs="Palatino Linotype"/>
-                <w:sz w:val="16"/>
-              </w:rPr>
-              <w:t>569</w:t>
-            </w:r>
-          </w:p>
-        </w:tc>
-        <w:tc>
-          <w:tcPr>
-            <w:tcW w:type="dxa" w:w="1512"/>
-          </w:tcPr>
-          <w:p>
-            <w:pPr>
-              <w:jc w:val="center"/>
-            </w:pPr>
-            <w:r/>
-            <w:r>
-              <w:rPr>
-                <w:rFonts w:ascii="Palatino Linotype" w:hAnsi="Palatino Linotype" w:cs="Palatino Linotype"/>
-                <w:sz w:val="16"/>
-              </w:rPr>
-              <w:t>96,1</w:t>
-            </w:r>
-          </w:p>
-        </w:tc>
-        <w:tc>
-          <w:tcPr>
-            <w:tcW w:type="dxa" w:w="1512"/>
-          </w:tcPr>
-          <w:p>
-            <w:pPr>
-              <w:jc w:val="center"/>
-            </w:pPr>
-            <w:r/>
-            <w:r>
-              <w:rPr>
-                <w:rFonts w:ascii="Palatino Linotype" w:hAnsi="Palatino Linotype" w:cs="Palatino Linotype"/>
-                <w:sz w:val="16"/>
-              </w:rPr>
-              <w:t>94,8</w:t>
-            </w:r>
-          </w:p>
-        </w:tc>
-        <w:tc>
-          <w:tcPr>
-            <w:tcW w:type="dxa" w:w="1512"/>
-          </w:tcPr>
-          <w:p>
-            <w:pPr>
-              <w:jc w:val="center"/>
-            </w:pPr>
-            <w:r/>
-            <w:r>
-              <w:rPr>
-                <w:rFonts w:ascii="Palatino Linotype" w:hAnsi="Palatino Linotype" w:cs="Palatino Linotype"/>
-                <w:sz w:val="16"/>
-              </w:rPr>
-              <w:t>95,4</w:t>
+            <w:tcW w:type="dxa" w:w="1815"/>
+          </w:tcPr>
+          <w:p>
+            <w:pPr>
+              <w:jc w:val="center"/>
+            </w:pPr>
+            <w:r/>
+            <w:r>
+              <w:rPr>
+                <w:rFonts w:ascii="Palatino Linotype" w:hAnsi="Palatino Linotype" w:cs="Palatino Linotype"/>
+                <w:sz w:val="16"/>
+              </w:rPr>
+              <w:t>On-Off</w:t>
+            </w:r>
+          </w:p>
+        </w:tc>
+        <w:tc>
+          <w:tcPr>
+            <w:tcW w:type="dxa" w:w="1815"/>
+          </w:tcPr>
+          <w:p>
+            <w:pPr>
+              <w:jc w:val="center"/>
+            </w:pPr>
+            <w:r/>
+            <w:r>
+              <w:rPr>
+                <w:rFonts w:ascii="Palatino Linotype" w:hAnsi="Palatino Linotype" w:cs="Palatino Linotype"/>
+                <w:sz w:val="16"/>
+              </w:rPr>
+              <w:t>X9</w:t>
+            </w:r>
+          </w:p>
+        </w:tc>
+        <w:tc>
+          <w:tcPr>
+            <w:tcW w:type="dxa" w:w="1815"/>
+          </w:tcPr>
+          <w:p>
+            <w:pPr>
+              <w:jc w:val="center"/>
+            </w:pPr>
+            <w:r/>
+            <w:r>
+              <w:rPr>
+                <w:rFonts w:ascii="Palatino Linotype" w:hAnsi="Palatino Linotype" w:cs="Palatino Linotype"/>
+                <w:sz w:val="16"/>
+              </w:rPr>
+              <w:t>X10</w:t>
+            </w:r>
+          </w:p>
+        </w:tc>
+        <w:tc>
+          <w:tcPr>
+            <w:tcW w:type="dxa" w:w="1815"/>
+          </w:tcPr>
+          <w:p>
+            <w:pPr>
+              <w:jc w:val="center"/>
+            </w:pPr>
+            <w:r/>
+            <w:r>
+              <w:rPr>
+                <w:rFonts w:ascii="Palatino Linotype" w:hAnsi="Palatino Linotype" w:cs="Palatino Linotype"/>
+                <w:sz w:val="16"/>
+              </w:rPr>
+              <w:t>X11</w:t>
+            </w:r>
+          </w:p>
+        </w:tc>
+        <w:tc>
+          <w:tcPr>
+            <w:tcW w:type="dxa" w:w="1815"/>
+          </w:tcPr>
+          <w:p>
+            <w:pPr>
+              <w:jc w:val="center"/>
+            </w:pPr>
+            <w:r/>
+            <w:r>
+              <w:rPr>
+                <w:rFonts w:ascii="Palatino Linotype" w:hAnsi="Palatino Linotype" w:cs="Palatino Linotype"/>
+                <w:sz w:val="16"/>
+              </w:rPr>
+              <w:t>X12</w:t>
             </w:r>
           </w:p>
         </w:tc>
@@ -2680,7 +2322,83 @@
           <w:rFonts w:ascii="Palatino Linotype" w:hAnsi="Palatino Linotype" w:cs="Palatino Linotype"/>
           <w:sz w:val="20"/>
         </w:rPr>
-        <w:t>Pada 300 lux yang merupakan pencahayaan kantor standar, skor F1 makro mencapai 95,4% (Tabel II). Skor tertinggi diraih kepalan tangan dan telapak terbuka, keduanya di atas 97%, karena geometri kedua pose paling berbeda dari kelas lainnya. Kelas tengah (2, 3, 4 jari) mendapat skor lebih rendah; membedakan tiga dari empat jari sulit ketika tangan miring dari sumbu kamera.</w:t>
+        <w:t>Data pada Tabel III menunjukkan bahwa kendali PID mampu mencapai kesalahan keadaan tunak nol. sedangkan kendali P meninggalkan offset sekitar X8 mm dan kendali on-off menghasilkan osilasi di sekitar set point dengan amplitudo X13 mm. Hal ini sesuai dengan teori bahwa aksi integral menghilangkan offset [12]. Overshoot PID yang kecil (X1%) menunjukkan redaman yang baik, dicapai berkat aksi derivatif yang memberikan efek antisipatif.</w:t>
+      </w:r>
+    </w:p>
+    <w:p>
+      <w:pPr>
+        <w:spacing w:before="60" w:after="60"/>
+        <w:jc w:val="center"/>
+      </w:pPr>
+      <w:r>
+        <w:rPr>
+          <w:rFonts w:ascii="Palatino Linotype" w:hAnsi="Palatino Linotype" w:cs="Palatino Linotype"/>
+          <w:i/>
+          <w:color w:val="FF0000"/>
+          <w:sz w:val="20"/>
+        </w:rPr>
+        <w:t>[PROMPT UNTUK AI GAMBAR: Respons step sistem kendali posisi lengan robot dengan PID, P, dan On-Off. (create an image A line chart comparing step response of three control methods for a robot arm position control. X-axis: 'Time (s)' from 0 to 5 seconds. Y-axis: 'Position (mm)' from 0 to 12 mm. Three lines: (1) PID response in red: rises smoothly. reaches setpoint at 10 mm with small overshoot of X1% and settles at about 2.5s, steady-state error 0. (2) P-only response in blue: rises slightly slower, settles at about 9.5 mm (offset X8 mm), no overshoot. (3) On-Off response in green: fast rise but oscillates around 10 mm with amplitude X13 mm, never settles. All lines start at t=0. Add horizontal dashed line at 10 mm setpoint. Grid on, and and Title: 'Perbandingan Respons Step'. Legend: 'PID', 'Proporsional', 'On-Off', but Academic style, white background, clean figure. Use placeholder values for annotations: e.g., 'Overshoot PID: X1%'.)]</w:t>
+      </w:r>
+    </w:p>
+    <w:p>
+      <w:pPr>
+        <w:spacing w:before="60" w:after="120"/>
+        <w:jc w:val="center"/>
+      </w:pPr>
+      <w:r>
+        <w:rPr>
+          <w:rFonts w:ascii="Palatino Linotype" w:hAnsi="Palatino Linotype" w:cs="Palatino Linotype"/>
+          <w:b/>
+          <w:sz w:val="16"/>
+        </w:rPr>
+        <w:t xml:space="preserve">Fig. 4. </w:t>
+      </w:r>
+      <w:r>
+        <w:rPr>
+          <w:rFonts w:ascii="Palatino Linotype" w:hAnsi="Palatino Linotype" w:cs="Palatino Linotype"/>
+          <w:sz w:val="16"/>
+        </w:rPr>
+        <w:t>Respons step sistem kendali posisi lengan robot dengan PID, P, dan On-Off</w:t>
+      </w:r>
+    </w:p>
+    <w:p>
+      <w:pPr>
+        <w:spacing w:before="0" w:after="0"/>
+        <w:jc w:val="both"/>
+      </w:pPr>
+      <w:r>
+        <w:rPr>
+          <w:rFonts w:ascii="Palatino Linotype" w:hAnsi="Palatino Linotype" w:cs="Palatino Linotype"/>
+          <w:sz w:val="20"/>
+        </w:rPr>
+        <w:t>Gambar 4 memperlihatkan secara visual perbedaan kinerja ketiga kendali. Respons PID menunjukkan trade-off yang baik antara kecepatan dan kestabilan. Sementara kendali P tidak mencapai set point, dan kendali on-off menghasilkan osilasi yang tidak dapat diterima untuk aplikasi pengelasan presisi.</w:t>
+      </w:r>
+    </w:p>
+    <w:p>
+      <w:pPr>
+        <w:spacing w:before="60" w:after="60"/>
+        <w:jc w:val="left"/>
+      </w:pPr>
+      <w:r>
+        <w:rPr>
+          <w:rFonts w:ascii="Palatino Linotype" w:hAnsi="Palatino Linotype" w:cs="Palatino Linotype"/>
+          <w:b/>
+          <w:sz w:val="20"/>
+        </w:rPr>
+        <w:t>Analisis Respons terhadap Gangguan dan Beban</w:t>
+      </w:r>
+    </w:p>
+    <w:p>
+      <w:pPr>
+        <w:spacing w:before="0" w:after="0"/>
+        <w:jc w:val="both"/>
+      </w:pPr>
+      <w:r>
+        <w:rPr>
+          <w:rFonts w:ascii="Palatino Linotype" w:hAnsi="Palatino Linotype" w:cs="Palatino Linotype"/>
+          <w:sz w:val="20"/>
+        </w:rPr>
+        <w:t>Pengujian dengan beban elektroda (massa a7 kg) menunjukkan bahwa kendali PID tetap mampu mempertahankan kesalahan keadaan tunak nol. namun overshoot meningkat menjadi X14% dan waktu penetapan menjadi X15 s. Kendali P menunjukkan offset yang lebih besar (X16 mm), sedangkan kendali on-off menunjukkan osilasi dengan amplitudo lebih lebar (X17 mm). Hal ini konsisten dengan penelitian Kumar et al. [8] yang menemukan bahwa beban meningkatkan overshoot pada kendali PID.</w:t>
       </w:r>
     </w:p>
     <w:p>
@@ -2694,14 +2412,14 @@
           <w:b/>
           <w:sz w:val="16"/>
         </w:rPr>
-        <w:t xml:space="preserve">Table III. </w:t>
+        <w:t xml:space="preserve">Table IV. </w:t>
       </w:r>
       <w:r>
         <w:rPr>
           <w:rFonts w:ascii="Palatino Linotype" w:hAnsi="Palatino Linotype" w:cs="Palatino Linotype"/>
           <w:sz w:val="16"/>
         </w:rPr>
-        <w:t>Matriks Konfusi pada 300 Lux (n=100 per kelas)</w:t>
+        <w:t>Pengaruh Beban Elektroda terhadap Kinerja Kendali PID</w:t>
       </w:r>
     </w:p>
     <w:tbl>
@@ -2719,18 +2437,15 @@
         </w:tblBorders>
       </w:tblPr>
       <w:tblGrid>
-        <w:gridCol w:w="1296"/>
-        <w:gridCol w:w="1296"/>
-        <w:gridCol w:w="1296"/>
-        <w:gridCol w:w="1296"/>
-        <w:gridCol w:w="1296"/>
-        <w:gridCol w:w="1296"/>
-        <w:gridCol w:w="1296"/>
+        <w:gridCol w:w="2268"/>
+        <w:gridCol w:w="2268"/>
+        <w:gridCol w:w="2268"/>
+        <w:gridCol w:w="2268"/>
       </w:tblGrid>
       <w:tr>
         <w:tc>
           <w:tcPr>
-            <w:tcW w:type="dxa" w:w="1296"/>
+            <w:tcW w:type="dxa" w:w="2268"/>
           </w:tcPr>
           <w:p>
             <w:pPr>
@@ -2743,13 +2458,13 @@
                 <w:b/>
                 <w:sz w:val="16"/>
               </w:rPr>
-              <w:t>Aktual \ Prediksi</w:t>
-            </w:r>
-          </w:p>
-        </w:tc>
-        <w:tc>
-          <w:tcPr>
-            <w:tcW w:type="dxa" w:w="1296"/>
+              <w:t>Kondisi</w:t>
+            </w:r>
+          </w:p>
+        </w:tc>
+        <w:tc>
+          <w:tcPr>
+            <w:tcW w:type="dxa" w:w="2268"/>
           </w:tcPr>
           <w:p>
             <w:pPr>
@@ -2762,13 +2477,13 @@
                 <w:b/>
                 <w:sz w:val="16"/>
               </w:rPr>
-              <w:t>0 (Kepalan)</w:t>
-            </w:r>
-          </w:p>
-        </w:tc>
-        <w:tc>
-          <w:tcPr>
-            <w:tcW w:type="dxa" w:w="1296"/>
+              <w:t>(%)</w:t>
+            </w:r>
+          </w:p>
+        </w:tc>
+        <w:tc>
+          <w:tcPr>
+            <w:tcW w:type="dxa" w:w="2268"/>
           </w:tcPr>
           <w:p>
             <w:pPr>
@@ -2781,13 +2496,13 @@
                 <w:b/>
                 <w:sz w:val="16"/>
               </w:rPr>
-              <w:t>1 (Telunjuk)</w:t>
-            </w:r>
-          </w:p>
-        </w:tc>
-        <w:tc>
-          <w:tcPr>
-            <w:tcW w:type="dxa" w:w="1296"/>
+              <w:t>Penetapan (s)</w:t>
+            </w:r>
+          </w:p>
+        </w:tc>
+        <w:tc>
+          <w:tcPr>
+            <w:tcW w:type="dxa" w:w="2268"/>
           </w:tcPr>
           <w:p>
             <w:pPr>
@@ -2800,64 +2515,7 @@
                 <w:b/>
                 <w:sz w:val="16"/>
               </w:rPr>
-              <w:t>2 (Peace)</w:t>
-            </w:r>
-          </w:p>
-        </w:tc>
-        <w:tc>
-          <w:tcPr>
-            <w:tcW w:type="dxa" w:w="1296"/>
-          </w:tcPr>
-          <w:p>
-            <w:pPr>
-              <w:jc w:val="center"/>
-            </w:pPr>
-            <w:r/>
-            <w:r>
-              <w:rPr>
-                <w:rFonts w:ascii="Palatino Linotype" w:hAnsi="Palatino Linotype" w:cs="Palatino Linotype"/>
-                <w:b/>
-                <w:sz w:val="16"/>
-              </w:rPr>
-              <w:t>3</w:t>
-            </w:r>
-          </w:p>
-        </w:tc>
-        <w:tc>
-          <w:tcPr>
-            <w:tcW w:type="dxa" w:w="1296"/>
-          </w:tcPr>
-          <w:p>
-            <w:pPr>
-              <w:jc w:val="center"/>
-            </w:pPr>
-            <w:r/>
-            <w:r>
-              <w:rPr>
-                <w:rFonts w:ascii="Palatino Linotype" w:hAnsi="Palatino Linotype" w:cs="Palatino Linotype"/>
-                <w:b/>
-                <w:sz w:val="16"/>
-              </w:rPr>
-              <w:t>4</w:t>
-            </w:r>
-          </w:p>
-        </w:tc>
-        <w:tc>
-          <w:tcPr>
-            <w:tcW w:type="dxa" w:w="1296"/>
-          </w:tcPr>
-          <w:p>
-            <w:pPr>
-              <w:jc w:val="center"/>
-            </w:pPr>
-            <w:r/>
-            <w:r>
-              <w:rPr>
-                <w:rFonts w:ascii="Palatino Linotype" w:hAnsi="Palatino Linotype" w:cs="Palatino Linotype"/>
-                <w:b/>
-                <w:sz w:val="16"/>
-              </w:rPr>
-              <w:t>5 (Telapak)</w:t>
+              <w:t>Tunak (mm)</w:t>
             </w:r>
           </w:p>
         </w:tc>
@@ -2865,43 +2523,61 @@
       <w:tr>
         <w:tc>
           <w:tcPr>
-            <w:tcW w:type="dxa" w:w="1296"/>
-          </w:tcPr>
-          <w:p>
-            <w:pPr>
-              <w:jc w:val="center"/>
-            </w:pPr>
-            <w:r/>
-            <w:r>
-              <w:rPr>
-                <w:rFonts w:ascii="Palatino Linotype" w:hAnsi="Palatino Linotype" w:cs="Palatino Linotype"/>
-                <w:sz w:val="16"/>
-              </w:rPr>
-              <w:t>0 (Kepalan)</w:t>
-            </w:r>
-          </w:p>
-        </w:tc>
-        <w:tc>
-          <w:tcPr>
-            <w:tcW w:type="dxa" w:w="1296"/>
-          </w:tcPr>
-          <w:p>
-            <w:pPr>
-              <w:jc w:val="center"/>
-            </w:pPr>
-            <w:r/>
-            <w:r>
-              <w:rPr>
-                <w:rFonts w:ascii="Palatino Linotype" w:hAnsi="Palatino Linotype" w:cs="Palatino Linotype"/>
-                <w:sz w:val="16"/>
-              </w:rPr>
-              <w:t>97</w:t>
-            </w:r>
-          </w:p>
-        </w:tc>
-        <w:tc>
-          <w:tcPr>
-            <w:tcW w:type="dxa" w:w="1296"/>
+            <w:tcW w:type="dxa" w:w="2268"/>
+          </w:tcPr>
+          <w:p>
+            <w:pPr>
+              <w:jc w:val="center"/>
+            </w:pPr>
+            <w:r/>
+            <w:r>
+              <w:rPr>
+                <w:rFonts w:ascii="Palatino Linotype" w:hAnsi="Palatino Linotype" w:cs="Palatino Linotype"/>
+                <w:sz w:val="16"/>
+              </w:rPr>
+              <w:t>Tanpa beban</w:t>
+            </w:r>
+          </w:p>
+        </w:tc>
+        <w:tc>
+          <w:tcPr>
+            <w:tcW w:type="dxa" w:w="2268"/>
+          </w:tcPr>
+          <w:p>
+            <w:pPr>
+              <w:jc w:val="center"/>
+            </w:pPr>
+            <w:r/>
+            <w:r>
+              <w:rPr>
+                <w:rFonts w:ascii="Palatino Linotype" w:hAnsi="Palatino Linotype" w:cs="Palatino Linotype"/>
+                <w:sz w:val="16"/>
+              </w:rPr>
+              <w:t>X1</w:t>
+            </w:r>
+          </w:p>
+        </w:tc>
+        <w:tc>
+          <w:tcPr>
+            <w:tcW w:type="dxa" w:w="2268"/>
+          </w:tcPr>
+          <w:p>
+            <w:pPr>
+              <w:jc w:val="center"/>
+            </w:pPr>
+            <w:r/>
+            <w:r>
+              <w:rPr>
+                <w:rFonts w:ascii="Palatino Linotype" w:hAnsi="Palatino Linotype" w:cs="Palatino Linotype"/>
+                <w:sz w:val="16"/>
+              </w:rPr>
+              <w:t>X3</w:t>
+            </w:r>
+          </w:p>
+        </w:tc>
+        <w:tc>
+          <w:tcPr>
+            <w:tcW w:type="dxa" w:w="2268"/>
           </w:tcPr>
           <w:p>
             <w:pPr>
@@ -2914,78 +2590,6 @@
                 <w:sz w:val="16"/>
               </w:rPr>
               <w:t>0</w:t>
-            </w:r>
-          </w:p>
-        </w:tc>
-        <w:tc>
-          <w:tcPr>
-            <w:tcW w:type="dxa" w:w="1296"/>
-          </w:tcPr>
-          <w:p>
-            <w:pPr>
-              <w:jc w:val="center"/>
-            </w:pPr>
-            <w:r/>
-            <w:r>
-              <w:rPr>
-                <w:rFonts w:ascii="Palatino Linotype" w:hAnsi="Palatino Linotype" w:cs="Palatino Linotype"/>
-                <w:sz w:val="16"/>
-              </w:rPr>
-              <w:t>0</w:t>
-            </w:r>
-          </w:p>
-        </w:tc>
-        <w:tc>
-          <w:tcPr>
-            <w:tcW w:type="dxa" w:w="1296"/>
-          </w:tcPr>
-          <w:p>
-            <w:pPr>
-              <w:jc w:val="center"/>
-            </w:pPr>
-            <w:r/>
-            <w:r>
-              <w:rPr>
-                <w:rFonts w:ascii="Palatino Linotype" w:hAnsi="Palatino Linotype" w:cs="Palatino Linotype"/>
-                <w:sz w:val="16"/>
-              </w:rPr>
-              <w:t>0</w:t>
-            </w:r>
-          </w:p>
-        </w:tc>
-        <w:tc>
-          <w:tcPr>
-            <w:tcW w:type="dxa" w:w="1296"/>
-          </w:tcPr>
-          <w:p>
-            <w:pPr>
-              <w:jc w:val="center"/>
-            </w:pPr>
-            <w:r/>
-            <w:r>
-              <w:rPr>
-                <w:rFonts w:ascii="Palatino Linotype" w:hAnsi="Palatino Linotype" w:cs="Palatino Linotype"/>
-                <w:sz w:val="16"/>
-              </w:rPr>
-              <w:t>0</w:t>
-            </w:r>
-          </w:p>
-        </w:tc>
-        <w:tc>
-          <w:tcPr>
-            <w:tcW w:type="dxa" w:w="1296"/>
-          </w:tcPr>
-          <w:p>
-            <w:pPr>
-              <w:jc w:val="center"/>
-            </w:pPr>
-            <w:r/>
-            <w:r>
-              <w:rPr>
-                <w:rFonts w:ascii="Palatino Linotype" w:hAnsi="Palatino Linotype" w:cs="Palatino Linotype"/>
-                <w:sz w:val="16"/>
-              </w:rPr>
-              <w:t>3</w:t>
             </w:r>
           </w:p>
         </w:tc>
@@ -2993,25 +2597,61 @@
       <w:tr>
         <w:tc>
           <w:tcPr>
-            <w:tcW w:type="dxa" w:w="1296"/>
-          </w:tcPr>
-          <w:p>
-            <w:pPr>
-              <w:jc w:val="center"/>
-            </w:pPr>
-            <w:r/>
-            <w:r>
-              <w:rPr>
-                <w:rFonts w:ascii="Palatino Linotype" w:hAnsi="Palatino Linotype" w:cs="Palatino Linotype"/>
-                <w:sz w:val="16"/>
-              </w:rPr>
-              <w:t>1 (Telunjuk)</w:t>
-            </w:r>
-          </w:p>
-        </w:tc>
-        <w:tc>
-          <w:tcPr>
-            <w:tcW w:type="dxa" w:w="1296"/>
+            <w:tcW w:type="dxa" w:w="2268"/>
+          </w:tcPr>
+          <w:p>
+            <w:pPr>
+              <w:jc w:val="center"/>
+            </w:pPr>
+            <w:r/>
+            <w:r>
+              <w:rPr>
+                <w:rFonts w:ascii="Palatino Linotype" w:hAnsi="Palatino Linotype" w:cs="Palatino Linotype"/>
+                <w:sz w:val="16"/>
+              </w:rPr>
+              <w:t>Dengan beban</w:t>
+            </w:r>
+          </w:p>
+        </w:tc>
+        <w:tc>
+          <w:tcPr>
+            <w:tcW w:type="dxa" w:w="2268"/>
+          </w:tcPr>
+          <w:p>
+            <w:pPr>
+              <w:jc w:val="center"/>
+            </w:pPr>
+            <w:r/>
+            <w:r>
+              <w:rPr>
+                <w:rFonts w:ascii="Palatino Linotype" w:hAnsi="Palatino Linotype" w:cs="Palatino Linotype"/>
+                <w:sz w:val="16"/>
+              </w:rPr>
+              <w:t>X14</w:t>
+            </w:r>
+          </w:p>
+        </w:tc>
+        <w:tc>
+          <w:tcPr>
+            <w:tcW w:type="dxa" w:w="2268"/>
+          </w:tcPr>
+          <w:p>
+            <w:pPr>
+              <w:jc w:val="center"/>
+            </w:pPr>
+            <w:r/>
+            <w:r>
+              <w:rPr>
+                <w:rFonts w:ascii="Palatino Linotype" w:hAnsi="Palatino Linotype" w:cs="Palatino Linotype"/>
+                <w:sz w:val="16"/>
+              </w:rPr>
+              <w:t>X15</w:t>
+            </w:r>
+          </w:p>
+        </w:tc>
+        <w:tc>
+          <w:tcPr>
+            <w:tcW w:type="dxa" w:w="2268"/>
           </w:tcPr>
           <w:p>
             <w:pPr>
@@ -3024,608 +2664,6 @@
                 <w:sz w:val="16"/>
               </w:rPr>
               <w:t>0</w:t>
-            </w:r>
-          </w:p>
-        </w:tc>
-        <w:tc>
-          <w:tcPr>
-            <w:tcW w:type="dxa" w:w="1296"/>
-          </w:tcPr>
-          <w:p>
-            <w:pPr>
-              <w:jc w:val="center"/>
-            </w:pPr>
-            <w:r/>
-            <w:r>
-              <w:rPr>
-                <w:rFonts w:ascii="Palatino Linotype" w:hAnsi="Palatino Linotype" w:cs="Palatino Linotype"/>
-                <w:sz w:val="16"/>
-              </w:rPr>
-              <w:t>95</w:t>
-            </w:r>
-          </w:p>
-        </w:tc>
-        <w:tc>
-          <w:tcPr>
-            <w:tcW w:type="dxa" w:w="1296"/>
-          </w:tcPr>
-          <w:p>
-            <w:pPr>
-              <w:jc w:val="center"/>
-            </w:pPr>
-            <w:r/>
-            <w:r>
-              <w:rPr>
-                <w:rFonts w:ascii="Palatino Linotype" w:hAnsi="Palatino Linotype" w:cs="Palatino Linotype"/>
-                <w:sz w:val="16"/>
-              </w:rPr>
-              <w:t>2</w:t>
-            </w:r>
-          </w:p>
-        </w:tc>
-        <w:tc>
-          <w:tcPr>
-            <w:tcW w:type="dxa" w:w="1296"/>
-          </w:tcPr>
-          <w:p>
-            <w:pPr>
-              <w:jc w:val="center"/>
-            </w:pPr>
-            <w:r/>
-            <w:r>
-              <w:rPr>
-                <w:rFonts w:ascii="Palatino Linotype" w:hAnsi="Palatino Linotype" w:cs="Palatino Linotype"/>
-                <w:sz w:val="16"/>
-              </w:rPr>
-              <w:t>0</w:t>
-            </w:r>
-          </w:p>
-        </w:tc>
-        <w:tc>
-          <w:tcPr>
-            <w:tcW w:type="dxa" w:w="1296"/>
-          </w:tcPr>
-          <w:p>
-            <w:pPr>
-              <w:jc w:val="center"/>
-            </w:pPr>
-            <w:r/>
-            <w:r>
-              <w:rPr>
-                <w:rFonts w:ascii="Palatino Linotype" w:hAnsi="Palatino Linotype" w:cs="Palatino Linotype"/>
-                <w:sz w:val="16"/>
-              </w:rPr>
-              <w:t>0</w:t>
-            </w:r>
-          </w:p>
-        </w:tc>
-        <w:tc>
-          <w:tcPr>
-            <w:tcW w:type="dxa" w:w="1296"/>
-          </w:tcPr>
-          <w:p>
-            <w:pPr>
-              <w:jc w:val="center"/>
-            </w:pPr>
-            <w:r/>
-            <w:r>
-              <w:rPr>
-                <w:rFonts w:ascii="Palatino Linotype" w:hAnsi="Palatino Linotype" w:cs="Palatino Linotype"/>
-                <w:sz w:val="16"/>
-              </w:rPr>
-              <w:t>3</w:t>
-            </w:r>
-          </w:p>
-        </w:tc>
-      </w:tr>
-      <w:tr>
-        <w:tc>
-          <w:tcPr>
-            <w:tcW w:type="dxa" w:w="1296"/>
-          </w:tcPr>
-          <w:p>
-            <w:pPr>
-              <w:jc w:val="center"/>
-            </w:pPr>
-            <w:r/>
-            <w:r>
-              <w:rPr>
-                <w:rFonts w:ascii="Palatino Linotype" w:hAnsi="Palatino Linotype" w:cs="Palatino Linotype"/>
-                <w:sz w:val="16"/>
-              </w:rPr>
-              <w:t>2 (Peace)</w:t>
-            </w:r>
-          </w:p>
-        </w:tc>
-        <w:tc>
-          <w:tcPr>
-            <w:tcW w:type="dxa" w:w="1296"/>
-          </w:tcPr>
-          <w:p>
-            <w:pPr>
-              <w:jc w:val="center"/>
-            </w:pPr>
-            <w:r/>
-            <w:r>
-              <w:rPr>
-                <w:rFonts w:ascii="Palatino Linotype" w:hAnsi="Palatino Linotype" w:cs="Palatino Linotype"/>
-                <w:sz w:val="16"/>
-              </w:rPr>
-              <w:t>0</w:t>
-            </w:r>
-          </w:p>
-        </w:tc>
-        <w:tc>
-          <w:tcPr>
-            <w:tcW w:type="dxa" w:w="1296"/>
-          </w:tcPr>
-          <w:p>
-            <w:pPr>
-              <w:jc w:val="center"/>
-            </w:pPr>
-            <w:r/>
-            <w:r>
-              <w:rPr>
-                <w:rFonts w:ascii="Palatino Linotype" w:hAnsi="Palatino Linotype" w:cs="Palatino Linotype"/>
-                <w:sz w:val="16"/>
-              </w:rPr>
-              <w:t>1</w:t>
-            </w:r>
-          </w:p>
-        </w:tc>
-        <w:tc>
-          <w:tcPr>
-            <w:tcW w:type="dxa" w:w="1296"/>
-          </w:tcPr>
-          <w:p>
-            <w:pPr>
-              <w:jc w:val="center"/>
-            </w:pPr>
-            <w:r/>
-            <w:r>
-              <w:rPr>
-                <w:rFonts w:ascii="Palatino Linotype" w:hAnsi="Palatino Linotype" w:cs="Palatino Linotype"/>
-                <w:sz w:val="16"/>
-              </w:rPr>
-              <w:t>94</w:t>
-            </w:r>
-          </w:p>
-        </w:tc>
-        <w:tc>
-          <w:tcPr>
-            <w:tcW w:type="dxa" w:w="1296"/>
-          </w:tcPr>
-          <w:p>
-            <w:pPr>
-              <w:jc w:val="center"/>
-            </w:pPr>
-            <w:r/>
-            <w:r>
-              <w:rPr>
-                <w:rFonts w:ascii="Palatino Linotype" w:hAnsi="Palatino Linotype" w:cs="Palatino Linotype"/>
-                <w:sz w:val="16"/>
-              </w:rPr>
-              <w:t>5</w:t>
-            </w:r>
-          </w:p>
-        </w:tc>
-        <w:tc>
-          <w:tcPr>
-            <w:tcW w:type="dxa" w:w="1296"/>
-          </w:tcPr>
-          <w:p>
-            <w:pPr>
-              <w:jc w:val="center"/>
-            </w:pPr>
-            <w:r/>
-            <w:r>
-              <w:rPr>
-                <w:rFonts w:ascii="Palatino Linotype" w:hAnsi="Palatino Linotype" w:cs="Palatino Linotype"/>
-                <w:sz w:val="16"/>
-              </w:rPr>
-              <w:t>0</w:t>
-            </w:r>
-          </w:p>
-        </w:tc>
-        <w:tc>
-          <w:tcPr>
-            <w:tcW w:type="dxa" w:w="1296"/>
-          </w:tcPr>
-          <w:p>
-            <w:pPr>
-              <w:jc w:val="center"/>
-            </w:pPr>
-            <w:r/>
-            <w:r>
-              <w:rPr>
-                <w:rFonts w:ascii="Palatino Linotype" w:hAnsi="Palatino Linotype" w:cs="Palatino Linotype"/>
-                <w:sz w:val="16"/>
-              </w:rPr>
-              <w:t>0</w:t>
-            </w:r>
-          </w:p>
-        </w:tc>
-      </w:tr>
-      <w:tr>
-        <w:tc>
-          <w:tcPr>
-            <w:tcW w:type="dxa" w:w="1296"/>
-          </w:tcPr>
-          <w:p>
-            <w:pPr>
-              <w:jc w:val="center"/>
-            </w:pPr>
-            <w:r/>
-            <w:r>
-              <w:rPr>
-                <w:rFonts w:ascii="Palatino Linotype" w:hAnsi="Palatino Linotype" w:cs="Palatino Linotype"/>
-                <w:sz w:val="16"/>
-              </w:rPr>
-              <w:t>3</w:t>
-            </w:r>
-          </w:p>
-        </w:tc>
-        <w:tc>
-          <w:tcPr>
-            <w:tcW w:type="dxa" w:w="1296"/>
-          </w:tcPr>
-          <w:p>
-            <w:pPr>
-              <w:jc w:val="center"/>
-            </w:pPr>
-            <w:r/>
-            <w:r>
-              <w:rPr>
-                <w:rFonts w:ascii="Palatino Linotype" w:hAnsi="Palatino Linotype" w:cs="Palatino Linotype"/>
-                <w:sz w:val="16"/>
-              </w:rPr>
-              <w:t>0</w:t>
-            </w:r>
-          </w:p>
-        </w:tc>
-        <w:tc>
-          <w:tcPr>
-            <w:tcW w:type="dxa" w:w="1296"/>
-          </w:tcPr>
-          <w:p>
-            <w:pPr>
-              <w:jc w:val="center"/>
-            </w:pPr>
-            <w:r/>
-            <w:r>
-              <w:rPr>
-                <w:rFonts w:ascii="Palatino Linotype" w:hAnsi="Palatino Linotype" w:cs="Palatino Linotype"/>
-                <w:sz w:val="16"/>
-              </w:rPr>
-              <w:t>0</w:t>
-            </w:r>
-          </w:p>
-        </w:tc>
-        <w:tc>
-          <w:tcPr>
-            <w:tcW w:type="dxa" w:w="1296"/>
-          </w:tcPr>
-          <w:p>
-            <w:pPr>
-              <w:jc w:val="center"/>
-            </w:pPr>
-            <w:r/>
-            <w:r>
-              <w:rPr>
-                <w:rFonts w:ascii="Palatino Linotype" w:hAnsi="Palatino Linotype" w:cs="Palatino Linotype"/>
-                <w:sz w:val="16"/>
-              </w:rPr>
-              <w:t>4</w:t>
-            </w:r>
-          </w:p>
-        </w:tc>
-        <w:tc>
-          <w:tcPr>
-            <w:tcW w:type="dxa" w:w="1296"/>
-          </w:tcPr>
-          <w:p>
-            <w:pPr>
-              <w:jc w:val="center"/>
-            </w:pPr>
-            <w:r/>
-            <w:r>
-              <w:rPr>
-                <w:rFonts w:ascii="Palatino Linotype" w:hAnsi="Palatino Linotype" w:cs="Palatino Linotype"/>
-                <w:sz w:val="16"/>
-              </w:rPr>
-              <w:t>93</w:t>
-            </w:r>
-          </w:p>
-        </w:tc>
-        <w:tc>
-          <w:tcPr>
-            <w:tcW w:type="dxa" w:w="1296"/>
-          </w:tcPr>
-          <w:p>
-            <w:pPr>
-              <w:jc w:val="center"/>
-            </w:pPr>
-            <w:r/>
-            <w:r>
-              <w:rPr>
-                <w:rFonts w:ascii="Palatino Linotype" w:hAnsi="Palatino Linotype" w:cs="Palatino Linotype"/>
-                <w:sz w:val="16"/>
-              </w:rPr>
-              <w:t>3</w:t>
-            </w:r>
-          </w:p>
-        </w:tc>
-        <w:tc>
-          <w:tcPr>
-            <w:tcW w:type="dxa" w:w="1296"/>
-          </w:tcPr>
-          <w:p>
-            <w:pPr>
-              <w:jc w:val="center"/>
-            </w:pPr>
-            <w:r/>
-            <w:r>
-              <w:rPr>
-                <w:rFonts w:ascii="Palatino Linotype" w:hAnsi="Palatino Linotype" w:cs="Palatino Linotype"/>
-                <w:sz w:val="16"/>
-              </w:rPr>
-              <w:t>0</w:t>
-            </w:r>
-          </w:p>
-        </w:tc>
-      </w:tr>
-      <w:tr>
-        <w:tc>
-          <w:tcPr>
-            <w:tcW w:type="dxa" w:w="1296"/>
-          </w:tcPr>
-          <w:p>
-            <w:pPr>
-              <w:jc w:val="center"/>
-            </w:pPr>
-            <w:r/>
-            <w:r>
-              <w:rPr>
-                <w:rFonts w:ascii="Palatino Linotype" w:hAnsi="Palatino Linotype" w:cs="Palatino Linotype"/>
-                <w:sz w:val="16"/>
-              </w:rPr>
-              <w:t>4</w:t>
-            </w:r>
-          </w:p>
-        </w:tc>
-        <w:tc>
-          <w:tcPr>
-            <w:tcW w:type="dxa" w:w="1296"/>
-          </w:tcPr>
-          <w:p>
-            <w:pPr>
-              <w:jc w:val="center"/>
-            </w:pPr>
-            <w:r/>
-            <w:r>
-              <w:rPr>
-                <w:rFonts w:ascii="Palatino Linotype" w:hAnsi="Palatino Linotype" w:cs="Palatino Linotype"/>
-                <w:sz w:val="16"/>
-              </w:rPr>
-              <w:t>0</w:t>
-            </w:r>
-          </w:p>
-        </w:tc>
-        <w:tc>
-          <w:tcPr>
-            <w:tcW w:type="dxa" w:w="1296"/>
-          </w:tcPr>
-          <w:p>
-            <w:pPr>
-              <w:jc w:val="center"/>
-            </w:pPr>
-            <w:r/>
-            <w:r>
-              <w:rPr>
-                <w:rFonts w:ascii="Palatino Linotype" w:hAnsi="Palatino Linotype" w:cs="Palatino Linotype"/>
-                <w:sz w:val="16"/>
-              </w:rPr>
-              <w:t>0</w:t>
-            </w:r>
-          </w:p>
-        </w:tc>
-        <w:tc>
-          <w:tcPr>
-            <w:tcW w:type="dxa" w:w="1296"/>
-          </w:tcPr>
-          <w:p>
-            <w:pPr>
-              <w:jc w:val="center"/>
-            </w:pPr>
-            <w:r/>
-            <w:r>
-              <w:rPr>
-                <w:rFonts w:ascii="Palatino Linotype" w:hAnsi="Palatino Linotype" w:cs="Palatino Linotype"/>
-                <w:sz w:val="16"/>
-              </w:rPr>
-              <w:t>0</w:t>
-            </w:r>
-          </w:p>
-        </w:tc>
-        <w:tc>
-          <w:tcPr>
-            <w:tcW w:type="dxa" w:w="1296"/>
-          </w:tcPr>
-          <w:p>
-            <w:pPr>
-              <w:jc w:val="center"/>
-            </w:pPr>
-            <w:r/>
-            <w:r>
-              <w:rPr>
-                <w:rFonts w:ascii="Palatino Linotype" w:hAnsi="Palatino Linotype" w:cs="Palatino Linotype"/>
-                <w:sz w:val="16"/>
-              </w:rPr>
-              <w:t>2</w:t>
-            </w:r>
-          </w:p>
-        </w:tc>
-        <w:tc>
-          <w:tcPr>
-            <w:tcW w:type="dxa" w:w="1296"/>
-          </w:tcPr>
-          <w:p>
-            <w:pPr>
-              <w:jc w:val="center"/>
-            </w:pPr>
-            <w:r/>
-            <w:r>
-              <w:rPr>
-                <w:rFonts w:ascii="Palatino Linotype" w:hAnsi="Palatino Linotype" w:cs="Palatino Linotype"/>
-                <w:sz w:val="16"/>
-              </w:rPr>
-              <w:t>92</w:t>
-            </w:r>
-          </w:p>
-        </w:tc>
-        <w:tc>
-          <w:tcPr>
-            <w:tcW w:type="dxa" w:w="1296"/>
-          </w:tcPr>
-          <w:p>
-            <w:pPr>
-              <w:jc w:val="center"/>
-            </w:pPr>
-            <w:r/>
-            <w:r>
-              <w:rPr>
-                <w:rFonts w:ascii="Palatino Linotype" w:hAnsi="Palatino Linotype" w:cs="Palatino Linotype"/>
-                <w:sz w:val="16"/>
-              </w:rPr>
-              <w:t>6</w:t>
-            </w:r>
-          </w:p>
-        </w:tc>
-      </w:tr>
-      <w:tr>
-        <w:tc>
-          <w:tcPr>
-            <w:tcW w:type="dxa" w:w="1296"/>
-          </w:tcPr>
-          <w:p>
-            <w:pPr>
-              <w:jc w:val="center"/>
-            </w:pPr>
-            <w:r/>
-            <w:r>
-              <w:rPr>
-                <w:rFonts w:ascii="Palatino Linotype" w:hAnsi="Palatino Linotype" w:cs="Palatino Linotype"/>
-                <w:sz w:val="16"/>
-              </w:rPr>
-              <w:t>5 (Telapak)</w:t>
-            </w:r>
-          </w:p>
-        </w:tc>
-        <w:tc>
-          <w:tcPr>
-            <w:tcW w:type="dxa" w:w="1296"/>
-          </w:tcPr>
-          <w:p>
-            <w:pPr>
-              <w:jc w:val="center"/>
-            </w:pPr>
-            <w:r/>
-            <w:r>
-              <w:rPr>
-                <w:rFonts w:ascii="Palatino Linotype" w:hAnsi="Palatino Linotype" w:cs="Palatino Linotype"/>
-                <w:sz w:val="16"/>
-              </w:rPr>
-              <w:t>2</w:t>
-            </w:r>
-          </w:p>
-        </w:tc>
-        <w:tc>
-          <w:tcPr>
-            <w:tcW w:type="dxa" w:w="1296"/>
-          </w:tcPr>
-          <w:p>
-            <w:pPr>
-              <w:jc w:val="center"/>
-            </w:pPr>
-            <w:r/>
-            <w:r>
-              <w:rPr>
-                <w:rFonts w:ascii="Palatino Linotype" w:hAnsi="Palatino Linotype" w:cs="Palatino Linotype"/>
-                <w:sz w:val="16"/>
-              </w:rPr>
-              <w:t>0</w:t>
-            </w:r>
-          </w:p>
-        </w:tc>
-        <w:tc>
-          <w:tcPr>
-            <w:tcW w:type="dxa" w:w="1296"/>
-          </w:tcPr>
-          <w:p>
-            <w:pPr>
-              <w:jc w:val="center"/>
-            </w:pPr>
-            <w:r/>
-            <w:r>
-              <w:rPr>
-                <w:rFonts w:ascii="Palatino Linotype" w:hAnsi="Palatino Linotype" w:cs="Palatino Linotype"/>
-                <w:sz w:val="16"/>
-              </w:rPr>
-              <w:t>0</w:t>
-            </w:r>
-          </w:p>
-        </w:tc>
-        <w:tc>
-          <w:tcPr>
-            <w:tcW w:type="dxa" w:w="1296"/>
-          </w:tcPr>
-          <w:p>
-            <w:pPr>
-              <w:jc w:val="center"/>
-            </w:pPr>
-            <w:r/>
-            <w:r>
-              <w:rPr>
-                <w:rFonts w:ascii="Palatino Linotype" w:hAnsi="Palatino Linotype" w:cs="Palatino Linotype"/>
-                <w:sz w:val="16"/>
-              </w:rPr>
-              <w:t>0</w:t>
-            </w:r>
-          </w:p>
-        </w:tc>
-        <w:tc>
-          <w:tcPr>
-            <w:tcW w:type="dxa" w:w="1296"/>
-          </w:tcPr>
-          <w:p>
-            <w:pPr>
-              <w:jc w:val="center"/>
-            </w:pPr>
-            <w:r/>
-            <w:r>
-              <w:rPr>
-                <w:rFonts w:ascii="Palatino Linotype" w:hAnsi="Palatino Linotype" w:cs="Palatino Linotype"/>
-                <w:sz w:val="16"/>
-              </w:rPr>
-              <w:t>0</w:t>
-            </w:r>
-          </w:p>
-        </w:tc>
-        <w:tc>
-          <w:tcPr>
-            <w:tcW w:type="dxa" w:w="1296"/>
-          </w:tcPr>
-          <w:p>
-            <w:pPr>
-              <w:jc w:val="center"/>
-            </w:pPr>
-            <w:r/>
-            <w:r>
-              <w:rPr>
-                <w:rFonts w:ascii="Palatino Linotype" w:hAnsi="Palatino Linotype" w:cs="Palatino Linotype"/>
-                <w:sz w:val="16"/>
-              </w:rPr>
-              <w:t>98</w:t>
             </w:r>
           </w:p>
         </w:tc>
@@ -3641,27 +2679,52 @@
           <w:rFonts w:ascii="Palatino Linotype" w:hAnsi="Palatino Linotype" w:cs="Palatino Linotype"/>
           <w:sz w:val="20"/>
         </w:rPr>
-        <w:t>Dari matriks konfusi (Tabel III), pola kegagalan menjadi jelas: hampir semua kesalahan terjadi antara kelas jumlah jari bersebelahan. Dua jari salah terbaca sebagai tiga, empat sebagai lima. Akar masalahnya adalah keterbatasan proyeksi 2-D: saat pergelangan tangan miring dari sumbu, landmark jari bersebelahan tumpang tindih dan komputasi sudut tidak bisa membedakan batas antar jari. Misklasifikasi kepalan-ke-telapak (3 dari 100 sampel) juga muncul, kemungkinan akibat pembukaan tangan cepat selama transisi.</w:t>
+        <w:t>Hasil pada Tabel IV mengindikasikan bahwa sistem kendali PID dapat mengkompensasi efek beban karena aksi integral, meskipun overshoot meningkat. Untuk mengurangi overshoot, dapat dilakukan fine-tuning dengan menurunkan Kp dan menaikkan Kd secara manual.</w:t>
+      </w:r>
+    </w:p>
+    <w:p>
+      <w:pPr>
+        <w:spacing w:before="0" w:after="0"/>
+        <w:jc w:val="both"/>
+      </w:pPr>
+      <w:r>
+        <w:rPr>
+          <w:rFonts w:ascii="Palatino Linotype" w:hAnsi="Palatino Linotype" w:cs="Palatino Linotype"/>
+          <w:sz w:val="20"/>
+        </w:rPr>
+        <w:t>Saat gangguan sinusoidal (getaran konveyor) diterapkan dengan amplitudo a8 dan frekuensi a9 Hz, kesalahan jejak lintasan ramp meningkat. PID menghasilkan error RMS sebesar X18 mm, lebih kecil dibandingkan kendali P (X19 mm) dan kendali on-off (X20 mm). Hal ini menunjukkan bahwa PID memberikan atenuasi gangguan yang lebih baik [6].</w:t>
       </w:r>
     </w:p>
     <w:p>
       <w:pPr>
         <w:spacing w:before="60" w:after="60"/>
-        <w:jc w:val="center"/>
-      </w:pPr>
-      <w:r>
-        <w:rPr>
-          <w:rFonts w:ascii="Palatino Linotype" w:hAnsi="Palatino Linotype" w:cs="Palatino Linotype"/>
-          <w:i/>
-          <w:color w:val="FF0000"/>
-          <w:sz w:val="20"/>
-        </w:rPr>
-        <w:t>[PROMPT UNTUK AI GAMBAR: Heatmap Matriks Konfusi. A 6-by-6 confusion matrix heatmap visualizing gesture classification accuracy under 300 lux standard lighting. Row labels on the left represent the six true gesture classes: Fist, Index, Peace, Three, Four, and Open Palm. Column labels across the top represent the six predicted classes with identical names. Cell fill color transitions from white or pale yellow for zero or very low values to dark blue or dark green for high counts near 100. Diagonal cells are the darkest, confirming high correct-classification rates. Each cell displays its numeric integer count. A continuous color scale bar is shown beside the matrix. Axis titles and tick labels use clean sans-serif font. Style matches IEEE conference paper result section figures.]</w:t>
-      </w:r>
-    </w:p>
-    <w:p>
-      <w:pPr>
-        <w:spacing w:before="60" w:after="120"/>
+        <w:jc w:val="left"/>
+      </w:pPr>
+      <w:r>
+        <w:rPr>
+          <w:rFonts w:ascii="Palatino Linotype" w:hAnsi="Palatino Linotype" w:cs="Palatino Linotype"/>
+          <w:b/>
+          <w:sz w:val="20"/>
+        </w:rPr>
+        <w:t>Perbandingan dengan Metode Kendali Lain dari Literatur</w:t>
+      </w:r>
+    </w:p>
+    <w:p>
+      <w:pPr>
+        <w:spacing w:before="0" w:after="0"/>
+        <w:jc w:val="both"/>
+      </w:pPr>
+      <w:r>
+        <w:rPr>
+          <w:rFonts w:ascii="Palatino Linotype" w:hAnsi="Palatino Linotype" w:cs="Palatino Linotype"/>
+          <w:sz w:val="20"/>
+        </w:rPr>
+        <w:t>Untuk memvalidasi hasil penelitian, dilakukan perbandingan dengan hasil dari studi sebelumnya. Tabel V menyajikan perbandingan metrik kinerja dengan beberapa metode kendali dari literatur. Metode PID yang dirancang dalam penelitian ini menghasilkan overshoot X1% yang sebanding dengan PID adaptif Smith [6] (Y1%) dan lebih baik dari PID tetap pada studi Chen [7] (Y2%).</w:t>
+      </w:r>
+    </w:p>
+    <w:p>
+      <w:pPr>
+        <w:spacing w:before="120" w:after="60"/>
         <w:jc w:val="center"/>
       </w:pPr>
       <w:r>
@@ -3670,200 +2733,14 @@
           <w:b/>
           <w:sz w:val="16"/>
         </w:rPr>
-        <w:t xml:space="preserve">Fig. 9. </w:t>
+        <w:t xml:space="preserve">Table V. </w:t>
       </w:r>
       <w:r>
         <w:rPr>
           <w:rFonts w:ascii="Palatino Linotype" w:hAnsi="Palatino Linotype" w:cs="Palatino Linotype"/>
           <w:sz w:val="16"/>
         </w:rPr>
-        <w:t>Heatmap Matriks Konfusi</w:t>
-      </w:r>
-    </w:p>
-    <w:p>
-      <w:pPr>
-        <w:spacing w:before="0" w:after="0"/>
-        <w:jc w:val="both"/>
-      </w:pPr>
-      <w:r>
-        <w:rPr>
-          <w:rFonts w:ascii="Palatino Linotype" w:hAnsi="Palatino Linotype" w:cs="Palatino Linotype"/>
-          <w:sz w:val="20"/>
-        </w:rPr>
-        <w:t>Heatmap dari data Tabel III (Gbr. 9) membuat dominasi diagonal langsung terlihat. Nilai off-diagonal mengelompok pada sel di samping diagonal, konsisten dengan konfusi kelas bersebelahan. Tiga sampel kepalan salah diklasifikasikan sebagai telapak terbuka, yang secara geometris seharusnya mustahil diduga tertangkap selama gerakan membuka tangan di tengah transisi.</w:t>
-      </w:r>
-    </w:p>
-    <w:p>
-      <w:pPr>
-        <w:spacing w:before="60" w:after="60"/>
-        <w:jc w:val="center"/>
-      </w:pPr>
-      <w:r>
-        <w:rPr>
-          <w:rFonts w:ascii="Palatino Linotype" w:hAnsi="Palatino Linotype" w:cs="Palatino Linotype"/>
-          <w:i/>
-          <w:color w:val="FF0000"/>
-          <w:sz w:val="20"/>
-        </w:rPr>
-        <w:t>[PROMPT UNTUK AI GAMBAR: Skor F1 pada Tiga Kondisi Pencahayaan. A grouped bar chart comparing F1-score performance across six gesture classes under three different lighting conditions: 50 lux low light, 300 lux standard office illumination, and 1000 lux direct worklight. The horizontal axis lists gesture classes labeled Fist, Index, Peace, Three, Four, and Open Palm. The vertical axis shows F1-score as a percentage ranging from 0 to 100. Three side-by-side bars per gesture group are color-coded distinctly by lighting condition with a clear legend positioned in the upper right corner. Numeric value labels or subtle grid lines aid readability. Background is white, bar colors are flat and professional, font is clean sans-serif, and the overall style is consistent with IEEE paper result section chart conventions.]</w:t>
-      </w:r>
-    </w:p>
-    <w:p>
-      <w:pPr>
-        <w:spacing w:before="60" w:after="120"/>
-        <w:jc w:val="center"/>
-      </w:pPr>
-      <w:r>
-        <w:rPr>
-          <w:rFonts w:ascii="Palatino Linotype" w:hAnsi="Palatino Linotype" w:cs="Palatino Linotype"/>
-          <w:b/>
-          <w:sz w:val="16"/>
-        </w:rPr>
-        <w:t xml:space="preserve">Fig. 10. </w:t>
-      </w:r>
-      <w:r>
-        <w:rPr>
-          <w:rFonts w:ascii="Palatino Linotype" w:hAnsi="Palatino Linotype" w:cs="Palatino Linotype"/>
-          <w:sz w:val="16"/>
-        </w:rPr>
-        <w:t>Skor F1 pada Tiga Kondisi Pencahayaan</w:t>
-      </w:r>
-    </w:p>
-    <w:p>
-      <w:pPr>
-        <w:spacing w:before="0" w:after="0"/>
-        <w:jc w:val="both"/>
-      </w:pPr>
-      <w:r>
-        <w:rPr>
-          <w:rFonts w:ascii="Palatino Linotype" w:hAnsi="Palatino Linotype" w:cs="Palatino Linotype"/>
-          <w:sz w:val="20"/>
-        </w:rPr>
-        <w:t>Skor F1 dibandingkan antar tingkat pencahayaan (Gbr. 10). Pada 50 lux, semua kelas turun 5-10 poin persentase karena MediaPipe kehilangan presisi landmark dalam cahaya rendah. Pada 1000 lux, performa turun 2-3 poin di bawah optimum 300 lux akibat pantulan spekular pada kulit yang mengacaukan detektor landmark. Pencahayaan fluorescent standar 300 lux adalah titik operasi terbaik.</w:t>
-      </w:r>
-    </w:p>
-    <w:p>
-      <w:pPr>
-        <w:spacing w:before="60" w:after="60"/>
-        <w:jc w:val="center"/>
-      </w:pPr>
-      <w:r>
-        <w:rPr>
-          <w:rFonts w:ascii="Palatino Linotype" w:hAnsi="Palatino Linotype" w:cs="Palatino Linotype"/>
-          <w:i/>
-          <w:color w:val="FF0000"/>
-          <w:sz w:val="20"/>
-        </w:rPr>
-        <w:t>[PROMPT UNTUK AI GAMBAR: Presisi, Recall, Skor F1 per Kelas pada 300 Lux. A grouped bar chart presenting precision, recall, and F1-score values for each of the six gesture classes evaluated under 300 lux optimal indoor lighting. The horizontal axis labels the six gesture classes: Fist, Index, Peace, Three, Four, and Open Palm. The vertical axis shows percentage values from 0 to 100. Three distinctly colored solid bars are grouped side by side for each class, representing precision, recall, and F1-score respectively, with a legend clearly identifying each metric color. Horizontal light-gray grid lines improve readability on the white background. Value labels may optionally appear above each bar. Font is clean sans-serif, and the chart style is flat, professional, and consistent with IEEE conference paper figure standards.]</w:t>
-      </w:r>
-    </w:p>
-    <w:p>
-      <w:pPr>
-        <w:spacing w:before="60" w:after="120"/>
-        <w:jc w:val="center"/>
-      </w:pPr>
-      <w:r>
-        <w:rPr>
-          <w:rFonts w:ascii="Palatino Linotype" w:hAnsi="Palatino Linotype" w:cs="Palatino Linotype"/>
-          <w:b/>
-          <w:sz w:val="16"/>
-        </w:rPr>
-        <w:t xml:space="preserve">Fig. 11. </w:t>
-      </w:r>
-      <w:r>
-        <w:rPr>
-          <w:rFonts w:ascii="Palatino Linotype" w:hAnsi="Palatino Linotype" w:cs="Palatino Linotype"/>
-          <w:sz w:val="16"/>
-        </w:rPr>
-        <w:t>Presisi, Recall, Skor F1 per Kelas pada 300 Lux</w:t>
-      </w:r>
-    </w:p>
-    <w:p>
-      <w:pPr>
-        <w:spacing w:before="0" w:after="0"/>
-        <w:jc w:val="both"/>
-      </w:pPr>
-      <w:r>
-        <w:rPr>
-          <w:rFonts w:ascii="Palatino Linotype" w:hAnsi="Palatino Linotype" w:cs="Palatino Linotype"/>
-          <w:sz w:val="20"/>
-        </w:rPr>
-        <w:t>Presisi dan recall pada 300 lux (Gbr. 11) saling berdekatan untuk keenam kelas. Kepalan dan telapak terbuka tertinggi karena keduanya paling berbeda dalam proyeksi 2-D. Akurasi keseluruhan:</w:t>
-      </w:r>
-    </w:p>
-    <w:p>
-      <w:pPr>
-        <w:spacing w:before="60" w:after="60"/>
-        <w:jc w:val="center"/>
-      </w:pPr>
-      <w:r>
-        <w:rPr>
-          <w:rFonts w:ascii="Cambria Math" w:hAnsi="Cambria Math" w:cs="Cambria Math"/>
-          <w:i/>
-          <w:sz w:val="20"/>
-        </w:rPr>
-        <w:t>Accuracy = =05TPk=05(TPk + FNk) × 100\%    (13)</w:t>
-      </w:r>
-    </w:p>
-    <w:p>
-      <w:pPr>
-        <w:spacing w:before="0" w:after="0"/>
-        <w:jc w:val="both"/>
-      </w:pPr>
-      <w:r>
-        <w:rPr>
-          <w:rFonts w:ascii="Palatino Linotype" w:hAnsi="Palatino Linotype" w:cs="Palatino Linotype"/>
-          <w:sz w:val="20"/>
-        </w:rPr>
-        <w:t>Pada persamaan (13), TPk adalah true-positive dan FNk false-negative untuk kelas k. F1 makro digunakan sebagai metrik utama karena semua kelas terwakili merata. Pada 300 lux, classifier bekerja andal di bawah pencahayaan indoor standar.</w:t>
-      </w:r>
-    </w:p>
-    <w:p>
-      <w:pPr>
-        <w:spacing w:before="60" w:after="60"/>
-        <w:jc w:val="left"/>
-      </w:pPr>
-      <w:r>
-        <w:rPr>
-          <w:rFonts w:ascii="Palatino Linotype" w:hAnsi="Palatino Linotype" w:cs="Palatino Linotype"/>
-          <w:b/>
-          <w:sz w:val="20"/>
-        </w:rPr>
-        <w:t>Latensi Komunikasi Modbus TCP</w:t>
-      </w:r>
-    </w:p>
-    <w:p>
-      <w:pPr>
-        <w:spacing w:before="0" w:after="0"/>
-        <w:jc w:val="both"/>
-      </w:pPr>
-      <w:r>
-        <w:rPr>
-          <w:rFonts w:ascii="Palatino Linotype" w:hAnsi="Palatino Linotype" w:cs="Palatino Linotype"/>
-          <w:sz w:val="20"/>
-        </w:rPr>
-        <w:t>Thread 3 mencatat wall-clock start dan end dari setiap permintaan Modbus pada 10.000 sampel per kondisi. Beban CPU divariasikan menggunakan tugas video-encoding paralel dalam proses terpisah.</w:t>
-      </w:r>
-    </w:p>
-    <w:p>
-      <w:pPr>
-        <w:spacing w:before="120" w:after="60"/>
-        <w:jc w:val="center"/>
-      </w:pPr>
-      <w:r>
-        <w:rPr>
-          <w:rFonts w:ascii="Palatino Linotype" w:hAnsi="Palatino Linotype" w:cs="Palatino Linotype"/>
-          <w:b/>
-          <w:sz w:val="16"/>
-        </w:rPr>
-        <w:t xml:space="preserve">Table IV. </w:t>
-      </w:r>
-      <w:r>
-        <w:rPr>
-          <w:rFonts w:ascii="Palatino Linotype" w:hAnsi="Palatino Linotype" w:cs="Palatino Linotype"/>
-          <w:sz w:val="16"/>
-        </w:rPr>
-        <w:t>Distribusi Latensi Modbus TCP (n=10.000 per kondisi)</w:t>
+        <w:t>Perbandingan Kinerja dengan Metode dari Literatur</w:t>
       </w:r>
     </w:p>
     <w:tbl>
@@ -3881,19 +2758,15 @@
         </w:tblBorders>
       </w:tblPr>
       <w:tblGrid>
-        <w:gridCol w:w="1134"/>
-        <w:gridCol w:w="1134"/>
-        <w:gridCol w:w="1134"/>
-        <w:gridCol w:w="1134"/>
-        <w:gridCol w:w="1134"/>
-        <w:gridCol w:w="1134"/>
-        <w:gridCol w:w="1134"/>
-        <w:gridCol w:w="1134"/>
+        <w:gridCol w:w="2268"/>
+        <w:gridCol w:w="2268"/>
+        <w:gridCol w:w="2268"/>
+        <w:gridCol w:w="2268"/>
       </w:tblGrid>
       <w:tr>
         <w:tc>
           <w:tcPr>
-            <w:tcW w:type="dxa" w:w="1134"/>
+            <w:tcW w:type="dxa" w:w="2268"/>
           </w:tcPr>
           <w:p>
             <w:pPr>
@@ -3906,13 +2779,13 @@
                 <w:b/>
                 <w:sz w:val="16"/>
               </w:rPr>
-              <w:t>Beban CPU (%)</w:t>
-            </w:r>
-          </w:p>
-        </w:tc>
-        <w:tc>
-          <w:tcPr>
-            <w:tcW w:type="dxa" w:w="1134"/>
+              <w:t>Metode</w:t>
+            </w:r>
+          </w:p>
+        </w:tc>
+        <w:tc>
+          <w:tcPr>
+            <w:tcW w:type="dxa" w:w="2268"/>
           </w:tcPr>
           <w:p>
             <w:pPr>
@@ -3925,13 +2798,13 @@
                 <w:b/>
                 <w:sz w:val="16"/>
               </w:rPr>
-              <w:t>Min (ms)</w:t>
-            </w:r>
-          </w:p>
-        </w:tc>
-        <w:tc>
-          <w:tcPr>
-            <w:tcW w:type="dxa" w:w="1134"/>
+              <w:t>(%)</w:t>
+            </w:r>
+          </w:p>
+        </w:tc>
+        <w:tc>
+          <w:tcPr>
+            <w:tcW w:type="dxa" w:w="2268"/>
           </w:tcPr>
           <w:p>
             <w:pPr>
@@ -3944,13 +2817,13 @@
                 <w:b/>
                 <w:sz w:val="16"/>
               </w:rPr>
-              <w:t>Median (ms)</w:t>
-            </w:r>
-          </w:p>
-        </w:tc>
-        <w:tc>
-          <w:tcPr>
-            <w:tcW w:type="dxa" w:w="1134"/>
+              <w:t>Penetapan (s)</w:t>
+            </w:r>
+          </w:p>
+        </w:tc>
+        <w:tc>
+          <w:tcPr>
+            <w:tcW w:type="dxa" w:w="2268"/>
           </w:tcPr>
           <w:p>
             <w:pPr>
@@ -3963,83 +2836,7 @@
                 <w:b/>
                 <w:sz w:val="16"/>
               </w:rPr>
-              <w:t>Mean (ms)</w:t>
-            </w:r>
-          </w:p>
-        </w:tc>
-        <w:tc>
-          <w:tcPr>
-            <w:tcW w:type="dxa" w:w="1134"/>
-          </w:tcPr>
-          <w:p>
-            <w:pPr>
-              <w:jc w:val="center"/>
-            </w:pPr>
-            <w:r/>
-            <w:r>
-              <w:rPr>
-                <w:rFonts w:ascii="Palatino Linotype" w:hAnsi="Palatino Linotype" w:cs="Palatino Linotype"/>
-                <w:b/>
-                <w:sz w:val="16"/>
-              </w:rPr>
-              <w:t>P95 (ms)</w:t>
-            </w:r>
-          </w:p>
-        </w:tc>
-        <w:tc>
-          <w:tcPr>
-            <w:tcW w:type="dxa" w:w="1134"/>
-          </w:tcPr>
-          <w:p>
-            <w:pPr>
-              <w:jc w:val="center"/>
-            </w:pPr>
-            <w:r/>
-            <w:r>
-              <w:rPr>
-                <w:rFonts w:ascii="Palatino Linotype" w:hAnsi="Palatino Linotype" w:cs="Palatino Linotype"/>
-                <w:b/>
-                <w:sz w:val="16"/>
-              </w:rPr>
-              <w:t>P99 (ms)</w:t>
-            </w:r>
-          </w:p>
-        </w:tc>
-        <w:tc>
-          <w:tcPr>
-            <w:tcW w:type="dxa" w:w="1134"/>
-          </w:tcPr>
-          <w:p>
-            <w:pPr>
-              <w:jc w:val="center"/>
-            </w:pPr>
-            <w:r/>
-            <w:r>
-              <w:rPr>
-                <w:rFonts w:ascii="Palatino Linotype" w:hAnsi="Palatino Linotype" w:cs="Palatino Linotype"/>
-                <w:b/>
-                <w:sz w:val="16"/>
-              </w:rPr>
-              <w:t>Maks (ms)</w:t>
-            </w:r>
-          </w:p>
-        </w:tc>
-        <w:tc>
-          <w:tcPr>
-            <w:tcW w:type="dxa" w:w="1134"/>
-          </w:tcPr>
-          <w:p>
-            <w:pPr>
-              <w:jc w:val="center"/>
-            </w:pPr>
-            <w:r/>
-            <w:r>
-              <w:rPr>
-                <w:rFonts w:ascii="Palatino Linotype" w:hAnsi="Palatino Linotype" w:cs="Palatino Linotype"/>
-                <w:b/>
-                <w:sz w:val="16"/>
-              </w:rPr>
-              <w:t>Std Dev (ms)</w:t>
+              <w:t>Tunak (mm)</w:t>
             </w:r>
           </w:p>
         </w:tc>
@@ -4047,145 +2844,73 @@
       <w:tr>
         <w:tc>
           <w:tcPr>
-            <w:tcW w:type="dxa" w:w="1134"/>
-          </w:tcPr>
-          <w:p>
-            <w:pPr>
-              <w:jc w:val="center"/>
-            </w:pPr>
-            <w:r/>
-            <w:r>
-              <w:rPr>
-                <w:rFonts w:ascii="Palatino Linotype" w:hAnsi="Palatino Linotype" w:cs="Palatino Linotype"/>
-                <w:sz w:val="16"/>
-              </w:rPr>
-              <w:t>Idle (0-10%)</w:t>
-            </w:r>
-          </w:p>
-        </w:tc>
-        <w:tc>
-          <w:tcPr>
-            <w:tcW w:type="dxa" w:w="1134"/>
-          </w:tcPr>
-          <w:p>
-            <w:pPr>
-              <w:jc w:val="center"/>
-            </w:pPr>
-            <w:r/>
-            <w:r>
-              <w:rPr>
-                <w:rFonts w:ascii="Palatino Linotype" w:hAnsi="Palatino Linotype" w:cs="Palatino Linotype"/>
-                <w:sz w:val="16"/>
-              </w:rPr>
-              <w:t>1,2</w:t>
-            </w:r>
-          </w:p>
-        </w:tc>
-        <w:tc>
-          <w:tcPr>
-            <w:tcW w:type="dxa" w:w="1134"/>
-          </w:tcPr>
-          <w:p>
-            <w:pPr>
-              <w:jc w:val="center"/>
-            </w:pPr>
-            <w:r/>
-            <w:r>
-              <w:rPr>
-                <w:rFonts w:ascii="Palatino Linotype" w:hAnsi="Palatino Linotype" w:cs="Palatino Linotype"/>
-                <w:sz w:val="16"/>
-              </w:rPr>
-              <w:t>8,4</w:t>
-            </w:r>
-          </w:p>
-        </w:tc>
-        <w:tc>
-          <w:tcPr>
-            <w:tcW w:type="dxa" w:w="1134"/>
-          </w:tcPr>
-          <w:p>
-            <w:pPr>
-              <w:jc w:val="center"/>
-            </w:pPr>
-            <w:r/>
-            <w:r>
-              <w:rPr>
-                <w:rFonts w:ascii="Palatino Linotype" w:hAnsi="Palatino Linotype" w:cs="Palatino Linotype"/>
-                <w:sz w:val="16"/>
-              </w:rPr>
-              <w:t>9,1</w:t>
-            </w:r>
-          </w:p>
-        </w:tc>
-        <w:tc>
-          <w:tcPr>
-            <w:tcW w:type="dxa" w:w="1134"/>
-          </w:tcPr>
-          <w:p>
-            <w:pPr>
-              <w:jc w:val="center"/>
-            </w:pPr>
-            <w:r/>
-            <w:r>
-              <w:rPr>
-                <w:rFonts w:ascii="Palatino Linotype" w:hAnsi="Palatino Linotype" w:cs="Palatino Linotype"/>
-                <w:sz w:val="16"/>
-              </w:rPr>
-              <w:t>18,7</w:t>
-            </w:r>
-          </w:p>
-        </w:tc>
-        <w:tc>
-          <w:tcPr>
-            <w:tcW w:type="dxa" w:w="1134"/>
-          </w:tcPr>
-          <w:p>
-            <w:pPr>
-              <w:jc w:val="center"/>
-            </w:pPr>
-            <w:r/>
-            <w:r>
-              <w:rPr>
-                <w:rFonts w:ascii="Palatino Linotype" w:hAnsi="Palatino Linotype" w:cs="Palatino Linotype"/>
-                <w:sz w:val="16"/>
-              </w:rPr>
-              <w:t>27,3</w:t>
-            </w:r>
-          </w:p>
-        </w:tc>
-        <w:tc>
-          <w:tcPr>
-            <w:tcW w:type="dxa" w:w="1134"/>
-          </w:tcPr>
-          <w:p>
-            <w:pPr>
-              <w:jc w:val="center"/>
-            </w:pPr>
-            <w:r/>
-            <w:r>
-              <w:rPr>
-                <w:rFonts w:ascii="Palatino Linotype" w:hAnsi="Palatino Linotype" w:cs="Palatino Linotype"/>
-                <w:sz w:val="16"/>
-              </w:rPr>
-              <w:t>42,1</w:t>
-            </w:r>
-          </w:p>
-        </w:tc>
-        <w:tc>
-          <w:tcPr>
-            <w:tcW w:type="dxa" w:w="1134"/>
-          </w:tcPr>
-          <w:p>
-            <w:pPr>
-              <w:jc w:val="center"/>
-            </w:pPr>
-            <w:r/>
-            <w:r>
-              <w:rPr>
-                <w:rFonts w:ascii="Palatino Linotype" w:hAnsi="Palatino Linotype" w:cs="Palatino Linotype"/>
-                <w:sz w:val="16"/>
-              </w:rPr>
-              <w:t>5,8</w:t>
+            <w:tcW w:type="dxa" w:w="2268"/>
+          </w:tcPr>
+          <w:p>
+            <w:pPr>
+              <w:jc w:val="center"/>
+            </w:pPr>
+            <w:r/>
+            <w:r>
+              <w:rPr>
+                <w:rFonts w:ascii="Palatino Linotype" w:hAnsi="Palatino Linotype" w:cs="Palatino Linotype"/>
+                <w:sz w:val="16"/>
+              </w:rPr>
+              <w:t>PID Ziegler-Nichols (penelitian ini)</w:t>
+            </w:r>
+          </w:p>
+        </w:tc>
+        <w:tc>
+          <w:tcPr>
+            <w:tcW w:type="dxa" w:w="2268"/>
+          </w:tcPr>
+          <w:p>
+            <w:pPr>
+              <w:jc w:val="center"/>
+            </w:pPr>
+            <w:r/>
+            <w:r>
+              <w:rPr>
+                <w:rFonts w:ascii="Palatino Linotype" w:hAnsi="Palatino Linotype" w:cs="Palatino Linotype"/>
+                <w:sz w:val="16"/>
+              </w:rPr>
+              <w:t>X1</w:t>
+            </w:r>
+          </w:p>
+        </w:tc>
+        <w:tc>
+          <w:tcPr>
+            <w:tcW w:type="dxa" w:w="2268"/>
+          </w:tcPr>
+          <w:p>
+            <w:pPr>
+              <w:jc w:val="center"/>
+            </w:pPr>
+            <w:r/>
+            <w:r>
+              <w:rPr>
+                <w:rFonts w:ascii="Palatino Linotype" w:hAnsi="Palatino Linotype" w:cs="Palatino Linotype"/>
+                <w:sz w:val="16"/>
+              </w:rPr>
+              <w:t>X3</w:t>
+            </w:r>
+          </w:p>
+        </w:tc>
+        <w:tc>
+          <w:tcPr>
+            <w:tcW w:type="dxa" w:w="2268"/>
+          </w:tcPr>
+          <w:p>
+            <w:pPr>
+              <w:jc w:val="center"/>
+            </w:pPr>
+            <w:r/>
+            <w:r>
+              <w:rPr>
+                <w:rFonts w:ascii="Palatino Linotype" w:hAnsi="Palatino Linotype" w:cs="Palatino Linotype"/>
+                <w:sz w:val="16"/>
+              </w:rPr>
+              <w:t>0</w:t>
             </w:r>
           </w:p>
         </w:tc>
@@ -4193,145 +2918,73 @@
       <w:tr>
         <w:tc>
           <w:tcPr>
-            <w:tcW w:type="dxa" w:w="1134"/>
-          </w:tcPr>
-          <w:p>
-            <w:pPr>
-              <w:jc w:val="center"/>
-            </w:pPr>
-            <w:r/>
-            <w:r>
-              <w:rPr>
-                <w:rFonts w:ascii="Palatino Linotype" w:hAnsi="Palatino Linotype" w:cs="Palatino Linotype"/>
-                <w:sz w:val="16"/>
-              </w:rPr>
-              <w:t>Moderat (45-55%)</w:t>
-            </w:r>
-          </w:p>
-        </w:tc>
-        <w:tc>
-          <w:tcPr>
-            <w:tcW w:type="dxa" w:w="1134"/>
-          </w:tcPr>
-          <w:p>
-            <w:pPr>
-              <w:jc w:val="center"/>
-            </w:pPr>
-            <w:r/>
-            <w:r>
-              <w:rPr>
-                <w:rFonts w:ascii="Palatino Linotype" w:hAnsi="Palatino Linotype" w:cs="Palatino Linotype"/>
-                <w:sz w:val="16"/>
-              </w:rPr>
-              <w:t>1,8</w:t>
-            </w:r>
-          </w:p>
-        </w:tc>
-        <w:tc>
-          <w:tcPr>
-            <w:tcW w:type="dxa" w:w="1134"/>
-          </w:tcPr>
-          <w:p>
-            <w:pPr>
-              <w:jc w:val="center"/>
-            </w:pPr>
-            <w:r/>
-            <w:r>
-              <w:rPr>
-                <w:rFonts w:ascii="Palatino Linotype" w:hAnsi="Palatino Linotype" w:cs="Palatino Linotype"/>
-                <w:sz w:val="16"/>
-              </w:rPr>
-              <w:t>10,2</w:t>
-            </w:r>
-          </w:p>
-        </w:tc>
-        <w:tc>
-          <w:tcPr>
-            <w:tcW w:type="dxa" w:w="1134"/>
-          </w:tcPr>
-          <w:p>
-            <w:pPr>
-              <w:jc w:val="center"/>
-            </w:pPr>
-            <w:r/>
-            <w:r>
-              <w:rPr>
-                <w:rFonts w:ascii="Palatino Linotype" w:hAnsi="Palatino Linotype" w:cs="Palatino Linotype"/>
-                <w:sz w:val="16"/>
-              </w:rPr>
-              <w:t>12,3</w:t>
-            </w:r>
-          </w:p>
-        </w:tc>
-        <w:tc>
-          <w:tcPr>
-            <w:tcW w:type="dxa" w:w="1134"/>
-          </w:tcPr>
-          <w:p>
-            <w:pPr>
-              <w:jc w:val="center"/>
-            </w:pPr>
-            <w:r/>
-            <w:r>
-              <w:rPr>
-                <w:rFonts w:ascii="Palatino Linotype" w:hAnsi="Palatino Linotype" w:cs="Palatino Linotype"/>
-                <w:sz w:val="16"/>
-              </w:rPr>
-              <w:t>24,9</w:t>
-            </w:r>
-          </w:p>
-        </w:tc>
-        <w:tc>
-          <w:tcPr>
-            <w:tcW w:type="dxa" w:w="1134"/>
-          </w:tcPr>
-          <w:p>
-            <w:pPr>
-              <w:jc w:val="center"/>
-            </w:pPr>
-            <w:r/>
-            <w:r>
-              <w:rPr>
-                <w:rFonts w:ascii="Palatino Linotype" w:hAnsi="Palatino Linotype" w:cs="Palatino Linotype"/>
-                <w:sz w:val="16"/>
-              </w:rPr>
-              <w:t>38,6</w:t>
-            </w:r>
-          </w:p>
-        </w:tc>
-        <w:tc>
-          <w:tcPr>
-            <w:tcW w:type="dxa" w:w="1134"/>
-          </w:tcPr>
-          <w:p>
-            <w:pPr>
-              <w:jc w:val="center"/>
-            </w:pPr>
-            <w:r/>
-            <w:r>
-              <w:rPr>
-                <w:rFonts w:ascii="Palatino Linotype" w:hAnsi="Palatino Linotype" w:cs="Palatino Linotype"/>
-                <w:sz w:val="16"/>
-              </w:rPr>
-              <w:t>67,4</w:t>
-            </w:r>
-          </w:p>
-        </w:tc>
-        <w:tc>
-          <w:tcPr>
-            <w:tcW w:type="dxa" w:w="1134"/>
-          </w:tcPr>
-          <w:p>
-            <w:pPr>
-              <w:jc w:val="center"/>
-            </w:pPr>
-            <w:r/>
-            <w:r>
-              <w:rPr>
-                <w:rFonts w:ascii="Palatino Linotype" w:hAnsi="Palatino Linotype" w:cs="Palatino Linotype"/>
-                <w:sz w:val="16"/>
-              </w:rPr>
-              <w:t>8,4</w:t>
+            <w:tcW w:type="dxa" w:w="2268"/>
+          </w:tcPr>
+          <w:p>
+            <w:pPr>
+              <w:jc w:val="center"/>
+            </w:pPr>
+            <w:r/>
+            <w:r>
+              <w:rPr>
+                <w:rFonts w:ascii="Palatino Linotype" w:hAnsi="Palatino Linotype" w:cs="Palatino Linotype"/>
+                <w:sz w:val="16"/>
+              </w:rPr>
+              <w:t>PID Adaptif RLS [6]</w:t>
+            </w:r>
+          </w:p>
+        </w:tc>
+        <w:tc>
+          <w:tcPr>
+            <w:tcW w:type="dxa" w:w="2268"/>
+          </w:tcPr>
+          <w:p>
+            <w:pPr>
+              <w:jc w:val="center"/>
+            </w:pPr>
+            <w:r/>
+            <w:r>
+              <w:rPr>
+                <w:rFonts w:ascii="Palatino Linotype" w:hAnsi="Palatino Linotype" w:cs="Palatino Linotype"/>
+                <w:sz w:val="16"/>
+              </w:rPr>
+              <w:t>Y1</w:t>
+            </w:r>
+          </w:p>
+        </w:tc>
+        <w:tc>
+          <w:tcPr>
+            <w:tcW w:type="dxa" w:w="2268"/>
+          </w:tcPr>
+          <w:p>
+            <w:pPr>
+              <w:jc w:val="center"/>
+            </w:pPr>
+            <w:r/>
+            <w:r>
+              <w:rPr>
+                <w:rFonts w:ascii="Palatino Linotype" w:hAnsi="Palatino Linotype" w:cs="Palatino Linotype"/>
+                <w:sz w:val="16"/>
+              </w:rPr>
+              <w:t>Y3</w:t>
+            </w:r>
+          </w:p>
+        </w:tc>
+        <w:tc>
+          <w:tcPr>
+            <w:tcW w:type="dxa" w:w="2268"/>
+          </w:tcPr>
+          <w:p>
+            <w:pPr>
+              <w:jc w:val="center"/>
+            </w:pPr>
+            <w:r/>
+            <w:r>
+              <w:rPr>
+                <w:rFonts w:ascii="Palatino Linotype" w:hAnsi="Palatino Linotype" w:cs="Palatino Linotype"/>
+                <w:sz w:val="16"/>
+              </w:rPr>
+              <w:t>0</w:t>
             </w:r>
           </w:p>
         </w:tc>
@@ -4339,145 +2992,221 @@
       <w:tr>
         <w:tc>
           <w:tcPr>
-            <w:tcW w:type="dxa" w:w="1134"/>
-          </w:tcPr>
-          <w:p>
-            <w:pPr>
-              <w:jc w:val="center"/>
-            </w:pPr>
-            <w:r/>
-            <w:r>
-              <w:rPr>
-                <w:rFonts w:ascii="Palatino Linotype" w:hAnsi="Palatino Linotype" w:cs="Palatino Linotype"/>
-                <w:sz w:val="16"/>
-              </w:rPr>
-              <w:t>Intensif (75-85%)</w:t>
-            </w:r>
-          </w:p>
-        </w:tc>
-        <w:tc>
-          <w:tcPr>
-            <w:tcW w:type="dxa" w:w="1134"/>
-          </w:tcPr>
-          <w:p>
-            <w:pPr>
-              <w:jc w:val="center"/>
-            </w:pPr>
-            <w:r/>
-            <w:r>
-              <w:rPr>
-                <w:rFonts w:ascii="Palatino Linotype" w:hAnsi="Palatino Linotype" w:cs="Palatino Linotype"/>
-                <w:sz w:val="16"/>
-              </w:rPr>
-              <w:t>2,1</w:t>
-            </w:r>
-          </w:p>
-        </w:tc>
-        <w:tc>
-          <w:tcPr>
-            <w:tcW w:type="dxa" w:w="1134"/>
-          </w:tcPr>
-          <w:p>
-            <w:pPr>
-              <w:jc w:val="center"/>
-            </w:pPr>
-            <w:r/>
-            <w:r>
-              <w:rPr>
-                <w:rFonts w:ascii="Palatino Linotype" w:hAnsi="Palatino Linotype" w:cs="Palatino Linotype"/>
-                <w:sz w:val="16"/>
-              </w:rPr>
-              <w:t>14,7</w:t>
-            </w:r>
-          </w:p>
-        </w:tc>
-        <w:tc>
-          <w:tcPr>
-            <w:tcW w:type="dxa" w:w="1134"/>
-          </w:tcPr>
-          <w:p>
-            <w:pPr>
-              <w:jc w:val="center"/>
-            </w:pPr>
-            <w:r/>
-            <w:r>
-              <w:rPr>
-                <w:rFonts w:ascii="Palatino Linotype" w:hAnsi="Palatino Linotype" w:cs="Palatino Linotype"/>
-                <w:sz w:val="16"/>
-              </w:rPr>
-              <w:t>17,8</w:t>
-            </w:r>
-          </w:p>
-        </w:tc>
-        <w:tc>
-          <w:tcPr>
-            <w:tcW w:type="dxa" w:w="1134"/>
-          </w:tcPr>
-          <w:p>
-            <w:pPr>
-              <w:jc w:val="center"/>
-            </w:pPr>
-            <w:r/>
-            <w:r>
-              <w:rPr>
-                <w:rFonts w:ascii="Palatino Linotype" w:hAnsi="Palatino Linotype" w:cs="Palatino Linotype"/>
-                <w:sz w:val="16"/>
-              </w:rPr>
-              <w:t>41,2</w:t>
-            </w:r>
-          </w:p>
-        </w:tc>
-        <w:tc>
-          <w:tcPr>
-            <w:tcW w:type="dxa" w:w="1134"/>
-          </w:tcPr>
-          <w:p>
-            <w:pPr>
-              <w:jc w:val="center"/>
-            </w:pPr>
-            <w:r/>
-            <w:r>
-              <w:rPr>
-                <w:rFonts w:ascii="Palatino Linotype" w:hAnsi="Palatino Linotype" w:cs="Palatino Linotype"/>
-                <w:sz w:val="16"/>
-              </w:rPr>
-              <w:t>78,9</w:t>
-            </w:r>
-          </w:p>
-        </w:tc>
-        <w:tc>
-          <w:tcPr>
-            <w:tcW w:type="dxa" w:w="1134"/>
-          </w:tcPr>
-          <w:p>
-            <w:pPr>
-              <w:jc w:val="center"/>
-            </w:pPr>
-            <w:r/>
-            <w:r>
-              <w:rPr>
-                <w:rFonts w:ascii="Palatino Linotype" w:hAnsi="Palatino Linotype" w:cs="Palatino Linotype"/>
-                <w:sz w:val="16"/>
-              </w:rPr>
-              <w:t>312,4</w:t>
-            </w:r>
-          </w:p>
-        </w:tc>
-        <w:tc>
-          <w:tcPr>
-            <w:tcW w:type="dxa" w:w="1134"/>
-          </w:tcPr>
-          <w:p>
-            <w:pPr>
-              <w:jc w:val="center"/>
-            </w:pPr>
-            <w:r/>
-            <w:r>
-              <w:rPr>
-                <w:rFonts w:ascii="Palatino Linotype" w:hAnsi="Palatino Linotype" w:cs="Palatino Linotype"/>
-                <w:sz w:val="16"/>
-              </w:rPr>
-              <w:t>19,7</w:t>
+            <w:tcW w:type="dxa" w:w="2268"/>
+          </w:tcPr>
+          <w:p>
+            <w:pPr>
+              <w:jc w:val="center"/>
+            </w:pPr>
+            <w:r/>
+            <w:r>
+              <w:rPr>
+                <w:rFonts w:ascii="Palatino Linotype" w:hAnsi="Palatino Linotype" w:cs="Palatino Linotype"/>
+                <w:sz w:val="16"/>
+              </w:rPr>
+              <w:t>PID + Neural Network [7]</w:t>
+            </w:r>
+          </w:p>
+        </w:tc>
+        <w:tc>
+          <w:tcPr>
+            <w:tcW w:type="dxa" w:w="2268"/>
+          </w:tcPr>
+          <w:p>
+            <w:pPr>
+              <w:jc w:val="center"/>
+            </w:pPr>
+            <w:r/>
+            <w:r>
+              <w:rPr>
+                <w:rFonts w:ascii="Palatino Linotype" w:hAnsi="Palatino Linotype" w:cs="Palatino Linotype"/>
+                <w:sz w:val="16"/>
+              </w:rPr>
+              <w:t>Y2</w:t>
+            </w:r>
+          </w:p>
+        </w:tc>
+        <w:tc>
+          <w:tcPr>
+            <w:tcW w:type="dxa" w:w="2268"/>
+          </w:tcPr>
+          <w:p>
+            <w:pPr>
+              <w:jc w:val="center"/>
+            </w:pPr>
+            <w:r/>
+            <w:r>
+              <w:rPr>
+                <w:rFonts w:ascii="Palatino Linotype" w:hAnsi="Palatino Linotype" w:cs="Palatino Linotype"/>
+                <w:sz w:val="16"/>
+              </w:rPr>
+              <w:t>Y4</w:t>
+            </w:r>
+          </w:p>
+        </w:tc>
+        <w:tc>
+          <w:tcPr>
+            <w:tcW w:type="dxa" w:w="2268"/>
+          </w:tcPr>
+          <w:p>
+            <w:pPr>
+              <w:jc w:val="center"/>
+            </w:pPr>
+            <w:r/>
+            <w:r>
+              <w:rPr>
+                <w:rFonts w:ascii="Palatino Linotype" w:hAnsi="Palatino Linotype" w:cs="Palatino Linotype"/>
+                <w:sz w:val="16"/>
+              </w:rPr>
+              <w:t>0</w:t>
+            </w:r>
+          </w:p>
+        </w:tc>
+      </w:tr>
+      <w:tr>
+        <w:tc>
+          <w:tcPr>
+            <w:tcW w:type="dxa" w:w="2268"/>
+          </w:tcPr>
+          <w:p>
+            <w:pPr>
+              <w:jc w:val="center"/>
+            </w:pPr>
+            <w:r/>
+            <w:r>
+              <w:rPr>
+                <w:rFonts w:ascii="Palatino Linotype" w:hAnsi="Palatino Linotype" w:cs="Palatino Linotype"/>
+                <w:sz w:val="16"/>
+              </w:rPr>
+              <w:t>Kendali Logika Fuzzy [8]</w:t>
+            </w:r>
+          </w:p>
+        </w:tc>
+        <w:tc>
+          <w:tcPr>
+            <w:tcW w:type="dxa" w:w="2268"/>
+          </w:tcPr>
+          <w:p>
+            <w:pPr>
+              <w:jc w:val="center"/>
+            </w:pPr>
+            <w:r/>
+            <w:r>
+              <w:rPr>
+                <w:rFonts w:ascii="Palatino Linotype" w:hAnsi="Palatino Linotype" w:cs="Palatino Linotype"/>
+                <w:sz w:val="16"/>
+              </w:rPr>
+              <w:t>Y5</w:t>
+            </w:r>
+          </w:p>
+        </w:tc>
+        <w:tc>
+          <w:tcPr>
+            <w:tcW w:type="dxa" w:w="2268"/>
+          </w:tcPr>
+          <w:p>
+            <w:pPr>
+              <w:jc w:val="center"/>
+            </w:pPr>
+            <w:r/>
+            <w:r>
+              <w:rPr>
+                <w:rFonts w:ascii="Palatino Linotype" w:hAnsi="Palatino Linotype" w:cs="Palatino Linotype"/>
+                <w:sz w:val="16"/>
+              </w:rPr>
+              <w:t>Y6</w:t>
+            </w:r>
+          </w:p>
+        </w:tc>
+        <w:tc>
+          <w:tcPr>
+            <w:tcW w:type="dxa" w:w="2268"/>
+          </w:tcPr>
+          <w:p>
+            <w:pPr>
+              <w:jc w:val="center"/>
+            </w:pPr>
+            <w:r/>
+            <w:r>
+              <w:rPr>
+                <w:rFonts w:ascii="Palatino Linotype" w:hAnsi="Palatino Linotype" w:cs="Palatino Linotype"/>
+                <w:sz w:val="16"/>
+              </w:rPr>
+              <w:t>0</w:t>
+            </w:r>
+          </w:p>
+        </w:tc>
+      </w:tr>
+      <w:tr>
+        <w:tc>
+          <w:tcPr>
+            <w:tcW w:type="dxa" w:w="2268"/>
+          </w:tcPr>
+          <w:p>
+            <w:pPr>
+              <w:jc w:val="center"/>
+            </w:pPr>
+            <w:r/>
+            <w:r>
+              <w:rPr>
+                <w:rFonts w:ascii="Palatino Linotype" w:hAnsi="Palatino Linotype" w:cs="Palatino Linotype"/>
+                <w:sz w:val="16"/>
+              </w:rPr>
+              <w:t>PID Standar [9]</w:t>
+            </w:r>
+          </w:p>
+        </w:tc>
+        <w:tc>
+          <w:tcPr>
+            <w:tcW w:type="dxa" w:w="2268"/>
+          </w:tcPr>
+          <w:p>
+            <w:pPr>
+              <w:jc w:val="center"/>
+            </w:pPr>
+            <w:r/>
+            <w:r>
+              <w:rPr>
+                <w:rFonts w:ascii="Palatino Linotype" w:hAnsi="Palatino Linotype" w:cs="Palatino Linotype"/>
+                <w:sz w:val="16"/>
+              </w:rPr>
+              <w:t>Y7</w:t>
+            </w:r>
+          </w:p>
+        </w:tc>
+        <w:tc>
+          <w:tcPr>
+            <w:tcW w:type="dxa" w:w="2268"/>
+          </w:tcPr>
+          <w:p>
+            <w:pPr>
+              <w:jc w:val="center"/>
+            </w:pPr>
+            <w:r/>
+            <w:r>
+              <w:rPr>
+                <w:rFonts w:ascii="Palatino Linotype" w:hAnsi="Palatino Linotype" w:cs="Palatino Linotype"/>
+                <w:sz w:val="16"/>
+              </w:rPr>
+              <w:t>Y8</w:t>
+            </w:r>
+          </w:p>
+        </w:tc>
+        <w:tc>
+          <w:tcPr>
+            <w:tcW w:type="dxa" w:w="2268"/>
+          </w:tcPr>
+          <w:p>
+            <w:pPr>
+              <w:jc w:val="center"/>
+            </w:pPr>
+            <w:r/>
+            <w:r>
+              <w:rPr>
+                <w:rFonts w:ascii="Palatino Linotype" w:hAnsi="Palatino Linotype" w:cs="Palatino Linotype"/>
+                <w:sz w:val="16"/>
+              </w:rPr>
+              <w:t>Y9</w:t>
             </w:r>
           </w:p>
         </w:tc>
@@ -4493,43 +3222,7 @@
           <w:rFonts w:ascii="Palatino Linotype" w:hAnsi="Palatino Linotype" w:cs="Palatino Linotype"/>
           <w:sz w:val="20"/>
         </w:rPr>
-        <w:t>Pada beban moderat yang mendekati kondisi operasi normal pabrik, median round-trip 10,2 ms dan rata-rata 12,3 ms (Tabel IV). Stack Modbus industri biasanya timeout pada 100 ms [6], sehingga margin memadai. P99 berada di 38,6 ms. Pada beban intensif, scheduler OS sesekali mem-preempt thread Modbus sehingga terjadi spike hingga 312,4 ms. Filter debounce mempertahankan state gestur terakhir saat thread pulih; tidak ada perintah palsu yang dikirim ke PLC.</w:t>
-      </w:r>
-    </w:p>
-    <w:p>
-      <w:pPr>
-        <w:spacing w:before="60" w:after="60"/>
-        <w:jc w:val="center"/>
-      </w:pPr>
-      <w:r>
-        <w:rPr>
-          <w:rFonts w:ascii="Palatino Linotype" w:hAnsi="Palatino Linotype" w:cs="Palatino Linotype"/>
-          <w:i/>
-          <w:color w:val="FF0000"/>
-          <w:sz w:val="20"/>
-        </w:rPr>
-        <w:t>[PROMPT UNTUK AI GAMBAR: Latensi Modbus TCP berdasarkan Beban CPU. A multi-line chart visualizing the distribution of Modbus TCP round-trip latency across 10,000 transaction samples under three CPU load conditions: idle at 0 to 10 percent, moderate at 45 to 55 percent, and intense at 75 to 85 percent. The horizontal axis represents latency in milliseconds spanning from 0 to approximately 320 ms, and the vertical axis represents frequency count or cumulative percentage. Three distinct plotted lines or smooth curves are color-coded per load condition with a labeled legend. Key statistical thresholds such as median, P95, and P99 may be annotated with subtle dashed vertical reference lines. Background is white with light horizontal grid lines. Style is clean and academic, appropriate for an IEEE paper experimental results section.]</w:t>
-      </w:r>
-    </w:p>
-    <w:p>
-      <w:pPr>
-        <w:spacing w:before="60" w:after="120"/>
-        <w:jc w:val="center"/>
-      </w:pPr>
-      <w:r>
-        <w:rPr>
-          <w:rFonts w:ascii="Palatino Linotype" w:hAnsi="Palatino Linotype" w:cs="Palatino Linotype"/>
-          <w:b/>
-          <w:sz w:val="16"/>
-        </w:rPr>
-        <w:t xml:space="preserve">Fig. 12. </w:t>
-      </w:r>
-      <w:r>
-        <w:rPr>
-          <w:rFonts w:ascii="Palatino Linotype" w:hAnsi="Palatino Linotype" w:cs="Palatino Linotype"/>
-          <w:sz w:val="16"/>
-        </w:rPr>
-        <w:t>Latensi Modbus TCP berdasarkan Beban CPU</w:t>
+        <w:t>Data pada Tabel V menunjukkan bahwa kendali logika fuzzy [8] unggul dalam waktu penetapan (Y6 s) namun memerlukan tuning rule base yang kompleks. Sementara itu, PID adaptif [6] memberikan overshoot lebih kecil (Y1%) tetapi implementasinya lebih berat secara komputasi. Penelitian ini memberikan solusi sederhana dengan kinerja yang kompetitif, terutama untuk aplikasi dengan sumber daya komputasi terbatas.</w:t>
       </w:r>
     </w:p>
     <w:p>
@@ -4542,56 +3235,7 @@
           <w:rFonts w:ascii="Palatino Linotype" w:hAnsi="Palatino Linotype" w:cs="Palatino Linotype"/>
           <w:sz w:val="20"/>
         </w:rPr>
-        <w:t>Kurva idle dan moderat (Gbr. 12) mengelompok di bawah 40 ms. Kurva beban intensif mencapai 312,4 ms, namun 99% sampel masih di bawah 78,9 ms. Komponen delay pipeline: penangkapan kamera Tcap ≈ 3,2 ms, inferensi MediaPipe Tinf ≈ 18,4 ms, jendela debounce Tdeb ≈ 83,3 ms, round-trip Modbus Tmodbus ≈ 12,3 ms.</w:t>
-      </w:r>
-    </w:p>
-    <w:p>
-      <w:pPr>
-        <w:spacing w:before="60" w:after="60"/>
-        <w:jc w:val="center"/>
-      </w:pPr>
-      <w:r>
-        <w:rPr>
-          <w:rFonts w:ascii="Palatino Linotype" w:hAnsi="Palatino Linotype" w:cs="Palatino Linotype"/>
-          <w:i/>
-          <w:color w:val="FF0000"/>
-          <w:sz w:val="20"/>
-        </w:rPr>
-        <w:t>[PROMPT UNTUK AI GAMBAR: Rincian Komponen Latensi. A vertical grouped or stacked bar chart breaking down the four major end-to-end latency components of the GestPLC processing pipeline. The four components are camera capture at 3.2 ms, MediaPipe landmark inference at 18.4 ms, the 5-frame debounce sliding-window buffer at 83.3 ms, and Modbus TCP round-trip communication at 12.3 ms. Each component is represented by a distinctly colored bar with its millisecond value labeled inside or directly above. The horizontal axis lists the four component names and the vertical axis is scaled in milliseconds. The debounce bar is visibly the tallest by a significant margin. Background is white, bar fill colors are flat and varied, font is clean sans-serif, and style matches IEEE paper methodology figure conventions.]</w:t>
-      </w:r>
-    </w:p>
-    <w:p>
-      <w:pPr>
-        <w:spacing w:before="60" w:after="120"/>
-        <w:jc w:val="center"/>
-      </w:pPr>
-      <w:r>
-        <w:rPr>
-          <w:rFonts w:ascii="Palatino Linotype" w:hAnsi="Palatino Linotype" w:cs="Palatino Linotype"/>
-          <w:b/>
-          <w:sz w:val="16"/>
-        </w:rPr>
-        <w:t xml:space="preserve">Fig. 13. </w:t>
-      </w:r>
-      <w:r>
-        <w:rPr>
-          <w:rFonts w:ascii="Palatino Linotype" w:hAnsi="Palatino Linotype" w:cs="Palatino Linotype"/>
-          <w:sz w:val="16"/>
-        </w:rPr>
-        <w:t>Rincian Komponen Latensi</w:t>
-      </w:r>
-    </w:p>
-    <w:p>
-      <w:pPr>
-        <w:spacing w:before="0" w:after="0"/>
-        <w:jc w:val="both"/>
-      </w:pPr>
-      <w:r>
-        <w:rPr>
-          <w:rFonts w:ascii="Palatino Linotype" w:hAnsi="Palatino Linotype" w:cs="Palatino Linotype"/>
-          <w:sz w:val="20"/>
-        </w:rPr>
-        <w:t>Jendela debounce 83,3 ms mendominasi total delay (Gbr. 13). Kami mencoba N=3 yang memangkas jendela menjadi ~50 ms, namun false-trigger untuk gestur tiga dan empat jari melonjak dua kali lipat. Untuk enam gestur yang bisa membalik aktuator fisik, N=5 adalah pilihan lebih aman.</w:t>
+        <w:t>Perlu dicatat bahwa data pembanding dari literatur diperoleh dari simulasi atau eksperimen dengan spesifikasi robot yang berbeda, sehingga perbandingan hanya bersifat indikatif. Meskipun demikian, kecenderungan menunjukkan bahwa PID yang dituning dengan Ziegler-Nichols memberikan baseline yang baik.</w:t>
       </w:r>
     </w:p>
     <w:p>
@@ -4605,7 +3249,7 @@
           <w:b/>
           <w:sz w:val="20"/>
         </w:rPr>
-        <w:t>Uji Ketahanan 24 Jam</w:t>
+        <w:t>Diskusi dan Keterbatasan</w:t>
       </w:r>
     </w:p>
     <w:p>
@@ -4618,355 +3262,9 @@
           <w:rFonts w:ascii="Palatino Linotype" w:hAnsi="Palatino Linotype" w:cs="Palatino Linotype"/>
           <w:sz w:val="20"/>
         </w:rPr>
-        <w:t>Pengujian lab singkat sering gagal mengungkap memory leak atau masalah jaringan intermiten. Sistem diuji selama 24 jam penuh. Seorang anggota tim duduk di depan kamera dan menampilkan gestur setiap 10 detik, menghasilkan sekitar 8.640 perintah tulis FC15. Loop polling berjalan pada interval 100 ms, menghasilkan sekitar 864.000 pembacaan FC1. Setiap hasil transaksi dicatat dalam file log.</w:t>
-      </w:r>
-    </w:p>
-    <w:p>
-      <w:pPr>
-        <w:spacing w:before="120" w:after="60"/>
-        <w:jc w:val="center"/>
-      </w:pPr>
-      <w:r>
-        <w:rPr>
-          <w:rFonts w:ascii="Palatino Linotype" w:hAnsi="Palatino Linotype" w:cs="Palatino Linotype"/>
-          <w:b/>
-          <w:sz w:val="16"/>
-        </w:rPr>
-        <w:t xml:space="preserve">Table V. </w:t>
-      </w:r>
-      <w:r>
-        <w:rPr>
-          <w:rFonts w:ascii="Palatino Linotype" w:hAnsi="Palatino Linotype" w:cs="Palatino Linotype"/>
-          <w:sz w:val="16"/>
-        </w:rPr>
-        <w:t>Hasil Uji Ketahanan 24 Jam</w:t>
-      </w:r>
-    </w:p>
-    <w:tbl>
-      <w:tblPr>
-        <w:tblW w:type="auto" w:w="0"/>
-        <w:jc w:val="center"/>
-        <w:tblLook w:firstColumn="1" w:firstRow="1" w:lastColumn="0" w:lastRow="0" w:noHBand="0" w:noVBand="1" w:val="04A0"/>
-        <w:tblBorders>
-          <w:top w:val="single" w:sz="4" w:space="0" w:color="000000"/>
-          <w:bottom w:val="single" w:sz="4" w:space="0" w:color="000000"/>
-          <w:insideH w:val="single" w:sz="4" w:space="0" w:color="000000"/>
-          <w:left w:val="none" w:sz="0" w:space="0" w:color="auto"/>
-          <w:right w:val="none" w:sz="0" w:space="0" w:color="auto"/>
-          <w:insideV w:val="none" w:sz="0" w:space="0" w:color="auto"/>
-        </w:tblBorders>
-      </w:tblPr>
-      <w:tblGrid>
-        <w:gridCol w:w="4536"/>
-        <w:gridCol w:w="4536"/>
-      </w:tblGrid>
-      <w:tr>
-        <w:tc>
-          <w:tcPr>
-            <w:tcW w:type="dxa" w:w="4536"/>
-          </w:tcPr>
-          <w:p>
-            <w:pPr>
-              <w:jc w:val="center"/>
-            </w:pPr>
-            <w:r/>
-            <w:r>
-              <w:rPr>
-                <w:rFonts w:ascii="Palatino Linotype" w:hAnsi="Palatino Linotype" w:cs="Palatino Linotype"/>
-                <w:b/>
-                <w:sz w:val="16"/>
-              </w:rPr>
-              <w:t>Metrik</w:t>
-            </w:r>
-          </w:p>
-        </w:tc>
-        <w:tc>
-          <w:tcPr>
-            <w:tcW w:type="dxa" w:w="4536"/>
-          </w:tcPr>
-          <w:p>
-            <w:pPr>
-              <w:jc w:val="center"/>
-            </w:pPr>
-            <w:r/>
-            <w:r>
-              <w:rPr>
-                <w:rFonts w:ascii="Palatino Linotype" w:hAnsi="Palatino Linotype" w:cs="Palatino Linotype"/>
-                <w:b/>
-                <w:sz w:val="16"/>
-              </w:rPr>
-              <w:t>Hasil</w:t>
-            </w:r>
-          </w:p>
-        </w:tc>
-      </w:tr>
-      <w:tr>
-        <w:tc>
-          <w:tcPr>
-            <w:tcW w:type="dxa" w:w="4536"/>
-          </w:tcPr>
-          <w:p>
-            <w:pPr>
-              <w:jc w:val="center"/>
-            </w:pPr>
-            <w:r/>
-            <w:r>
-              <w:rPr>
-                <w:rFonts w:ascii="Palatino Linotype" w:hAnsi="Palatino Linotype" w:cs="Palatino Linotype"/>
-                <w:sz w:val="16"/>
-              </w:rPr>
-              <w:t>Total Transaksi Modbus (FC1 + FC15)</w:t>
-            </w:r>
-          </w:p>
-        </w:tc>
-        <w:tc>
-          <w:tcPr>
-            <w:tcW w:type="dxa" w:w="4536"/>
-          </w:tcPr>
-          <w:p>
-            <w:pPr>
-              <w:jc w:val="center"/>
-            </w:pPr>
-            <w:r/>
-            <w:r>
-              <w:rPr>
-                <w:rFonts w:ascii="Palatino Linotype" w:hAnsi="Palatino Linotype" w:cs="Palatino Linotype"/>
-                <w:sz w:val="16"/>
-              </w:rPr>
-              <w:t>872.640</w:t>
-            </w:r>
-          </w:p>
-        </w:tc>
-      </w:tr>
-      <w:tr>
-        <w:tc>
-          <w:tcPr>
-            <w:tcW w:type="dxa" w:w="4536"/>
-          </w:tcPr>
-          <w:p>
-            <w:pPr>
-              <w:jc w:val="center"/>
-            </w:pPr>
-            <w:r/>
-            <w:r>
-              <w:rPr>
-                <w:rFonts w:ascii="Palatino Linotype" w:hAnsi="Palatino Linotype" w:cs="Palatino Linotype"/>
-                <w:sz w:val="16"/>
-              </w:rPr>
-              <w:t>Transaksi Berhasil</w:t>
-            </w:r>
-          </w:p>
-        </w:tc>
-        <w:tc>
-          <w:tcPr>
-            <w:tcW w:type="dxa" w:w="4536"/>
-          </w:tcPr>
-          <w:p>
-            <w:pPr>
-              <w:jc w:val="center"/>
-            </w:pPr>
-            <w:r/>
-            <w:r>
-              <w:rPr>
-                <w:rFonts w:ascii="Palatino Linotype" w:hAnsi="Palatino Linotype" w:cs="Palatino Linotype"/>
-                <w:sz w:val="16"/>
-              </w:rPr>
-              <w:t>872.000</w:t>
-            </w:r>
-          </w:p>
-        </w:tc>
-      </w:tr>
-      <w:tr>
-        <w:tc>
-          <w:tcPr>
-            <w:tcW w:type="dxa" w:w="4536"/>
-          </w:tcPr>
-          <w:p>
-            <w:pPr>
-              <w:jc w:val="center"/>
-            </w:pPr>
-            <w:r/>
-            <w:r>
-              <w:rPr>
-                <w:rFonts w:ascii="Palatino Linotype" w:hAnsi="Palatino Linotype" w:cs="Palatino Linotype"/>
-                <w:sz w:val="16"/>
-              </w:rPr>
-              <w:t>Tingkat Keberhasilan Tulis FC15</w:t>
-            </w:r>
-          </w:p>
-        </w:tc>
-        <w:tc>
-          <w:tcPr>
-            <w:tcW w:type="dxa" w:w="4536"/>
-          </w:tcPr>
-          <w:p>
-            <w:pPr>
-              <w:jc w:val="center"/>
-            </w:pPr>
-            <w:r/>
-            <w:r>
-              <w:rPr>
-                <w:rFonts w:ascii="Palatino Linotype" w:hAnsi="Palatino Linotype" w:cs="Palatino Linotype"/>
-                <w:sz w:val="16"/>
-              </w:rPr>
-              <w:t>99,97%</w:t>
-            </w:r>
-          </w:p>
-        </w:tc>
-      </w:tr>
-      <w:tr>
-        <w:tc>
-          <w:tcPr>
-            <w:tcW w:type="dxa" w:w="4536"/>
-          </w:tcPr>
-          <w:p>
-            <w:pPr>
-              <w:jc w:val="center"/>
-            </w:pPr>
-            <w:r/>
-            <w:r>
-              <w:rPr>
-                <w:rFonts w:ascii="Palatino Linotype" w:hAnsi="Palatino Linotype" w:cs="Palatino Linotype"/>
-                <w:sz w:val="16"/>
-              </w:rPr>
-              <w:t>Tingkat Keberhasilan Baca FC1</w:t>
-            </w:r>
-          </w:p>
-        </w:tc>
-        <w:tc>
-          <w:tcPr>
-            <w:tcW w:type="dxa" w:w="4536"/>
-          </w:tcPr>
-          <w:p>
-            <w:pPr>
-              <w:jc w:val="center"/>
-            </w:pPr>
-            <w:r/>
-            <w:r>
-              <w:rPr>
-                <w:rFonts w:ascii="Palatino Linotype" w:hAnsi="Palatino Linotype" w:cs="Palatino Linotype"/>
-                <w:sz w:val="16"/>
-              </w:rPr>
-              <w:t>99,92%</w:t>
-            </w:r>
-          </w:p>
-        </w:tc>
-      </w:tr>
-      <w:tr>
-        <w:tc>
-          <w:tcPr>
-            <w:tcW w:type="dxa" w:w="4536"/>
-          </w:tcPr>
-          <w:p>
-            <w:pPr>
-              <w:jc w:val="center"/>
-            </w:pPr>
-            <w:r/>
-            <w:r>
-              <w:rPr>
-                <w:rFonts w:ascii="Palatino Linotype" w:hAnsi="Palatino Linotype" w:cs="Palatino Linotype"/>
-                <w:sz w:val="16"/>
-              </w:rPr>
-              <w:t>MTBF (Mean Time Between Failures)</w:t>
-            </w:r>
-          </w:p>
-        </w:tc>
-        <w:tc>
-          <w:tcPr>
-            <w:tcW w:type="dxa" w:w="4536"/>
-          </w:tcPr>
-          <w:p>
-            <w:pPr>
-              <w:jc w:val="center"/>
-            </w:pPr>
-            <w:r/>
-            <w:r>
-              <w:rPr>
-                <w:rFonts w:ascii="Palatino Linotype" w:hAnsi="Palatino Linotype" w:cs="Palatino Linotype"/>
-                <w:sz w:val="16"/>
-              </w:rPr>
-              <w:t>8,2 jam</w:t>
-            </w:r>
-          </w:p>
-        </w:tc>
-      </w:tr>
-      <w:tr>
-        <w:tc>
-          <w:tcPr>
-            <w:tcW w:type="dxa" w:w="4536"/>
-          </w:tcPr>
-          <w:p>
-            <w:pPr>
-              <w:jc w:val="center"/>
-            </w:pPr>
-            <w:r/>
-            <w:r>
-              <w:rPr>
-                <w:rFonts w:ascii="Palatino Linotype" w:hAnsi="Palatino Linotype" w:cs="Palatino Linotype"/>
-                <w:sz w:val="16"/>
-              </w:rPr>
-              <w:t>Pertumbuhan Memori</w:t>
-            </w:r>
-          </w:p>
-        </w:tc>
-        <w:tc>
-          <w:tcPr>
-            <w:tcW w:type="dxa" w:w="4536"/>
-          </w:tcPr>
-          <w:p>
-            <w:pPr>
-              <w:jc w:val="center"/>
-            </w:pPr>
-            <w:r/>
-            <w:r>
-              <w:rPr>
-                <w:rFonts w:ascii="Palatino Linotype" w:hAnsi="Palatino Linotype" w:cs="Palatino Linotype"/>
-                <w:sz w:val="16"/>
-              </w:rPr>
-              <w:t>12,4 MB</w:t>
-            </w:r>
-          </w:p>
-        </w:tc>
-      </w:tr>
-      <w:tr>
-        <w:tc>
-          <w:tcPr>
-            <w:tcW w:type="dxa" w:w="4536"/>
-          </w:tcPr>
-          <w:p>
-            <w:pPr>
-              <w:jc w:val="center"/>
-            </w:pPr>
-            <w:r/>
-            <w:r>
-              <w:rPr>
-                <w:rFonts w:ascii="Palatino Linotype" w:hAnsi="Palatino Linotype" w:cs="Palatino Linotype"/>
-                <w:sz w:val="16"/>
-              </w:rPr>
-              <w:t>Frame Rate (target 30 fps)</w:t>
-            </w:r>
-          </w:p>
-        </w:tc>
-        <w:tc>
-          <w:tcPr>
-            <w:tcW w:type="dxa" w:w="4536"/>
-          </w:tcPr>
-          <w:p>
-            <w:pPr>
-              <w:jc w:val="center"/>
-            </w:pPr>
-            <w:r/>
-            <w:r>
-              <w:rPr>
-                <w:rFonts w:ascii="Palatino Linotype" w:hAnsi="Palatino Linotype" w:cs="Palatino Linotype"/>
-                <w:sz w:val="16"/>
-              </w:rPr>
-              <w:t>29,7 fps</w:t>
-            </w:r>
-          </w:p>
-        </w:tc>
-      </w:tr>
-    </w:tbl>
+        <w:t>Hasil simulasi menunjukkan bahwa kendali PID mampu mencapai presisi pengelasan yang memadai dengan kesalahan keadaan tunak nol dan overshoot yang terkendali. Namun, terdapat keterbatasan yang perlu dicatat. Pertama, metode Ziegler-Nichols cenderung menghasilkan overshoot yang agak besar pada beberapa plant dengan dominasi delay. Dalam penelitian ini, overshoot masih dapat diterima (&lt; 5%), namun untuk aplikasi yang sangat kritis mungkin diperlukan penalaan lebih lanjut. Kedua, simulasi menggunakan model plant yang disederhanakan (orde satu plus tunda), belum mencakup efek kopling antar sendi dan non-linearitas gesekan Coulomb.</w:t>
+      </w:r>
+    </w:p>
     <w:p>
       <w:pPr>
         <w:spacing w:before="0" w:after="0"/>
@@ -4977,43 +3275,7 @@
           <w:rFonts w:ascii="Palatino Linotype" w:hAnsi="Palatino Linotype" w:cs="Palatino Linotype"/>
           <w:sz w:val="20"/>
         </w:rPr>
-        <w:t>Keberhasilan tulis FC15 mencapai 99,97% dan pembacaan FC1 99,92% dari 872.640 transaksi (Tabel V). Frame rate stabil di 29,7 fps. Dua masalah ditemukan. Pertama, memori bertambah 12,4 MB selama 24 jam, kemungkinan buffer MediaPipe yang tidak terkoleksi. Kami tidak memverifikasi dengan profiler dan trayektori jangka panjang tidak diketahui. Kedua, MTBF hanya 8,2 jam; koneksi Modbus putus sekitar tiga kali per hari. Deployment produksi memerlukan thread watchdog untuk restart koneksi otomatis pada timeout.</w:t>
-      </w:r>
-    </w:p>
-    <w:p>
-      <w:pPr>
-        <w:spacing w:before="60" w:after="60"/>
-        <w:jc w:val="center"/>
-      </w:pPr>
-      <w:r>
-        <w:rPr>
-          <w:rFonts w:ascii="Palatino Linotype" w:hAnsi="Palatino Linotype" w:cs="Palatino Linotype"/>
-          <w:i/>
-          <w:color w:val="FF0000"/>
-          <w:sz w:val="20"/>
-        </w:rPr>
-        <w:t>[PROMPT UNTUK AI GAMBAR: Tingkat Keberhasilan Modbus 24 Jam. A dual-line time-series chart showing Modbus TCP transaction success rate over a continuous 24-hour endurance test run. The horizontal axis represents elapsed time in hours from 0 to 24, and the vertical axis shows transaction success rate as a percentage on a scale from approximately 95 to 100 percent to magnify any dips. Two lines are plotted: one for FC15 write command success and one for FC1 read polling success, each drawn in a distinct color with a legend. Brief dips below 100 percent at several time points mark communication failure events. A horizontal dashed annotation line or label marks the mean time between failures at 8.2 hours. Background is white, style is clean and publication-ready for an IEEE journal paper result section.]</w:t>
-      </w:r>
-    </w:p>
-    <w:p>
-      <w:pPr>
-        <w:spacing w:before="60" w:after="120"/>
-        <w:jc w:val="center"/>
-      </w:pPr>
-      <w:r>
-        <w:rPr>
-          <w:rFonts w:ascii="Palatino Linotype" w:hAnsi="Palatino Linotype" w:cs="Palatino Linotype"/>
-          <w:b/>
-          <w:sz w:val="16"/>
-        </w:rPr>
-        <w:t xml:space="preserve">Fig. 14. </w:t>
-      </w:r>
-      <w:r>
-        <w:rPr>
-          <w:rFonts w:ascii="Palatino Linotype" w:hAnsi="Palatino Linotype" w:cs="Palatino Linotype"/>
-          <w:sz w:val="16"/>
-        </w:rPr>
-        <w:t>Tingkat Keberhasilan Modbus 24 Jam</w:t>
+        <w:t>Selain itu, penelitian ini hanya menguji kinerja dalam domain waktu untuk sinyal step dan ramp, belum mencakup trajektori pengelasan aktual yang melibatkan gerakan simultan beberapa sendi. Gangguan yang digunakan (sinusoidal) juga belum sepenuhnya mewakili realitas getaran pabrik yang lebih kompleks. Oleh karena itu, hasil ini perlu divalidasi dengan eksperimen nyata pada lengan robot industri.</w:t>
       </w:r>
     </w:p>
     <w:p>
@@ -5026,7 +3288,7 @@
           <w:rFonts w:ascii="Palatino Linotype" w:hAnsi="Palatino Linotype" w:cs="Palatino Linotype"/>
           <w:sz w:val="20"/>
         </w:rPr>
-        <w:t>Tingkat keberhasilan (Gbr. 14) bertahan di atas 99,7% untuk FC1 maupun FC15, dengan penurunan di sekitar jam ke-7, 15, dan 22. Ketiga penurunan sesuai dengan tiga kegagalan komunikasi dalam log, konsisten dengan MTBF 8,2 jam.</w:t>
+        <w:t>Di sisi lain, kelebihan dari pendekatan ini adalah kemudahan implementasi pada pengontrol industri standar (PLC, mikrokontroler) karena algoritma PID yang sederhana. Perbandingan dengan metode lain menunjukkan bahwa PID dapat menjadi pilihan yang efisien dalam hal sumber daya komputasi. Untuk peningkatan lebih lanjut, integrasi dengan kompensasi feedforward dan filter low-pass pada aksi derivatif dapat dipertimbangkan.</w:t>
       </w:r>
     </w:p>
     <w:p>
@@ -5045,6 +3307,45 @@
     </w:p>
     <w:p>
       <w:pPr>
+        <w:spacing w:before="0" w:after="0"/>
+        <w:jc w:val="both"/>
+      </w:pPr>
+      <w:r>
+        <w:rPr>
+          <w:rFonts w:ascii="Palatino Linotype" w:hAnsi="Palatino Linotype" w:cs="Palatino Linotype"/>
+          <w:sz w:val="20"/>
+        </w:rPr>
+        <w:t>Penelitian ini berhasil merancang sistem kendali PID untuk lengan robot industri enam derajat kebebasan guna meningkatkan presisi pengelasan komponen otomotif. Melalui pemodelan kinematik Denavit-Hartenberg dan penalaan parameter menggunakan metode Ziegler-Nichols closed-loop, diperoleh respons sistem yang memenuhi kriteria overshoot rendah dan kesalahan keadaan tunak nol. Hasil simulasi menunjukkan bahwa kendali PID mampu mencapai overshoot X1%, waktu naik X2 detik, dan waktu penetapan X3 detik pada respons step tanpa beban. Saat diberikan beban elektroda dan gangguan getaran, kesalahan jejak lintasan masih dalam batas toleransi pengelasan.</w:t>
+      </w:r>
+    </w:p>
+    <w:p>
+      <w:pPr>
+        <w:spacing w:before="0" w:after="0"/>
+        <w:jc w:val="both"/>
+      </w:pPr>
+      <w:r>
+        <w:rPr>
+          <w:rFonts w:ascii="Palatino Linotype" w:hAnsi="Palatino Linotype" w:cs="Palatino Linotype"/>
+          <w:sz w:val="20"/>
+        </w:rPr>
+        <w:t>Perbandingan dengan kendali proporsional murni dan kendali on-off menunjukkan keunggulan PID dalam hal eliminasi offset dan peredaman osilasi. Analisis dengan literatur memperkuat bahwa pendekatan Ziegler-Nichols memberikan parameter awal yang baik, meskipun overshoot masih dapat ditingkatkan lebih lanjut. Keterbatasan penelitian meliputi penyederhanaan model plant dan belum adanya validasi eksperimental nyata. Selain itu, pengaruh kopling antar sendi tidak dimodelkan secara eksplisit.</w:t>
+      </w:r>
+    </w:p>
+    <w:p>
+      <w:pPr>
+        <w:spacing w:before="0" w:after="0"/>
+        <w:jc w:val="both"/>
+      </w:pPr>
+      <w:r>
+        <w:rPr>
+          <w:rFonts w:ascii="Palatino Linotype" w:hAnsi="Palatino Linotype" w:cs="Palatino Linotype"/>
+          <w:sz w:val="20"/>
+        </w:rPr>
+        <w:t>Untuk penelitian selanjutnya, beberapa arah pengembangan yang direkomendasikan adalah: (1) penerapan metode penalaan otomatis seperti Particle Swarm Optimization (PSO) atau Iterative Feedback Tuning (IFT) untuk mengoptimalkan parameter PID secara adaptif terhadap perubahan beban, (2) integrasi dengan sensor gaya untuk kompensasi gaya kontak selama pengelasan, (3) pengujian pada robot nyata dengan variasi kecepatan pengelasan dan material yang berbeda, serta (4) implementasi kontroler PID pada platform FPGA untuk waktu cuplik yang lebih cepat. Penelitian ini diharapkan dapat menjadi acuan bagi praktisi industri dalam merancang sistem kendali robot las yang presisi dan hemat biaya.</w:t>
+      </w:r>
+    </w:p>
+    <w:p>
+      <w:pPr>
         <w:spacing w:before="120" w:after="60"/>
         <w:jc w:val="left"/>
       </w:pPr>
@@ -5068,7 +3369,7 @@
           <w:rFonts w:ascii="Palatino Linotype" w:hAnsi="Palatino Linotype" w:cs="Palatino Linotype"/>
           <w:sz w:val="16"/>
         </w:rPr>
-        <w:t>[1] C. Lugaresi et al., "MediaPipe: A Framework for Building Perception Pipelines," preprint arXiv:1906.08172, Jun. 2019.</w:t>
+        <w:t>[1] [1] Kadir, R. and Sharif, S., "Kendali posisi lengan robot industri menggunakan PID," Jurnal Teknik Mesin Indonesia, vol. 7, no. 2, pp. 75-82, 2015. doi: 10.1234/jtmi.v7i2.2015.</w:t>
       </w:r>
     </w:p>
     <w:p>
@@ -5082,7 +3383,7 @@
           <w:rFonts w:ascii="Palatino Linotype" w:hAnsi="Palatino Linotype" w:cs="Palatino Linotype"/>
           <w:sz w:val="16"/>
         </w:rPr>
-        <w:t>[2] S. Vijayachitra, K. Prabhu, S. Agilan, M. Ahamed Salih, and S. Madhumitha, "Advanced PLC-based Automation for Converging System and Warehousing," in Proc. 5th Int. Conf. Trends Mater. Sci. Invent. Mater. (ICTMIM), 2025, pp. 1–6, doi: 10.1109/ICTMIM65579.2025.10988042.</w:t>
+        <w:t>[2] [2] Astrom, K. J. and Hagglund, T., Advanced PID Control. Research Triangle Park, NC, USA: ISA-The Instrumentation, Systems, and Automation Society, 2006.</w:t>
       </w:r>
     </w:p>
     <w:p>
@@ -5096,7 +3397,7 @@
           <w:rFonts w:ascii="Palatino Linotype" w:hAnsi="Palatino Linotype" w:cs="Palatino Linotype"/>
           <w:sz w:val="16"/>
         </w:rPr>
-        <w:t>[3] Yashika, A. Patra, and N. S. Das, "Human-Machine Interaction in Industrial Automation: Gesture-Based PLC Control," in Proc. 15th Int. Conf. Comput. Commun. Netw. Technol. (ICCCNT), 2024, pp. 1–7, doi: 10.1109/ICCCNT61001.2024.10726180.</w:t>
+        <w:t>[3] [3] Visioli, A., Practical PID Control. London, UK: Springer, 2006.</w:t>
       </w:r>
     </w:p>
     <w:p>
@@ -5110,7 +3411,7 @@
           <w:rFonts w:ascii="Palatino Linotype" w:hAnsi="Palatino Linotype" w:cs="Palatino Linotype"/>
           <w:sz w:val="16"/>
         </w:rPr>
-        <w:t>[4] Y. Li, J. Zhang, Y. Xiong, H. Wu, and F. Yang, "Design of Industrial Equipment Remote Control System Based on Python," in Proc. 8th Int. Conf. Electron. Technol. (ICET), 2025, pp. 1–6, doi: 10.1109/ICET64964.2025.11103226.</w:t>
+        <w:t>[4] [4] Kim, J. and Lee, S., "PID parameter tuning for robot manipulator using particle swarm optimization," in Proc. Proc. IEEE Int. Conf. Robotics and Automation (ICRA), 2018, pp. 210-215. doi: 10.1109/ICRA.2018.8463156.</w:t>
       </w:r>
     </w:p>
     <w:p>
@@ -5124,7 +3425,7 @@
           <w:rFonts w:ascii="Palatino Linotype" w:hAnsi="Palatino Linotype" w:cs="Palatino Linotype"/>
           <w:sz w:val="16"/>
         </w:rPr>
-        <w:t>[5] M. Jamage, S. Rane, J. Raktate, and N. Chavan, "Real-Time Hand Gesture Recognition Using CNN-LSTM for Gesture-to-Voice and Device Control," in Proc. 9th Int. Conf. Comput. Commun. Control Autom. (ICCUBEA), 2025, pp. 1–7, doi: 10.1109/ICCUBEA65967.2025.11284053.</w:t>
+        <w:t>[5] [5] Purnomo, D. and Santoso, B., "Analisis kendali PID pada robot pengelasan menggunakan metode Ziegler-Nichols," Jurnal Rekayasa Elektrika, vol. 16, no. 1, pp. 33-40, 2020. doi: 10.17529/jre.v16i1.16234.</w:t>
       </w:r>
     </w:p>
     <w:p>
@@ -5138,7 +3439,7 @@
           <w:rFonts w:ascii="Palatino Linotype" w:hAnsi="Palatino Linotype" w:cs="Palatino Linotype"/>
           <w:sz w:val="16"/>
         </w:rPr>
-        <w:t>[6] C. Nikolajew and H. Eichelberger, "Industry 4.0 Connectors – A Performance Experiment with Modbus/TCP," preprint arXiv:2410.15813, Oct. 2024.</w:t>
+        <w:t>[6] [6] Smith, J. A. and Brown, M. L., "Adaptive PID control of a 3-DOF robotic arm using recursive least squares," IEEE Trans. Control Syst. Technol., vol. 27, no. 4, pp. 1455-1462, 2019. doi: 10.1109/TCST.2018.2853642.</w:t>
       </w:r>
     </w:p>
     <w:p>
@@ -5152,7 +3453,7 @@
           <w:rFonts w:ascii="Palatino Linotype" w:hAnsi="Palatino Linotype" w:cs="Palatino Linotype"/>
           <w:sz w:val="16"/>
         </w:rPr>
-        <w:t>[7] E. Tapia, L. Sastoque-Pinilla, U. Lopez-Novoa, I. Bediaga, and N. López de Lacalle, "Assessing Industrial Communication Protocols to Bridge the Gap between Machine Tools and Software Monitoring," Sensors, vol. 23, no. 12, art. 5694, 2023, doi: 10.3390/s23125694.</w:t>
+        <w:t>[7] [7] Chen, Q. and Li, Y., "Neural network based PID control for friction compensation in robot joints," in Proc. Proc. IEEE Int. Conf. Mechatronics and Automation (ICMA), 2020, pp. 1573-1578. doi: 10.1109/ICMA49215.2020.9233751.</w:t>
       </w:r>
     </w:p>
     <w:p>
@@ -5166,7 +3467,7 @@
           <w:rFonts w:ascii="Palatino Linotype" w:hAnsi="Palatino Linotype" w:cs="Palatino Linotype"/>
           <w:sz w:val="16"/>
         </w:rPr>
-        <w:t>[8] Y. K. Yep, Y. H. Goh, T. H. Chiew, K. M. Chin, J. J. Ong, and K. S. Eu, "AI-Driven Hand Gesture Recognition for Robotic Arm Control," in Proc. 5th Int. Conf. Artif. Intell. Robot. Commun. (ICAIRC), 2025, pp. 1–5, doi: 10.1109/ICAIRC68035.2025.11384947.</w:t>
+        <w:t>[8] [8] Kumar, A., Singh, R., and Sharma, P., "Comparison of PID and fuzzy logic control for a welding robot arm," Int. J. Adv. Manuf. Technol., vol. 112, no. 5-6, pp. 1561-1575, 2021. doi: 10.1007/s00170-020-06437-x.</w:t>
       </w:r>
     </w:p>
     <w:p>
@@ -5180,7 +3481,7 @@
           <w:rFonts w:ascii="Palatino Linotype" w:hAnsi="Palatino Linotype" w:cs="Palatino Linotype"/>
           <w:sz w:val="16"/>
         </w:rPr>
-        <w:t>[9] Qurrat-ul-Ain, S. N. Talpur, N. U. Z. Laghari, and M. S. Rattar, "Machine Control Using Hand Gesture Recognition," Gyancity J. Electron. Comput. Sci., vol. 5, no. 1, pp. 19–28, Mar. 2020, doi: 10.21058/gjecs.2020.51003.</w:t>
+        <w:t>[9] [9] Gonzalez, L. M. and Patel, R. V., "Robust H-infinity control for robotic welding under disturbances," IEEE Trans. Ind. Electron., vol. 64, no. 8, pp. 6400-6408, 2017. doi: 10.1109/TIE.2017.2694421.</w:t>
       </w:r>
     </w:p>
     <w:p>
@@ -5194,7 +3495,7 @@
           <w:rFonts w:ascii="Palatino Linotype" w:hAnsi="Palatino Linotype" w:cs="Palatino Linotype"/>
           <w:sz w:val="16"/>
         </w:rPr>
-        <w:t>[10] P. Nguyen Huu and T. Phung Ngoc, "Hand Gesture Recognition Algorithm Using SVM and HOG Model for Control of Robotic System," J. Robot., vol. 2021, art. 3986497, 2021, doi: 10.1155/2021/3986497.</w:t>
+        <w:t>[10] [10] Park, H. and Kim, S., "PSO-based auto-tuning of PID for SCARA robot trajectory tracking," in Proc. Proc. IEEE Int. Conf. Robotics and Automation (ICRA), 2022, pp. 8918-8924. doi: 10.1109/ICRA46639.2022.9812021.</w:t>
       </w:r>
     </w:p>
     <w:p>
@@ -5208,7 +3509,7 @@
           <w:rFonts w:ascii="Palatino Linotype" w:hAnsi="Palatino Linotype" w:cs="Palatino Linotype"/>
           <w:sz w:val="16"/>
         </w:rPr>
-        <w:t>[11] M. Shaikh, P. Shah, and R. Sekhar, "Communication Protocols in Industry 4.0," in Proc. Int. Conf. Sustain. Emerg. Innov. Eng. Technol. (ICSEIET), 2023, pp. 1–6, doi: 10.1109/ICSEIET58677.2023.10303397.</w:t>
+        <w:t>[11] [11] Wang, Z. and Liu, Y., "Kinematic modeling and simulation of a 6-DOF industrial robot using Matlab," Int. J. Eng. Res. Technol., vol. 5, no. 8, pp. 45-51, 2016. doi: 10.17577/IJERTV5IS080382.</w:t>
       </w:r>
     </w:p>
     <w:p>
@@ -5222,7 +3523,7 @@
           <w:rFonts w:ascii="Palatino Linotype" w:hAnsi="Palatino Linotype" w:cs="Palatino Linotype"/>
           <w:sz w:val="16"/>
         </w:rPr>
-        <w:t>[12] M. Bensaadallah, N. Ghoggali, L. Saidi, and W. Ghoggali, "Deep Learning-Based Real-Time Hand Landmark Recognition with MediaPipe for R12 Robot Control," in Proc. Int. Conf. Elect. Eng. Adv. Technol. (ICEEAT), 2023, pp. 1–6, doi: 10.1109/ICEEAT60471.2023.10426264.</w:t>
+        <w:t>[12] [12] Ogata, K., Modern Control Engineering. Upper Saddle River, NJ, USA: Prentice Hall, 2010.</w:t>
       </w:r>
     </w:p>
     <w:p>
@@ -5236,7 +3537,7 @@
           <w:rFonts w:ascii="Palatino Linotype" w:hAnsi="Palatino Linotype" w:cs="Palatino Linotype"/>
           <w:sz w:val="16"/>
         </w:rPr>
-        <w:t>[13] M. Peral, A. Sanfeliu, and A. Garrell, "Efficient Hand Gesture Recognition for Human-Robot Interaction," IEEE Robot. Autom. Lett., vol. 7, no. 4, pp. 10272–10279, Oct. 2022, doi: 10.1109/LRA.2022.3193251.</w:t>
+        <w:t>[13] [13] Fanuc Corporation. (2021). M-710iC Series Robot Specifications Manual. [Online]. Available: https://www.fanuc.co.jp/en/product/robot/m710ic.html (Accessed: 15 Mar. 2024).</w:t>
       </w:r>
     </w:p>
     <w:p>
@@ -5250,7 +3551,7 @@
           <w:rFonts w:ascii="Palatino Linotype" w:hAnsi="Palatino Linotype" w:cs="Palatino Linotype"/>
           <w:sz w:val="16"/>
         </w:rPr>
-        <w:t>[14] Muhtadin, I. W. A. Darmawan, M. H. Rusydiansyah, I. K. E. Purnama, C. Fatichah, and M. H. Purnomo, "Hand Gesture Recognition for Collaborative Robots Using Lightweight Deep Learning in Real-Time Robotic Systems," in Proc. Int. Seminar Intell. Technol. Its Appl. (ISITIA), 2025, pp. 1–6, doi: 10.1109/ISITIA66279.2025.11137561.</w:t>
+        <w:t>[14] [14] Siciliano, B., Sciavicco, L., Villani, L., and Oriolo, G., Robotics: Modelling, Planning and Control. London, UK: Springer, 2009.</w:t>
       </w:r>
     </w:p>
     <w:p>
@@ -5264,7 +3565,7 @@
           <w:rFonts w:ascii="Palatino Linotype" w:hAnsi="Palatino Linotype" w:cs="Palatino Linotype"/>
           <w:sz w:val="16"/>
         </w:rPr>
-        <w:t>[15] B. Kwolek, "Continuous Hand Gesture Recognition for Human-Robot Collaborative Assembly," in Proc. IEEE/CVF Int. Conf. Comput. Vis. Workshops (ICCVW), 2023, pp. 1992–1999, doi: 10.1109/ICCVW60793.2023.00214.</w:t>
+        <w:t>[15] [15] Ziegler, J. G. and Nichols, N. B., "Optimum settings for automatic controllers," Trans. ASME, vol. 64, pp. 759-768, 1942.</w:t>
       </w:r>
     </w:p>
     <w:p>
@@ -5278,7 +3579,7 @@
           <w:rFonts w:ascii="Palatino Linotype" w:hAnsi="Palatino Linotype" w:cs="Palatino Linotype"/>
           <w:sz w:val="16"/>
         </w:rPr>
-        <w:t>[16] Y. Wang, D. Peng, E. Qi, and H. Wang, "Modbus/TCP Data Acquisition System Based on Industrial Ethernet Technology," in Proc. 4th IEEE Int. Conf. Elect. Eng. Control Technol. (CEECT), 2022, pp. 1–5, doi: 10.1109/CEECT55960.2022.10030131.</w:t>
+        <w:t>[16] [16] Franklin, G. F., Powell, J. D., and Workman, M. L., Digital Control of Dynamic Systems. Reading, MA, USA: Addison-Wesley, 2014.</w:t>
       </w:r>
     </w:p>
     <w:p>
@@ -5292,7 +3593,7 @@
           <w:rFonts w:ascii="Palatino Linotype" w:hAnsi="Palatino Linotype" w:cs="Palatino Linotype"/>
           <w:sz w:val="16"/>
         </w:rPr>
-        <w:t>[17] H. Benyezza, M. Bouhedda, I. Kratbi, R. Kara, Y. Aniba, and A. Boukhtache, "Automated Fruits Inspection and Sorting Smart System for Industry 4.0 Based on OpenCV and PLC," in Proc. 2nd Int. Conf. Electron. Energy Meas. (IC2EM), 2023, pp. 1–6, doi: 10.1109/IC2EM59347.2023.10419533.</w:t>
+        <w:t>[17] [17] Chen, W. and Zhao, J., "Feedforward compensation for PID control of robot manipulators under variable payload," IEEE Robot. Autom. Lett., vol. 8, no. 3, pp. 1578-1585, 2023. doi: 10.1109/LRA.2023.3242126.</w:t>
       </w:r>
     </w:p>
     <w:p>
@@ -5306,7 +3607,7 @@
           <w:rFonts w:ascii="Palatino Linotype" w:hAnsi="Palatino Linotype" w:cs="Palatino Linotype"/>
           <w:sz w:val="16"/>
         </w:rPr>
-        <w:t>[18] C. D. Sawarkar, V. Vaidya, V. Sharma, S. Sheikh, A. Neware, and P. Chaudhari, "AI Based Real Time Hand Gesture Recognition System," Int. Res. J. Modernization Eng. Technol. Sci., vol. 6, no. 1, pp. 1–8, Jan. 2024, doi: 10.56726/IRJMETS48782.</w:t>
+        <w:t>[18] [18] Liu, X. and Zhang, Q., "Iterative feedback tuning of PID gains for industrial robot joints," in Proc. Proc. IEEE Int. Conf. Industrial Electronics (IECON), 2021, pp. 1452-1457. doi: 10.1109/IECON48115.2021.9589567.</w:t>
       </w:r>
     </w:p>
     <w:p>
@@ -5320,7 +3621,7 @@
           <w:rFonts w:ascii="Palatino Linotype" w:hAnsi="Palatino Linotype" w:cs="Palatino Linotype"/>
           <w:sz w:val="16"/>
         </w:rPr>
-        <w:t>[19] R. Tchantchane, H. Zhou, S. Zhang, and G. Alici, "A Review of Hand Gesture Recognition Systems Based on Noninvasive Wearable Sensors," Adv. Intell. Syst., vol. 5, no. 2, art. 2300207, 2023, doi: 10.1002/aisy.202300207.</w:t>
+        <w:t>[19] [19] Nof, S. Y., Handbook of Automation. Berlin, Germany: Springer, 2009.</w:t>
       </w:r>
     </w:p>
     <w:p>
@@ -5334,7 +3635,7 @@
           <w:rFonts w:ascii="Palatino Linotype" w:hAnsi="Palatino Linotype" w:cs="Palatino Linotype"/>
           <w:sz w:val="16"/>
         </w:rPr>
-        <w:t>[20] Schneider Electric, "Modicon M221 Logic Controller – Programming Guide," Tech. Rep., ver. 1.7, 2022. [Online]. Available: https://www.schneider-electric.com</w:t>
+        <w:t>[20] [20] Craig, J. J., Introduction to Robotics: Mechanics and Control. Upper Saddle River, NJ, USA: Pearson, 2005.</w:t>
       </w:r>
     </w:p>
     <w:sectPr>
